--- a/golden/uart/docs/word/02-可编程逻辑器件软件需求规格说明.docx
+++ b/golden/uart/docs/word/02-可编程逻辑器件软件需求规格说明.docx
@@ -45,7 +45,7 @@
             <w:r/>
             <w:r>
               <w:rPr>
-                <w:rFonts w:ascii="FangSong_GB2312" w:hAnsi="FangSong_GB2312" w:eastAsia="FangSong_GB2312" w:cs="FangSong_GB2312"/>
+                <w:rFonts w:ascii="Songti SC" w:hAnsi="Songti SC" w:eastAsia="Songti SC" w:cs="Songti SC"/>
                 <w:b/>
                 <w:sz w:val="18"/>
               </w:rPr>
@@ -72,7 +72,7 @@
             <w:r/>
             <w:r>
               <w:rPr>
-                <w:rFonts w:ascii="FangSong_GB2312" w:hAnsi="FangSong_GB2312" w:eastAsia="FangSong_GB2312" w:cs="FangSong_GB2312"/>
+                <w:rFonts w:ascii="Songti SC" w:hAnsi="Songti SC" w:eastAsia="Songti SC" w:cs="Songti SC"/>
                 <w:b/>
                 <w:sz w:val="18"/>
               </w:rPr>
@@ -100,7 +100,7 @@
             <w:r/>
             <w:r>
               <w:rPr>
-                <w:rFonts w:ascii="FangSong_GB2312" w:hAnsi="FangSong_GB2312" w:eastAsia="FangSong_GB2312" w:cs="FangSong_GB2312"/>
+                <w:rFonts w:ascii="Songti SC" w:hAnsi="Songti SC" w:eastAsia="Songti SC" w:cs="Songti SC"/>
                 <w:b w:val="0"/>
                 <w:sz w:val="18"/>
               </w:rPr>
@@ -126,11 +126,11 @@
             <w:r/>
             <w:r>
               <w:rPr>
-                <w:rFonts w:ascii="FangSong_GB2312" w:hAnsi="FangSong_GB2312" w:eastAsia="FangSong_GB2312" w:cs="FangSong_GB2312"/>
-                <w:b w:val="0"/>
-                <w:sz w:val="18"/>
-              </w:rPr>
-              <w:t>UART-DOC-002 / v2.3 candidate</w:t>
+                <w:rFonts w:ascii="Songti SC" w:hAnsi="Songti SC" w:eastAsia="Songti SC" w:cs="Songti SC"/>
+                <w:b w:val="0"/>
+                <w:sz w:val="18"/>
+              </w:rPr>
+              <w:t>UART-DOC-002 / v2.5 candidate</w:t>
             </w:r>
           </w:p>
         </w:tc>
@@ -154,7 +154,7 @@
             <w:r/>
             <w:r>
               <w:rPr>
-                <w:rFonts w:ascii="FangSong_GB2312" w:hAnsi="FangSong_GB2312" w:eastAsia="FangSong_GB2312" w:cs="FangSong_GB2312"/>
+                <w:rFonts w:ascii="Songti SC" w:hAnsi="Songti SC" w:eastAsia="Songti SC" w:cs="Songti SC"/>
                 <w:b w:val="0"/>
                 <w:sz w:val="18"/>
               </w:rPr>
@@ -180,7 +180,7 @@
             <w:r/>
             <w:r>
               <w:rPr>
-                <w:rFonts w:ascii="FangSong_GB2312" w:hAnsi="FangSong_GB2312" w:eastAsia="FangSong_GB2312" w:cs="FangSong_GB2312"/>
+                <w:rFonts w:ascii="Songti SC" w:hAnsi="Songti SC" w:eastAsia="Songti SC" w:cs="Songti SC"/>
                 <w:b w:val="0"/>
                 <w:sz w:val="18"/>
               </w:rPr>
@@ -208,7 +208,7 @@
             <w:r/>
             <w:r>
               <w:rPr>
-                <w:rFonts w:ascii="FangSong_GB2312" w:hAnsi="FangSong_GB2312" w:eastAsia="FangSong_GB2312" w:cs="FangSong_GB2312"/>
+                <w:rFonts w:ascii="Songti SC" w:hAnsi="Songti SC" w:eastAsia="Songti SC" w:cs="Songti SC"/>
                 <w:b w:val="0"/>
                 <w:sz w:val="18"/>
               </w:rPr>
@@ -234,11 +234,11 @@
             <w:r/>
             <w:r>
               <w:rPr>
-                <w:rFonts w:ascii="FangSong_GB2312" w:hAnsi="FangSong_GB2312" w:eastAsia="FangSong_GB2312" w:cs="FangSong_GB2312"/>
-                <w:b w:val="0"/>
-                <w:sz w:val="18"/>
-              </w:rPr>
-              <w:t>2026-08-27</w:t>
+                <w:rFonts w:ascii="Songti SC" w:hAnsi="Songti SC" w:eastAsia="Songti SC" w:cs="Songti SC"/>
+                <w:b w:val="0"/>
+                <w:sz w:val="18"/>
+              </w:rPr>
+              <w:t>2026-08-28</w:t>
             </w:r>
           </w:p>
         </w:tc>
@@ -262,7 +262,7 @@
             <w:r/>
             <w:r>
               <w:rPr>
-                <w:rFonts w:ascii="FangSong_GB2312" w:hAnsi="FangSong_GB2312" w:eastAsia="FangSong_GB2312" w:cs="FangSong_GB2312"/>
+                <w:rFonts w:ascii="Songti SC" w:hAnsi="Songti SC" w:eastAsia="Songti SC" w:cs="Songti SC"/>
                 <w:b w:val="0"/>
                 <w:sz w:val="18"/>
               </w:rPr>
@@ -288,7 +288,7 @@
             <w:r/>
             <w:r>
               <w:rPr>
-                <w:rFonts w:ascii="FangSong_GB2312" w:hAnsi="FangSong_GB2312" w:eastAsia="FangSong_GB2312" w:cs="FangSong_GB2312"/>
+                <w:rFonts w:ascii="Songti SC" w:hAnsi="Songti SC" w:eastAsia="Songti SC" w:cs="Songti SC"/>
                 <w:b w:val="0"/>
                 <w:sz w:val="18"/>
               </w:rPr>
@@ -316,7 +316,7 @@
             <w:r/>
             <w:r>
               <w:rPr>
-                <w:rFonts w:ascii="FangSong_GB2312" w:hAnsi="FangSong_GB2312" w:eastAsia="FangSong_GB2312" w:cs="FangSong_GB2312"/>
+                <w:rFonts w:ascii="Songti SC" w:hAnsi="Songti SC" w:eastAsia="Songti SC" w:cs="Songti SC"/>
                 <w:b w:val="0"/>
                 <w:sz w:val="18"/>
               </w:rPr>
@@ -342,7 +342,7 @@
             <w:r/>
             <w:r>
               <w:rPr>
-                <w:rFonts w:ascii="FangSong_GB2312" w:hAnsi="FangSong_GB2312" w:eastAsia="FangSong_GB2312" w:cs="FangSong_GB2312"/>
+                <w:rFonts w:ascii="Songti SC" w:hAnsi="Songti SC" w:eastAsia="Songti SC" w:cs="Songti SC"/>
                 <w:b w:val="0"/>
                 <w:sz w:val="18"/>
               </w:rPr>
@@ -370,7 +370,7 @@
             <w:r/>
             <w:r>
               <w:rPr>
-                <w:rFonts w:ascii="FangSong_GB2312" w:hAnsi="FangSong_GB2312" w:eastAsia="FangSong_GB2312" w:cs="FangSong_GB2312"/>
+                <w:rFonts w:ascii="Songti SC" w:hAnsi="Songti SC" w:eastAsia="Songti SC" w:cs="Songti SC"/>
                 <w:b w:val="0"/>
                 <w:sz w:val="18"/>
               </w:rPr>
@@ -396,7 +396,7 @@
             <w:r/>
             <w:r>
               <w:rPr>
-                <w:rFonts w:ascii="FangSong_GB2312" w:hAnsi="FangSong_GB2312" w:eastAsia="FangSong_GB2312" w:cs="FangSong_GB2312"/>
+                <w:rFonts w:ascii="Songti SC" w:hAnsi="Songti SC" w:eastAsia="Songti SC" w:cs="Songti SC"/>
                 <w:b w:val="0"/>
                 <w:sz w:val="18"/>
               </w:rPr>
@@ -424,7 +424,7 @@
             <w:r/>
             <w:r>
               <w:rPr>
-                <w:rFonts w:ascii="FangSong_GB2312" w:hAnsi="FangSong_GB2312" w:eastAsia="FangSong_GB2312" w:cs="FangSong_GB2312"/>
+                <w:rFonts w:ascii="Songti SC" w:hAnsi="Songti SC" w:eastAsia="Songti SC" w:cs="Songti SC"/>
                 <w:b w:val="0"/>
                 <w:sz w:val="18"/>
               </w:rPr>
@@ -450,7 +450,7 @@
             <w:r/>
             <w:r>
               <w:rPr>
-                <w:rFonts w:ascii="FangSong_GB2312" w:hAnsi="FangSong_GB2312" w:eastAsia="FangSong_GB2312" w:cs="FangSong_GB2312"/>
+                <w:rFonts w:ascii="Songti SC" w:hAnsi="Songti SC" w:eastAsia="Songti SC" w:cs="Songti SC"/>
                 <w:b w:val="0"/>
                 <w:sz w:val="18"/>
               </w:rPr>
@@ -478,7 +478,7 @@
             <w:r/>
             <w:r>
               <w:rPr>
-                <w:rFonts w:ascii="FangSong_GB2312" w:hAnsi="FangSong_GB2312" w:eastAsia="FangSong_GB2312" w:cs="FangSong_GB2312"/>
+                <w:rFonts w:ascii="Songti SC" w:hAnsi="Songti SC" w:eastAsia="Songti SC" w:cs="Songti SC"/>
                 <w:b w:val="0"/>
                 <w:sz w:val="18"/>
               </w:rPr>
@@ -504,7 +504,7 @@
             <w:r/>
             <w:r>
               <w:rPr>
-                <w:rFonts w:ascii="FangSong_GB2312" w:hAnsi="FangSong_GB2312" w:eastAsia="FangSong_GB2312" w:cs="FangSong_GB2312"/>
+                <w:rFonts w:ascii="Songti SC" w:hAnsi="Songti SC" w:eastAsia="Songti SC" w:cs="Songti SC"/>
                 <w:b w:val="0"/>
                 <w:sz w:val="18"/>
               </w:rPr>
@@ -569,7 +569,7 @@
             <w:r/>
             <w:r>
               <w:rPr>
-                <w:rFonts w:ascii="FangSong_GB2312" w:hAnsi="FangSong_GB2312" w:eastAsia="FangSong_GB2312" w:cs="FangSong_GB2312"/>
+                <w:rFonts w:ascii="Songti SC" w:hAnsi="Songti SC" w:eastAsia="Songti SC" w:cs="Songti SC"/>
                 <w:b/>
                 <w:sz w:val="18"/>
               </w:rPr>
@@ -596,7 +596,7 @@
             <w:r/>
             <w:r>
               <w:rPr>
-                <w:rFonts w:ascii="FangSong_GB2312" w:hAnsi="FangSong_GB2312" w:eastAsia="FangSong_GB2312" w:cs="FangSong_GB2312"/>
+                <w:rFonts w:ascii="Songti SC" w:hAnsi="Songti SC" w:eastAsia="Songti SC" w:cs="Songti SC"/>
                 <w:b/>
                 <w:sz w:val="18"/>
               </w:rPr>
@@ -623,7 +623,7 @@
             <w:r/>
             <w:r>
               <w:rPr>
-                <w:rFonts w:ascii="FangSong_GB2312" w:hAnsi="FangSong_GB2312" w:eastAsia="FangSong_GB2312" w:cs="FangSong_GB2312"/>
+                <w:rFonts w:ascii="Songti SC" w:hAnsi="Songti SC" w:eastAsia="Songti SC" w:cs="Songti SC"/>
                 <w:b/>
                 <w:sz w:val="18"/>
               </w:rPr>
@@ -650,7 +650,7 @@
             <w:r/>
             <w:r>
               <w:rPr>
-                <w:rFonts w:ascii="FangSong_GB2312" w:hAnsi="FangSong_GB2312" w:eastAsia="FangSong_GB2312" w:cs="FangSong_GB2312"/>
+                <w:rFonts w:ascii="Songti SC" w:hAnsi="Songti SC" w:eastAsia="Songti SC" w:cs="Songti SC"/>
                 <w:b/>
                 <w:sz w:val="18"/>
               </w:rPr>
@@ -678,11 +678,11 @@
             <w:r/>
             <w:r>
               <w:rPr>
-                <w:rFonts w:ascii="FangSong_GB2312" w:hAnsi="FangSong_GB2312" w:eastAsia="FangSong_GB2312" w:cs="FangSong_GB2312"/>
-                <w:b w:val="0"/>
-                <w:sz w:val="18"/>
-              </w:rPr>
-              <w:t>v2.3 candidate</w:t>
+                <w:rFonts w:ascii="Songti SC" w:hAnsi="Songti SC" w:eastAsia="Songti SC" w:cs="Songti SC"/>
+                <w:b w:val="0"/>
+                <w:sz w:val="18"/>
+              </w:rPr>
+              <w:t>v2.5 candidate</w:t>
             </w:r>
           </w:p>
         </w:tc>
@@ -704,11 +704,11 @@
             <w:r/>
             <w:r>
               <w:rPr>
-                <w:rFonts w:ascii="FangSong_GB2312" w:hAnsi="FangSong_GB2312" w:eastAsia="FangSong_GB2312" w:cs="FangSong_GB2312"/>
-                <w:b w:val="0"/>
-                <w:sz w:val="18"/>
-              </w:rPr>
-              <w:t>2026-08-27</w:t>
+                <w:rFonts w:ascii="Songti SC" w:hAnsi="Songti SC" w:eastAsia="Songti SC" w:cs="Songti SC"/>
+                <w:b w:val="0"/>
+                <w:sz w:val="18"/>
+              </w:rPr>
+              <w:t>2026-08-28</w:t>
             </w:r>
           </w:p>
         </w:tc>
@@ -730,11 +730,11 @@
             <w:r/>
             <w:r>
               <w:rPr>
-                <w:rFonts w:ascii="FangSong_GB2312" w:hAnsi="FangSong_GB2312" w:eastAsia="FangSong_GB2312" w:cs="FangSong_GB2312"/>
-                <w:b w:val="0"/>
-                <w:sz w:val="18"/>
-              </w:rPr>
-              <w:t>按项目负责人决策将当前目标改为 XC7VX690T，增加板级包装与板载 USB-UART 边界、115200 扩展回归和中等保证要求；精确 part 与板级事实保持阻塞</w:t>
+                <w:rFonts w:ascii="Songti SC" w:hAnsi="Songti SC" w:eastAsia="Songti SC" w:cs="Songti SC"/>
+                <w:b w:val="0"/>
+                <w:sz w:val="18"/>
+              </w:rPr>
+              <w:t>绑定修订后 DIFF_SSTL15 输入哈希与 Mac→66 直连预码流验证证据，保持 formal/批准/板测阻塞</w:t>
             </w:r>
           </w:p>
         </w:tc>
@@ -756,7 +756,7 @@
             <w:r/>
             <w:r>
               <w:rPr>
-                <w:rFonts w:ascii="FangSong_GB2312" w:hAnsi="FangSong_GB2312" w:eastAsia="FangSong_GB2312" w:cs="FangSong_GB2312"/>
+                <w:rFonts w:ascii="Songti SC" w:hAnsi="Songti SC" w:eastAsia="Songti SC" w:cs="Songti SC"/>
                 <w:b w:val="0"/>
                 <w:sz w:val="18"/>
               </w:rPr>
@@ -784,11 +784,11 @@
             <w:r/>
             <w:r>
               <w:rPr>
-                <w:rFonts w:ascii="FangSong_GB2312" w:hAnsi="FangSong_GB2312" w:eastAsia="FangSong_GB2312" w:cs="FangSong_GB2312"/>
-                <w:b w:val="0"/>
-                <w:sz w:val="18"/>
-              </w:rPr>
-              <w:t>v2.2 candidate</w:t>
+                <w:rFonts w:ascii="Songti SC" w:hAnsi="Songti SC" w:eastAsia="Songti SC" w:cs="Songti SC"/>
+                <w:b w:val="0"/>
+                <w:sz w:val="18"/>
+              </w:rPr>
+              <w:t>v2.4 candidate</w:t>
             </w:r>
           </w:p>
         </w:tc>
@@ -810,11 +810,11 @@
             <w:r/>
             <w:r>
               <w:rPr>
-                <w:rFonts w:ascii="FangSong_GB2312" w:hAnsi="FangSong_GB2312" w:eastAsia="FangSong_GB2312" w:cs="FangSong_GB2312"/>
-                <w:b w:val="0"/>
-                <w:sz w:val="18"/>
-              </w:rPr>
-              <w:t>2026-08-26</w:t>
+                <w:rFonts w:ascii="Songti SC" w:hAnsi="Songti SC" w:eastAsia="Songti SC" w:cs="Songti SC"/>
+                <w:b w:val="0"/>
+                <w:sz w:val="18"/>
+              </w:rPr>
+              <w:t>2026-08-27</w:t>
             </w:r>
           </w:p>
         </w:tc>
@@ -836,11 +836,28 @@
             <w:r/>
             <w:r>
               <w:rPr>
-                <w:rFonts w:ascii="FangSong_GB2312" w:hAnsi="FangSong_GB2312" w:eastAsia="FangSong_GB2312" w:cs="FangSong_GB2312"/>
-                <w:b w:val="0"/>
-                <w:sz w:val="18"/>
-              </w:rPr>
-              <w:t>同步完整标准参考清单、来源边界和上游 v2.2；需求内容与 RTL 不变</w:t>
+                <w:rFonts w:ascii="Songti SC" w:hAnsi="Songti SC" w:eastAsia="Songti SC" w:cs="Songti SC"/>
+                <w:b w:val="0"/>
+                <w:sz w:val="18"/>
+              </w:rPr>
+              <w:t>固化 VC709/</w:t>
+            </w:r>
+            <w:r>
+              <w:rPr>
+                <w:rFonts w:ascii="Courier New" w:hAnsi="Courier New" w:eastAsia="Courier New" w:cs="Courier New"/>
+                <w:b w:val="0"/>
+                <w:color w:val="1F3A5F"/>
+                <w:sz w:val="17"/>
+              </w:rPr>
+              <w:t>xc7vx690tffg1761-2</w:t>
+            </w:r>
+            <w:r>
+              <w:rPr>
+                <w:rFonts w:ascii="Songti SC" w:hAnsi="Songti SC" w:eastAsia="Songti SC" w:cs="Songti SC"/>
+                <w:b w:val="0"/>
+                <w:sz w:val="18"/>
+              </w:rPr>
+              <w:t>、板级接口候选与预码流真实证据，更新 9600/115200 和 STA/CDC 验证状态</w:t>
             </w:r>
           </w:p>
         </w:tc>
@@ -862,7 +879,7 @@
             <w:r/>
             <w:r>
               <w:rPr>
-                <w:rFonts w:ascii="FangSong_GB2312" w:hAnsi="FangSong_GB2312" w:eastAsia="FangSong_GB2312" w:cs="FangSong_GB2312"/>
+                <w:rFonts w:ascii="Songti SC" w:hAnsi="Songti SC" w:eastAsia="Songti SC" w:cs="Songti SC"/>
                 <w:b w:val="0"/>
                 <w:sz w:val="18"/>
               </w:rPr>
@@ -890,11 +907,11 @@
             <w:r/>
             <w:r>
               <w:rPr>
-                <w:rFonts w:ascii="FangSong_GB2312" w:hAnsi="FangSong_GB2312" w:eastAsia="FangSong_GB2312" w:cs="FangSong_GB2312"/>
-                <w:b w:val="0"/>
-                <w:sz w:val="18"/>
-              </w:rPr>
-              <w:t>v2.1 candidate</w:t>
+                <w:rFonts w:ascii="Songti SC" w:hAnsi="Songti SC" w:eastAsia="Songti SC" w:cs="Songti SC"/>
+                <w:b w:val="0"/>
+                <w:sz w:val="18"/>
+              </w:rPr>
+              <w:t>v2.3 candidate</w:t>
             </w:r>
           </w:p>
         </w:tc>
@@ -916,11 +933,11 @@
             <w:r/>
             <w:r>
               <w:rPr>
-                <w:rFonts w:ascii="FangSong_GB2312" w:hAnsi="FangSong_GB2312" w:eastAsia="FangSong_GB2312" w:cs="FangSong_GB2312"/>
-                <w:b w:val="0"/>
-                <w:sz w:val="18"/>
-              </w:rPr>
-              <w:t>2026-08-26</w:t>
+                <w:rFonts w:ascii="Songti SC" w:hAnsi="Songti SC" w:eastAsia="Songti SC" w:cs="Songti SC"/>
+                <w:b w:val="0"/>
+                <w:sz w:val="18"/>
+              </w:rPr>
+              <w:t>2026-08-27</w:t>
             </w:r>
           </w:p>
         </w:tc>
@@ -942,11 +959,11 @@
             <w:r/>
             <w:r>
               <w:rPr>
-                <w:rFonts w:ascii="FangSong_GB2312" w:hAnsi="FangSong_GB2312" w:eastAsia="FangSong_GB2312" w:cs="FangSong_GB2312"/>
-                <w:b w:val="0"/>
-                <w:sz w:val="18"/>
-              </w:rPr>
-              <w:t>同步 GJB 438B-2009 参考集和上游候选文档版本；需求内容与 RTL 不变</w:t>
+                <w:rFonts w:ascii="Songti SC" w:hAnsi="Songti SC" w:eastAsia="Songti SC" w:cs="Songti SC"/>
+                <w:b w:val="0"/>
+                <w:sz w:val="18"/>
+              </w:rPr>
+              <w:t>按项目负责人决策将当前目标改为 XC7VX690T，增加板级包装与板载 USB-UART 边界、115200 扩展回归和中等保证要求；精确 part 与板级事实保持阻塞</w:t>
             </w:r>
           </w:p>
         </w:tc>
@@ -968,7 +985,7 @@
             <w:r/>
             <w:r>
               <w:rPr>
-                <w:rFonts w:ascii="FangSong_GB2312" w:hAnsi="FangSong_GB2312" w:eastAsia="FangSong_GB2312" w:cs="FangSong_GB2312"/>
+                <w:rFonts w:ascii="Songti SC" w:hAnsi="Songti SC" w:eastAsia="Songti SC" w:cs="Songti SC"/>
                 <w:b w:val="0"/>
                 <w:sz w:val="18"/>
               </w:rPr>
@@ -996,11 +1013,11 @@
             <w:r/>
             <w:r>
               <w:rPr>
-                <w:rFonts w:ascii="FangSong_GB2312" w:hAnsi="FangSong_GB2312" w:eastAsia="FangSong_GB2312" w:cs="FangSong_GB2312"/>
-                <w:b w:val="0"/>
-                <w:sz w:val="18"/>
-              </w:rPr>
-              <w:t>v2.0 candidate</w:t>
+                <w:rFonts w:ascii="Songti SC" w:hAnsi="Songti SC" w:eastAsia="Songti SC" w:cs="Songti SC"/>
+                <w:b w:val="0"/>
+                <w:sz w:val="18"/>
+              </w:rPr>
+              <w:t>v2.2 candidate</w:t>
             </w:r>
           </w:p>
         </w:tc>
@@ -1022,7 +1039,7 @@
             <w:r/>
             <w:r>
               <w:rPr>
-                <w:rFonts w:ascii="FangSong_GB2312" w:hAnsi="FangSong_GB2312" w:eastAsia="FangSong_GB2312" w:cs="FangSong_GB2312"/>
+                <w:rFonts w:ascii="Songti SC" w:hAnsi="Songti SC" w:eastAsia="Songti SC" w:cs="Songti SC"/>
                 <w:b w:val="0"/>
                 <w:sz w:val="18"/>
               </w:rPr>
@@ -1048,11 +1065,11 @@
             <w:r/>
             <w:r>
               <w:rPr>
-                <w:rFonts w:ascii="FangSong_GB2312" w:hAnsi="FangSong_GB2312" w:eastAsia="FangSong_GB2312" w:cs="FangSong_GB2312"/>
-                <w:b w:val="0"/>
-                <w:sz w:val="18"/>
-              </w:rPr>
-              <w:t>依据 GJB 9764-2020 附录 C 重组需求章条，补齐状态、数据、安全、保密、质量、约束和追踪章节</w:t>
+                <w:rFonts w:ascii="Songti SC" w:hAnsi="Songti SC" w:eastAsia="Songti SC" w:cs="Songti SC"/>
+                <w:b w:val="0"/>
+                <w:sz w:val="18"/>
+              </w:rPr>
+              <w:t>同步完整标准参考清单、来源边界和上游 v2.2；需求内容与 RTL 不变</w:t>
             </w:r>
           </w:p>
         </w:tc>
@@ -1074,7 +1091,219 @@
             <w:r/>
             <w:r>
               <w:rPr>
-                <w:rFonts w:ascii="FangSong_GB2312" w:hAnsi="FangSong_GB2312" w:eastAsia="FangSong_GB2312" w:cs="FangSong_GB2312"/>
+                <w:rFonts w:ascii="Songti SC" w:hAnsi="Songti SC" w:eastAsia="Songti SC" w:cs="Songti SC"/>
+                <w:b w:val="0"/>
+                <w:sz w:val="18"/>
+              </w:rPr>
+              <w:t>Agent 辅助拟制，待授权角色确认</w:t>
+            </w:r>
+          </w:p>
+        </w:tc>
+      </w:tr>
+      <w:tr>
+        <w:tc>
+          <w:tcPr>
+            <w:tcW w:type="dxa" w:w="1354"/>
+            <w:vAlign w:val="center"/>
+            <w:tcMar>
+              <w:top w:w="80" w:type="dxa"/>
+              <w:start w:w="120" w:type="dxa"/>
+              <w:bottom w:w="80" w:type="dxa"/>
+              <w:end w:w="120" w:type="dxa"/>
+            </w:tcMar>
+          </w:tcPr>
+          <w:p>
+            <w:pPr>
+              <w:spacing w:after="0"/>
+            </w:pPr>
+            <w:r/>
+            <w:r>
+              <w:rPr>
+                <w:rFonts w:ascii="Songti SC" w:hAnsi="Songti SC" w:eastAsia="Songti SC" w:cs="Songti SC"/>
+                <w:b w:val="0"/>
+                <w:sz w:val="18"/>
+              </w:rPr>
+              <w:t>v2.1 candidate</w:t>
+            </w:r>
+          </w:p>
+        </w:tc>
+        <w:tc>
+          <w:tcPr>
+            <w:tcW w:type="dxa" w:w="1805"/>
+            <w:vAlign w:val="center"/>
+            <w:tcMar>
+              <w:top w:w="80" w:type="dxa"/>
+              <w:start w:w="120" w:type="dxa"/>
+              <w:bottom w:w="80" w:type="dxa"/>
+              <w:end w:w="120" w:type="dxa"/>
+            </w:tcMar>
+          </w:tcPr>
+          <w:p>
+            <w:pPr>
+              <w:spacing w:after="0"/>
+            </w:pPr>
+            <w:r/>
+            <w:r>
+              <w:rPr>
+                <w:rFonts w:ascii="Songti SC" w:hAnsi="Songti SC" w:eastAsia="Songti SC" w:cs="Songti SC"/>
+                <w:b w:val="0"/>
+                <w:sz w:val="18"/>
+              </w:rPr>
+              <w:t>2026-08-26</w:t>
+            </w:r>
+          </w:p>
+        </w:tc>
+        <w:tc>
+          <w:tcPr>
+            <w:tcW w:type="dxa" w:w="4059"/>
+            <w:vAlign w:val="center"/>
+            <w:tcMar>
+              <w:top w:w="80" w:type="dxa"/>
+              <w:start w:w="120" w:type="dxa"/>
+              <w:bottom w:w="80" w:type="dxa"/>
+              <w:end w:w="120" w:type="dxa"/>
+            </w:tcMar>
+          </w:tcPr>
+          <w:p>
+            <w:pPr>
+              <w:spacing w:after="0"/>
+            </w:pPr>
+            <w:r/>
+            <w:r>
+              <w:rPr>
+                <w:rFonts w:ascii="Songti SC" w:hAnsi="Songti SC" w:eastAsia="Songti SC" w:cs="Songti SC"/>
+                <w:b w:val="0"/>
+                <w:sz w:val="18"/>
+              </w:rPr>
+              <w:t>同步 GJB 438B-2009 参考集和上游候选文档版本；需求内容与 RTL 不变</w:t>
+            </w:r>
+          </w:p>
+        </w:tc>
+        <w:tc>
+          <w:tcPr>
+            <w:tcW w:type="dxa" w:w="1807"/>
+            <w:vAlign w:val="center"/>
+            <w:tcMar>
+              <w:top w:w="80" w:type="dxa"/>
+              <w:start w:w="120" w:type="dxa"/>
+              <w:bottom w:w="80" w:type="dxa"/>
+              <w:end w:w="120" w:type="dxa"/>
+            </w:tcMar>
+          </w:tcPr>
+          <w:p>
+            <w:pPr>
+              <w:spacing w:after="0"/>
+            </w:pPr>
+            <w:r/>
+            <w:r>
+              <w:rPr>
+                <w:rFonts w:ascii="Songti SC" w:hAnsi="Songti SC" w:eastAsia="Songti SC" w:cs="Songti SC"/>
+                <w:b w:val="0"/>
+                <w:sz w:val="18"/>
+              </w:rPr>
+              <w:t>Agent 辅助拟制，待授权角色确认</w:t>
+            </w:r>
+          </w:p>
+        </w:tc>
+      </w:tr>
+      <w:tr>
+        <w:tc>
+          <w:tcPr>
+            <w:tcW w:type="dxa" w:w="1354"/>
+            <w:vAlign w:val="center"/>
+            <w:tcMar>
+              <w:top w:w="80" w:type="dxa"/>
+              <w:start w:w="120" w:type="dxa"/>
+              <w:bottom w:w="80" w:type="dxa"/>
+              <w:end w:w="120" w:type="dxa"/>
+            </w:tcMar>
+          </w:tcPr>
+          <w:p>
+            <w:pPr>
+              <w:spacing w:after="0"/>
+            </w:pPr>
+            <w:r/>
+            <w:r>
+              <w:rPr>
+                <w:rFonts w:ascii="Songti SC" w:hAnsi="Songti SC" w:eastAsia="Songti SC" w:cs="Songti SC"/>
+                <w:b w:val="0"/>
+                <w:sz w:val="18"/>
+              </w:rPr>
+              <w:t>v2.0 candidate</w:t>
+            </w:r>
+          </w:p>
+        </w:tc>
+        <w:tc>
+          <w:tcPr>
+            <w:tcW w:type="dxa" w:w="1805"/>
+            <w:vAlign w:val="center"/>
+            <w:tcMar>
+              <w:top w:w="80" w:type="dxa"/>
+              <w:start w:w="120" w:type="dxa"/>
+              <w:bottom w:w="80" w:type="dxa"/>
+              <w:end w:w="120" w:type="dxa"/>
+            </w:tcMar>
+          </w:tcPr>
+          <w:p>
+            <w:pPr>
+              <w:spacing w:after="0"/>
+            </w:pPr>
+            <w:r/>
+            <w:r>
+              <w:rPr>
+                <w:rFonts w:ascii="Songti SC" w:hAnsi="Songti SC" w:eastAsia="Songti SC" w:cs="Songti SC"/>
+                <w:b w:val="0"/>
+                <w:sz w:val="18"/>
+              </w:rPr>
+              <w:t>2026-08-26</w:t>
+            </w:r>
+          </w:p>
+        </w:tc>
+        <w:tc>
+          <w:tcPr>
+            <w:tcW w:type="dxa" w:w="4059"/>
+            <w:vAlign w:val="center"/>
+            <w:tcMar>
+              <w:top w:w="80" w:type="dxa"/>
+              <w:start w:w="120" w:type="dxa"/>
+              <w:bottom w:w="80" w:type="dxa"/>
+              <w:end w:w="120" w:type="dxa"/>
+            </w:tcMar>
+          </w:tcPr>
+          <w:p>
+            <w:pPr>
+              <w:spacing w:after="0"/>
+            </w:pPr>
+            <w:r/>
+            <w:r>
+              <w:rPr>
+                <w:rFonts w:ascii="Songti SC" w:hAnsi="Songti SC" w:eastAsia="Songti SC" w:cs="Songti SC"/>
+                <w:b w:val="0"/>
+                <w:sz w:val="18"/>
+              </w:rPr>
+              <w:t>依据 GJB 9764-2020 附录 C 重组需求章条，补齐状态、数据、安全、保密、质量、约束和追踪章节</w:t>
+            </w:r>
+          </w:p>
+        </w:tc>
+        <w:tc>
+          <w:tcPr>
+            <w:tcW w:type="dxa" w:w="1807"/>
+            <w:vAlign w:val="center"/>
+            <w:tcMar>
+              <w:top w:w="80" w:type="dxa"/>
+              <w:start w:w="120" w:type="dxa"/>
+              <w:bottom w:w="80" w:type="dxa"/>
+              <w:end w:w="120" w:type="dxa"/>
+            </w:tcMar>
+          </w:tcPr>
+          <w:p>
+            <w:pPr>
+              <w:spacing w:after="0"/>
+            </w:pPr>
+            <w:r/>
+            <w:r>
+              <w:rPr>
+                <w:rFonts w:ascii="Songti SC" w:hAnsi="Songti SC" w:eastAsia="Songti SC" w:cs="Songti SC"/>
                 <w:b w:val="0"/>
                 <w:sz w:val="18"/>
               </w:rPr>
@@ -1112,7 +1341,7 @@
       </w:pPr>
       <w:r>
         <w:rPr>
-          <w:rFonts w:ascii="FangSong_GB2312" w:hAnsi="FangSong_GB2312" w:eastAsia="FangSong_GB2312" w:cs="FangSong_GB2312"/>
+          <w:rFonts w:ascii="Songti SC" w:hAnsi="Songti SC" w:eastAsia="Songti SC" w:cs="Songti SC"/>
           <w:b w:val="0"/>
           <w:sz w:val="22"/>
         </w:rPr>
@@ -1129,7 +1358,7 @@
       </w:pPr>
       <w:r>
         <w:rPr>
-          <w:rFonts w:ascii="FangSong_GB2312" w:hAnsi="FangSong_GB2312" w:eastAsia="FangSong_GB2312" w:cs="FangSong_GB2312"/>
+          <w:rFonts w:ascii="Songti SC" w:hAnsi="Songti SC" w:eastAsia="Songti SC" w:cs="Songti SC"/>
           <w:b w:val="0"/>
           <w:sz w:val="22"/>
         </w:rPr>
@@ -1146,7 +1375,7 @@
       </w:pPr>
       <w:r>
         <w:rPr>
-          <w:rFonts w:ascii="FangSong_GB2312" w:hAnsi="FangSong_GB2312" w:eastAsia="FangSong_GB2312" w:cs="FangSong_GB2312"/>
+          <w:rFonts w:ascii="Songti SC" w:hAnsi="Songti SC" w:eastAsia="Songti SC" w:cs="Songti SC"/>
           <w:b w:val="0"/>
           <w:sz w:val="22"/>
         </w:rPr>
@@ -1163,7 +1392,7 @@
       </w:pPr>
       <w:r>
         <w:rPr>
-          <w:rFonts w:ascii="FangSong_GB2312" w:hAnsi="FangSong_GB2312" w:eastAsia="FangSong_GB2312" w:cs="FangSong_GB2312"/>
+          <w:rFonts w:ascii="Songti SC" w:hAnsi="Songti SC" w:eastAsia="Songti SC" w:cs="Songti SC"/>
           <w:b w:val="0"/>
           <w:sz w:val="22"/>
         </w:rPr>
@@ -1197,7 +1426,7 @@
       </w:pPr>
       <w:r>
         <w:rPr>
-          <w:rFonts w:ascii="FangSong_GB2312" w:hAnsi="FangSong_GB2312" w:eastAsia="FangSong_GB2312" w:cs="FangSong_GB2312"/>
+          <w:rFonts w:ascii="Songti SC" w:hAnsi="Songti SC" w:eastAsia="Songti SC" w:cs="Songti SC"/>
           <w:b w:val="0"/>
           <w:sz w:val="22"/>
         </w:rPr>
@@ -1214,11 +1443,11 @@
       </w:r>
       <w:r>
         <w:rPr>
-          <w:rFonts w:ascii="FangSong_GB2312" w:hAnsi="FangSong_GB2312" w:eastAsia="FangSong_GB2312" w:cs="FangSong_GB2312"/>
+          <w:rFonts w:ascii="Songti SC" w:hAnsi="Songti SC" w:eastAsia="Songti SC" w:cs="Songti SC"/>
           <w:b w:val="0"/>
           <w:sz w:val="22"/>
         </w:rPr>
-        <w:t xml:space="preserve">，规划的板级包装为 </w:t>
+        <w:t xml:space="preserve">，板级包装为 </w:t>
       </w:r>
       <w:r>
         <w:rPr>
@@ -1231,11 +1460,11 @@
       </w:r>
       <w:r>
         <w:rPr>
-          <w:rFonts w:ascii="FangSong_GB2312" w:hAnsi="FangSong_GB2312" w:eastAsia="FangSong_GB2312" w:cs="FangSong_GB2312"/>
+          <w:rFonts w:ascii="Songti SC" w:hAnsi="Songti SC" w:eastAsia="Songti SC" w:cs="Songti SC"/>
           <w:b w:val="0"/>
           <w:sz w:val="22"/>
         </w:rPr>
-        <w:t xml:space="preserve">；目标器件为 AMD Xilinx Virtex-7 XC7VX690T，候选 part </w:t>
+        <w:t xml:space="preserve">；目标平台为 AMD/Xilinx VC709 Rev 1.0 候选板和 </w:t>
       </w:r>
       <w:r>
         <w:rPr>
@@ -1248,28 +1477,11 @@
       </w:r>
       <w:r>
         <w:rPr>
-          <w:rFonts w:ascii="FangSong_GB2312" w:hAnsi="FangSong_GB2312" w:eastAsia="FangSong_GB2312" w:cs="FangSong_GB2312"/>
+          <w:rFonts w:ascii="Songti SC" w:hAnsi="Songti SC" w:eastAsia="Songti SC" w:cs="Songti SC"/>
           <w:b w:val="0"/>
           <w:sz w:val="22"/>
         </w:rPr>
-        <w:t xml:space="preserve"> 尚未由真实 Connector/Vivado 的 </w:t>
-      </w:r>
-      <w:r>
-        <w:rPr>
-          <w:rFonts w:ascii="Courier New" w:hAnsi="Courier New" w:eastAsia="Courier New" w:cs="Courier New"/>
-          <w:b w:val="0"/>
-          <w:color w:val="1F3A5F"/>
-          <w:sz w:val="21"/>
-        </w:rPr>
-        <w:t>get_parts -quiet xc7vx690t*</w:t>
-      </w:r>
-      <w:r>
-        <w:rPr>
-          <w:rFonts w:ascii="FangSong_GB2312" w:hAnsi="FangSong_GB2312" w:eastAsia="FangSong_GB2312" w:cs="FangSong_GB2312"/>
-          <w:b w:val="0"/>
-          <w:sz w:val="22"/>
-        </w:rPr>
-        <w:t xml:space="preserve"> 确认。本文档版本为 v2.3 candidate，无发布号或批准基线。</w:t>
+        <w:t>。真实 Connector/Vivado 2021.1 已通过 Mac→66 直连精确确认 part 并完成修订后预码流实现。本文档版本为 v2.5 candidate，无发布号或批准基线。</w:t>
       </w:r>
     </w:p>
     <w:p>
@@ -1286,28 +1498,11 @@
       </w:pPr>
       <w:r>
         <w:rPr>
-          <w:rFonts w:ascii="FangSong_GB2312" w:hAnsi="FangSong_GB2312" w:eastAsia="FangSong_GB2312" w:cs="FangSong_GB2312"/>
+          <w:rFonts w:ascii="Songti SC" w:hAnsi="Songti SC" w:eastAsia="Songti SC" w:cs="Songti SC"/>
           <w:b w:val="0"/>
           <w:sz w:val="22"/>
         </w:rPr>
-        <w:t xml:space="preserve">PLDS 在单一 100 MHz 时钟域内实现参数化 8N1 全双工异步收发。9600 bit/s 是基线配置，115200 bit/s 是必须执行的扩展回归配置。发送通道把同步并行字节转换为串行帧；接收通道对异步 </w:t>
-      </w:r>
-      <w:r>
-        <w:rPr>
-          <w:rFonts w:ascii="Courier New" w:hAnsi="Courier New" w:eastAsia="Courier New" w:cs="Courier New"/>
-          <w:b w:val="0"/>
-          <w:color w:val="1F3A5F"/>
-          <w:sz w:val="21"/>
-        </w:rPr>
-        <w:t>rxd</w:t>
-      </w:r>
-      <w:r>
-        <w:rPr>
-          <w:rFonts w:ascii="FangSong_GB2312" w:hAnsi="FangSong_GB2312" w:eastAsia="FangSong_GB2312" w:cs="FangSong_GB2312"/>
-          <w:b w:val="0"/>
-          <w:sz w:val="22"/>
-        </w:rPr>
-        <w:t xml:space="preserve"> 两级同步，以同步后的下降沿为起点进行中点采样，合法停止位更新字节，错误停止位丢弃帧并报告错误。板级包装负责把权威板卡时钟、复位和板载 USB-UART 映射到通用核，当前因板卡资料缺失而阻塞。</w:t>
+        <w:t>PLDS 在 100 MHz 核时钟域内实现参数化 8N1 全双工异步收发。9600 bit/s 是核级基线，115200 bit/s 是 VC709 板级回显配置和扩展回归。板级包装将 200 MHz 差分 SYSCLK 经 MMCM 变为 100 MHz，以 MMCM LOCKED 异步断言/两拍同步释放内部复位，并把 CP2103 UART 映射到通用核。</w:t>
       </w:r>
     </w:p>
     <w:p>
@@ -1324,7 +1519,7 @@
       </w:pPr>
       <w:r>
         <w:rPr>
-          <w:rFonts w:ascii="FangSong_GB2312" w:hAnsi="FangSong_GB2312" w:eastAsia="FangSong_GB2312" w:cs="FangSong_GB2312"/>
+          <w:rFonts w:ascii="Songti SC" w:hAnsi="Songti SC" w:eastAsia="Songti SC" w:cs="Songti SC"/>
           <w:b w:val="0"/>
           <w:sz w:val="22"/>
         </w:rPr>
@@ -1341,7 +1536,7 @@
       </w:r>
       <w:r>
         <w:rPr>
-          <w:rFonts w:ascii="FangSong_GB2312" w:hAnsi="FangSong_GB2312" w:eastAsia="FangSong_GB2312" w:cs="FangSong_GB2312"/>
+          <w:rFonts w:ascii="Songti SC" w:hAnsi="Songti SC" w:eastAsia="Songti SC" w:cs="Songti SC"/>
           <w:b w:val="0"/>
           <w:sz w:val="22"/>
         </w:rPr>
@@ -1392,7 +1587,7 @@
             <w:r/>
             <w:r>
               <w:rPr>
-                <w:rFonts w:ascii="FangSong_GB2312" w:hAnsi="FangSong_GB2312" w:eastAsia="FangSong_GB2312" w:cs="FangSong_GB2312"/>
+                <w:rFonts w:ascii="Songti SC" w:hAnsi="Songti SC" w:eastAsia="Songti SC" w:cs="Songti SC"/>
                 <w:b/>
                 <w:sz w:val="18"/>
               </w:rPr>
@@ -1419,7 +1614,7 @@
             <w:r/>
             <w:r>
               <w:rPr>
-                <w:rFonts w:ascii="FangSong_GB2312" w:hAnsi="FangSong_GB2312" w:eastAsia="FangSong_GB2312" w:cs="FangSong_GB2312"/>
+                <w:rFonts w:ascii="Songti SC" w:hAnsi="Songti SC" w:eastAsia="Songti SC" w:cs="Songti SC"/>
                 <w:b/>
                 <w:sz w:val="18"/>
               </w:rPr>
@@ -1446,7 +1641,7 @@
             <w:r/>
             <w:r>
               <w:rPr>
-                <w:rFonts w:ascii="FangSong_GB2312" w:hAnsi="FangSong_GB2312" w:eastAsia="FangSong_GB2312" w:cs="FangSong_GB2312"/>
+                <w:rFonts w:ascii="Songti SC" w:hAnsi="Songti SC" w:eastAsia="Songti SC" w:cs="Songti SC"/>
                 <w:b/>
                 <w:sz w:val="18"/>
               </w:rPr>
@@ -1474,7 +1669,7 @@
             <w:r/>
             <w:r>
               <w:rPr>
-                <w:rFonts w:ascii="FangSong_GB2312" w:hAnsi="FangSong_GB2312" w:eastAsia="FangSong_GB2312" w:cs="FangSong_GB2312"/>
+                <w:rFonts w:ascii="Songti SC" w:hAnsi="Songti SC" w:eastAsia="Songti SC" w:cs="Songti SC"/>
                 <w:b w:val="0"/>
                 <w:sz w:val="18"/>
               </w:rPr>
@@ -1500,7 +1695,7 @@
             <w:r/>
             <w:r>
               <w:rPr>
-                <w:rFonts w:ascii="FangSong_GB2312" w:hAnsi="FangSong_GB2312" w:eastAsia="FangSong_GB2312" w:cs="FangSong_GB2312"/>
+                <w:rFonts w:ascii="Songti SC" w:hAnsi="Songti SC" w:eastAsia="Songti SC" w:cs="Songti SC"/>
                 <w:b w:val="0"/>
                 <w:sz w:val="18"/>
               </w:rPr>
@@ -1526,7 +1721,7 @@
             <w:r/>
             <w:r>
               <w:rPr>
-                <w:rFonts w:ascii="FangSong_GB2312" w:hAnsi="FangSong_GB2312" w:eastAsia="FangSong_GB2312" w:cs="FangSong_GB2312"/>
+                <w:rFonts w:ascii="Songti SC" w:hAnsi="Songti SC" w:eastAsia="Songti SC" w:cs="Songti SC"/>
                 <w:b w:val="0"/>
                 <w:sz w:val="18"/>
               </w:rPr>
@@ -1554,7 +1749,7 @@
             <w:r/>
             <w:r>
               <w:rPr>
-                <w:rFonts w:ascii="FangSong_GB2312" w:hAnsi="FangSong_GB2312" w:eastAsia="FangSong_GB2312" w:cs="FangSong_GB2312"/>
+                <w:rFonts w:ascii="Songti SC" w:hAnsi="Songti SC" w:eastAsia="Songti SC" w:cs="Songti SC"/>
                 <w:b w:val="0"/>
                 <w:sz w:val="18"/>
               </w:rPr>
@@ -1580,7 +1775,7 @@
             <w:r/>
             <w:r>
               <w:rPr>
-                <w:rFonts w:ascii="FangSong_GB2312" w:hAnsi="FangSong_GB2312" w:eastAsia="FangSong_GB2312" w:cs="FangSong_GB2312"/>
+                <w:rFonts w:ascii="Songti SC" w:hAnsi="Songti SC" w:eastAsia="Songti SC" w:cs="Songti SC"/>
                 <w:b w:val="0"/>
                 <w:sz w:val="18"/>
               </w:rPr>
@@ -1606,7 +1801,7 @@
             <w:r/>
             <w:r>
               <w:rPr>
-                <w:rFonts w:ascii="FangSong_GB2312" w:hAnsi="FangSong_GB2312" w:eastAsia="FangSong_GB2312" w:cs="FangSong_GB2312"/>
+                <w:rFonts w:ascii="Songti SC" w:hAnsi="Songti SC" w:eastAsia="Songti SC" w:cs="Songti SC"/>
                 <w:b w:val="0"/>
                 <w:sz w:val="18"/>
               </w:rPr>
@@ -1634,7 +1829,7 @@
             <w:r/>
             <w:r>
               <w:rPr>
-                <w:rFonts w:ascii="FangSong_GB2312" w:hAnsi="FangSong_GB2312" w:eastAsia="FangSong_GB2312" w:cs="FangSong_GB2312"/>
+                <w:rFonts w:ascii="Songti SC" w:hAnsi="Songti SC" w:eastAsia="Songti SC" w:cs="Songti SC"/>
                 <w:b w:val="0"/>
                 <w:sz w:val="18"/>
               </w:rPr>
@@ -1660,7 +1855,7 @@
             <w:r/>
             <w:r>
               <w:rPr>
-                <w:rFonts w:ascii="FangSong_GB2312" w:hAnsi="FangSong_GB2312" w:eastAsia="FangSong_GB2312" w:cs="FangSong_GB2312"/>
+                <w:rFonts w:ascii="Songti SC" w:hAnsi="Songti SC" w:eastAsia="Songti SC" w:cs="Songti SC"/>
                 <w:b w:val="0"/>
                 <w:sz w:val="18"/>
               </w:rPr>
@@ -1686,7 +1881,7 @@
             <w:r/>
             <w:r>
               <w:rPr>
-                <w:rFonts w:ascii="FangSong_GB2312" w:hAnsi="FangSong_GB2312" w:eastAsia="FangSong_GB2312" w:cs="FangSong_GB2312"/>
+                <w:rFonts w:ascii="Songti SC" w:hAnsi="Songti SC" w:eastAsia="Songti SC" w:cs="Songti SC"/>
                 <w:b w:val="0"/>
                 <w:sz w:val="18"/>
               </w:rPr>
@@ -1714,7 +1909,7 @@
             <w:r/>
             <w:r>
               <w:rPr>
-                <w:rFonts w:ascii="FangSong_GB2312" w:hAnsi="FangSong_GB2312" w:eastAsia="FangSong_GB2312" w:cs="FangSong_GB2312"/>
+                <w:rFonts w:ascii="Songti SC" w:hAnsi="Songti SC" w:eastAsia="Songti SC" w:cs="Songti SC"/>
                 <w:b w:val="0"/>
                 <w:sz w:val="18"/>
               </w:rPr>
@@ -1740,7 +1935,7 @@
             <w:r/>
             <w:r>
               <w:rPr>
-                <w:rFonts w:ascii="FangSong_GB2312" w:hAnsi="FangSong_GB2312" w:eastAsia="FangSong_GB2312" w:cs="FangSong_GB2312"/>
+                <w:rFonts w:ascii="Songti SC" w:hAnsi="Songti SC" w:eastAsia="Songti SC" w:cs="Songti SC"/>
                 <w:b w:val="0"/>
                 <w:sz w:val="18"/>
               </w:rPr>
@@ -1766,7 +1961,7 @@
             <w:r/>
             <w:r>
               <w:rPr>
-                <w:rFonts w:ascii="FangSong_GB2312" w:hAnsi="FangSong_GB2312" w:eastAsia="FangSong_GB2312" w:cs="FangSong_GB2312"/>
+                <w:rFonts w:ascii="Songti SC" w:hAnsi="Songti SC" w:eastAsia="Songti SC" w:cs="Songti SC"/>
                 <w:b w:val="0"/>
                 <w:sz w:val="18"/>
               </w:rPr>
@@ -1794,7 +1989,7 @@
             <w:r/>
             <w:r>
               <w:rPr>
-                <w:rFonts w:ascii="FangSong_GB2312" w:hAnsi="FangSong_GB2312" w:eastAsia="FangSong_GB2312" w:cs="FangSong_GB2312"/>
+                <w:rFonts w:ascii="Songti SC" w:hAnsi="Songti SC" w:eastAsia="Songti SC" w:cs="Songti SC"/>
                 <w:b w:val="0"/>
                 <w:sz w:val="18"/>
               </w:rPr>
@@ -1820,7 +2015,7 @@
             <w:r/>
             <w:r>
               <w:rPr>
-                <w:rFonts w:ascii="FangSong_GB2312" w:hAnsi="FangSong_GB2312" w:eastAsia="FangSong_GB2312" w:cs="FangSong_GB2312"/>
+                <w:rFonts w:ascii="Songti SC" w:hAnsi="Songti SC" w:eastAsia="Songti SC" w:cs="Songti SC"/>
                 <w:b w:val="0"/>
                 <w:sz w:val="18"/>
               </w:rPr>
@@ -1846,7 +2041,7 @@
             <w:r/>
             <w:r>
               <w:rPr>
-                <w:rFonts w:ascii="FangSong_GB2312" w:hAnsi="FangSong_GB2312" w:eastAsia="FangSong_GB2312" w:cs="FangSong_GB2312"/>
+                <w:rFonts w:ascii="Songti SC" w:hAnsi="Songti SC" w:eastAsia="Songti SC" w:cs="Songti SC"/>
                 <w:b w:val="0"/>
                 <w:sz w:val="18"/>
               </w:rPr>
@@ -1874,7 +2069,7 @@
             <w:r/>
             <w:r>
               <w:rPr>
-                <w:rFonts w:ascii="FangSong_GB2312" w:hAnsi="FangSong_GB2312" w:eastAsia="FangSong_GB2312" w:cs="FangSong_GB2312"/>
+                <w:rFonts w:ascii="Songti SC" w:hAnsi="Songti SC" w:eastAsia="Songti SC" w:cs="Songti SC"/>
                 <w:b w:val="0"/>
                 <w:sz w:val="18"/>
               </w:rPr>
@@ -1900,11 +2095,11 @@
             <w:r/>
             <w:r>
               <w:rPr>
-                <w:rFonts w:ascii="FangSong_GB2312" w:hAnsi="FangSong_GB2312" w:eastAsia="FangSong_GB2312" w:cs="FangSong_GB2312"/>
-                <w:b w:val="0"/>
-                <w:sz w:val="18"/>
-              </w:rPr>
-              <w:t>项目保证与裁剪说明 v2.3</w:t>
+                <w:rFonts w:ascii="Songti SC" w:hAnsi="Songti SC" w:eastAsia="Songti SC" w:cs="Songti SC"/>
+                <w:b w:val="0"/>
+                <w:sz w:val="18"/>
+              </w:rPr>
+              <w:t>项目保证与裁剪说明 v2.5</w:t>
             </w:r>
           </w:p>
         </w:tc>
@@ -1926,7 +2121,7 @@
             <w:r/>
             <w:r>
               <w:rPr>
-                <w:rFonts w:ascii="FangSong_GB2312" w:hAnsi="FangSong_GB2312" w:eastAsia="FangSong_GB2312" w:cs="FangSong_GB2312"/>
+                <w:rFonts w:ascii="Songti SC" w:hAnsi="Songti SC" w:eastAsia="Songti SC" w:cs="Songti SC"/>
                 <w:b w:val="0"/>
                 <w:sz w:val="18"/>
               </w:rPr>
@@ -1993,7 +2188,7 @@
             <w:r/>
             <w:r>
               <w:rPr>
-                <w:rFonts w:ascii="FangSong_GB2312" w:hAnsi="FangSong_GB2312" w:eastAsia="FangSong_GB2312" w:cs="FangSong_GB2312"/>
+                <w:rFonts w:ascii="Songti SC" w:hAnsi="Songti SC" w:eastAsia="Songti SC" w:cs="Songti SC"/>
                 <w:b/>
                 <w:sz w:val="18"/>
               </w:rPr>
@@ -2020,7 +2215,7 @@
             <w:r/>
             <w:r>
               <w:rPr>
-                <w:rFonts w:ascii="FangSong_GB2312" w:hAnsi="FangSong_GB2312" w:eastAsia="FangSong_GB2312" w:cs="FangSong_GB2312"/>
+                <w:rFonts w:ascii="Songti SC" w:hAnsi="Songti SC" w:eastAsia="Songti SC" w:cs="Songti SC"/>
                 <w:b/>
                 <w:sz w:val="18"/>
               </w:rPr>
@@ -2047,7 +2242,7 @@
             <w:r/>
             <w:r>
               <w:rPr>
-                <w:rFonts w:ascii="FangSong_GB2312" w:hAnsi="FangSong_GB2312" w:eastAsia="FangSong_GB2312" w:cs="FangSong_GB2312"/>
+                <w:rFonts w:ascii="Songti SC" w:hAnsi="Songti SC" w:eastAsia="Songti SC" w:cs="Songti SC"/>
                 <w:b/>
                 <w:sz w:val="18"/>
               </w:rPr>
@@ -2075,7 +2270,7 @@
             <w:r/>
             <w:r>
               <w:rPr>
-                <w:rFonts w:ascii="FangSong_GB2312" w:hAnsi="FangSong_GB2312" w:eastAsia="FangSong_GB2312" w:cs="FangSong_GB2312"/>
+                <w:rFonts w:ascii="Songti SC" w:hAnsi="Songti SC" w:eastAsia="Songti SC" w:cs="Songti SC"/>
                 <w:b w:val="0"/>
                 <w:sz w:val="18"/>
               </w:rPr>
@@ -2110,7 +2305,7 @@
             </w:r>
             <w:r>
               <w:rPr>
-                <w:rFonts w:ascii="FangSong_GB2312" w:hAnsi="FangSong_GB2312" w:eastAsia="FangSong_GB2312" w:cs="FangSong_GB2312"/>
+                <w:rFonts w:ascii="Songti SC" w:hAnsi="Songti SC" w:eastAsia="Songti SC" w:cs="Songti SC"/>
                 <w:b w:val="0"/>
                 <w:sz w:val="18"/>
               </w:rPr>
@@ -2127,7 +2322,7 @@
             </w:r>
             <w:r>
               <w:rPr>
-                <w:rFonts w:ascii="FangSong_GB2312" w:hAnsi="FangSong_GB2312" w:eastAsia="FangSong_GB2312" w:cs="FangSong_GB2312"/>
+                <w:rFonts w:ascii="Songti SC" w:hAnsi="Songti SC" w:eastAsia="Songti SC" w:cs="Songti SC"/>
                 <w:b w:val="0"/>
                 <w:sz w:val="18"/>
               </w:rPr>
@@ -2153,7 +2348,7 @@
             <w:r/>
             <w:r>
               <w:rPr>
-                <w:rFonts w:ascii="FangSong_GB2312" w:hAnsi="FangSong_GB2312" w:eastAsia="FangSong_GB2312" w:cs="FangSong_GB2312"/>
+                <w:rFonts w:ascii="Songti SC" w:hAnsi="Songti SC" w:eastAsia="Songti SC" w:cs="Songti SC"/>
                 <w:b w:val="0"/>
                 <w:sz w:val="18"/>
               </w:rPr>
@@ -2181,7 +2376,7 @@
             <w:r/>
             <w:r>
               <w:rPr>
-                <w:rFonts w:ascii="FangSong_GB2312" w:hAnsi="FangSong_GB2312" w:eastAsia="FangSong_GB2312" w:cs="FangSong_GB2312"/>
+                <w:rFonts w:ascii="Songti SC" w:hAnsi="Songti SC" w:eastAsia="Songti SC" w:cs="Songti SC"/>
                 <w:b w:val="0"/>
                 <w:sz w:val="18"/>
               </w:rPr>
@@ -2207,7 +2402,7 @@
             <w:r/>
             <w:r>
               <w:rPr>
-                <w:rFonts w:ascii="FangSong_GB2312" w:hAnsi="FangSong_GB2312" w:eastAsia="FangSong_GB2312" w:cs="FangSong_GB2312"/>
+                <w:rFonts w:ascii="Songti SC" w:hAnsi="Songti SC" w:eastAsia="Songti SC" w:cs="Songti SC"/>
                 <w:b w:val="0"/>
                 <w:sz w:val="18"/>
               </w:rPr>
@@ -2224,7 +2419,7 @@
             </w:r>
             <w:r>
               <w:rPr>
-                <w:rFonts w:ascii="FangSong_GB2312" w:hAnsi="FangSong_GB2312" w:eastAsia="FangSong_GB2312" w:cs="FangSong_GB2312"/>
+                <w:rFonts w:ascii="Songti SC" w:hAnsi="Songti SC" w:eastAsia="Songti SC" w:cs="Songti SC"/>
                 <w:b w:val="0"/>
                 <w:sz w:val="18"/>
               </w:rPr>
@@ -2250,7 +2445,7 @@
             <w:r/>
             <w:r>
               <w:rPr>
-                <w:rFonts w:ascii="FangSong_GB2312" w:hAnsi="FangSong_GB2312" w:eastAsia="FangSong_GB2312" w:cs="FangSong_GB2312"/>
+                <w:rFonts w:ascii="Songti SC" w:hAnsi="Songti SC" w:eastAsia="Songti SC" w:cs="Songti SC"/>
                 <w:b w:val="0"/>
                 <w:sz w:val="18"/>
               </w:rPr>
@@ -2278,7 +2473,7 @@
             <w:r/>
             <w:r>
               <w:rPr>
-                <w:rFonts w:ascii="FangSong_GB2312" w:hAnsi="FangSong_GB2312" w:eastAsia="FangSong_GB2312" w:cs="FangSong_GB2312"/>
+                <w:rFonts w:ascii="Songti SC" w:hAnsi="Songti SC" w:eastAsia="Songti SC" w:cs="Songti SC"/>
                 <w:b w:val="0"/>
                 <w:sz w:val="18"/>
               </w:rPr>
@@ -2304,7 +2499,7 @@
             <w:r/>
             <w:r>
               <w:rPr>
-                <w:rFonts w:ascii="FangSong_GB2312" w:hAnsi="FangSong_GB2312" w:eastAsia="FangSong_GB2312" w:cs="FangSong_GB2312"/>
+                <w:rFonts w:ascii="Songti SC" w:hAnsi="Songti SC" w:eastAsia="Songti SC" w:cs="Songti SC"/>
                 <w:b w:val="0"/>
                 <w:sz w:val="18"/>
               </w:rPr>
@@ -2321,7 +2516,7 @@
             </w:r>
             <w:r>
               <w:rPr>
-                <w:rFonts w:ascii="FangSong_GB2312" w:hAnsi="FangSong_GB2312" w:eastAsia="FangSong_GB2312" w:cs="FangSong_GB2312"/>
+                <w:rFonts w:ascii="Songti SC" w:hAnsi="Songti SC" w:eastAsia="Songti SC" w:cs="Songti SC"/>
                 <w:b w:val="0"/>
                 <w:sz w:val="18"/>
               </w:rPr>
@@ -2347,7 +2542,7 @@
             <w:r/>
             <w:r>
               <w:rPr>
-                <w:rFonts w:ascii="FangSong_GB2312" w:hAnsi="FangSong_GB2312" w:eastAsia="FangSong_GB2312" w:cs="FangSong_GB2312"/>
+                <w:rFonts w:ascii="Songti SC" w:hAnsi="Songti SC" w:eastAsia="Songti SC" w:cs="Songti SC"/>
                 <w:b w:val="0"/>
                 <w:sz w:val="18"/>
               </w:rPr>
@@ -2375,7 +2570,7 @@
             <w:r/>
             <w:r>
               <w:rPr>
-                <w:rFonts w:ascii="FangSong_GB2312" w:hAnsi="FangSong_GB2312" w:eastAsia="FangSong_GB2312" w:cs="FangSong_GB2312"/>
+                <w:rFonts w:ascii="Songti SC" w:hAnsi="Songti SC" w:eastAsia="Songti SC" w:cs="Songti SC"/>
                 <w:b w:val="0"/>
                 <w:sz w:val="18"/>
               </w:rPr>
@@ -2401,7 +2596,7 @@
             <w:r/>
             <w:r>
               <w:rPr>
-                <w:rFonts w:ascii="FangSong_GB2312" w:hAnsi="FangSong_GB2312" w:eastAsia="FangSong_GB2312" w:cs="FangSong_GB2312"/>
+                <w:rFonts w:ascii="Songti SC" w:hAnsi="Songti SC" w:eastAsia="Songti SC" w:cs="Songti SC"/>
                 <w:b w:val="0"/>
                 <w:sz w:val="18"/>
               </w:rPr>
@@ -2427,7 +2622,7 @@
             <w:r/>
             <w:r>
               <w:rPr>
-                <w:rFonts w:ascii="FangSong_GB2312" w:hAnsi="FangSong_GB2312" w:eastAsia="FangSong_GB2312" w:cs="FangSong_GB2312"/>
+                <w:rFonts w:ascii="Songti SC" w:hAnsi="Songti SC" w:eastAsia="Songti SC" w:cs="Songti SC"/>
                 <w:b w:val="0"/>
                 <w:sz w:val="18"/>
               </w:rPr>
@@ -2455,7 +2650,7 @@
             <w:r/>
             <w:r>
               <w:rPr>
-                <w:rFonts w:ascii="FangSong_GB2312" w:hAnsi="FangSong_GB2312" w:eastAsia="FangSong_GB2312" w:cs="FangSong_GB2312"/>
+                <w:rFonts w:ascii="Songti SC" w:hAnsi="Songti SC" w:eastAsia="Songti SC" w:cs="Songti SC"/>
                 <w:b w:val="0"/>
                 <w:sz w:val="18"/>
               </w:rPr>
@@ -2481,7 +2676,7 @@
             <w:r/>
             <w:r>
               <w:rPr>
-                <w:rFonts w:ascii="FangSong_GB2312" w:hAnsi="FangSong_GB2312" w:eastAsia="FangSong_GB2312" w:cs="FangSong_GB2312"/>
+                <w:rFonts w:ascii="Songti SC" w:hAnsi="Songti SC" w:eastAsia="Songti SC" w:cs="Songti SC"/>
                 <w:b w:val="0"/>
                 <w:sz w:val="18"/>
               </w:rPr>
@@ -2507,7 +2702,7 @@
             <w:r/>
             <w:r>
               <w:rPr>
-                <w:rFonts w:ascii="FangSong_GB2312" w:hAnsi="FangSong_GB2312" w:eastAsia="FangSong_GB2312" w:cs="FangSong_GB2312"/>
+                <w:rFonts w:ascii="Songti SC" w:hAnsi="Songti SC" w:eastAsia="Songti SC" w:cs="Songti SC"/>
                 <w:b w:val="0"/>
                 <w:sz w:val="18"/>
               </w:rPr>
@@ -2567,7 +2762,7 @@
             <w:r/>
             <w:r>
               <w:rPr>
-                <w:rFonts w:ascii="FangSong_GB2312" w:hAnsi="FangSong_GB2312" w:eastAsia="FangSong_GB2312" w:cs="FangSong_GB2312"/>
+                <w:rFonts w:ascii="Songti SC" w:hAnsi="Songti SC" w:eastAsia="Songti SC" w:cs="Songti SC"/>
                 <w:b/>
                 <w:sz w:val="18"/>
               </w:rPr>
@@ -2594,7 +2789,7 @@
             <w:r/>
             <w:r>
               <w:rPr>
-                <w:rFonts w:ascii="FangSong_GB2312" w:hAnsi="FangSong_GB2312" w:eastAsia="FangSong_GB2312" w:cs="FangSong_GB2312"/>
+                <w:rFonts w:ascii="Songti SC" w:hAnsi="Songti SC" w:eastAsia="Songti SC" w:cs="Songti SC"/>
                 <w:b/>
                 <w:sz w:val="18"/>
               </w:rPr>
@@ -2621,7 +2816,7 @@
             <w:r/>
             <w:r>
               <w:rPr>
-                <w:rFonts w:ascii="FangSong_GB2312" w:hAnsi="FangSong_GB2312" w:eastAsia="FangSong_GB2312" w:cs="FangSong_GB2312"/>
+                <w:rFonts w:ascii="Songti SC" w:hAnsi="Songti SC" w:eastAsia="Songti SC" w:cs="Songti SC"/>
                 <w:b/>
                 <w:sz w:val="18"/>
               </w:rPr>
@@ -2648,7 +2843,7 @@
             <w:r/>
             <w:r>
               <w:rPr>
-                <w:rFonts w:ascii="FangSong_GB2312" w:hAnsi="FangSong_GB2312" w:eastAsia="FangSong_GB2312" w:cs="FangSong_GB2312"/>
+                <w:rFonts w:ascii="Songti SC" w:hAnsi="Songti SC" w:eastAsia="Songti SC" w:cs="Songti SC"/>
                 <w:b/>
                 <w:sz w:val="18"/>
               </w:rPr>
@@ -2676,7 +2871,7 @@
             <w:r/>
             <w:r>
               <w:rPr>
-                <w:rFonts w:ascii="FangSong_GB2312" w:hAnsi="FangSong_GB2312" w:eastAsia="FangSong_GB2312" w:cs="FangSong_GB2312"/>
+                <w:rFonts w:ascii="Songti SC" w:hAnsi="Songti SC" w:eastAsia="Songti SC" w:cs="Songti SC"/>
                 <w:b w:val="0"/>
                 <w:sz w:val="18"/>
               </w:rPr>
@@ -2702,7 +2897,7 @@
             <w:r/>
             <w:r>
               <w:rPr>
-                <w:rFonts w:ascii="FangSong_GB2312" w:hAnsi="FangSong_GB2312" w:eastAsia="FangSong_GB2312" w:cs="FangSong_GB2312"/>
+                <w:rFonts w:ascii="Songti SC" w:hAnsi="Songti SC" w:eastAsia="Songti SC" w:cs="Songti SC"/>
                 <w:b w:val="0"/>
                 <w:sz w:val="18"/>
               </w:rPr>
@@ -2719,7 +2914,7 @@
             </w:r>
             <w:r>
               <w:rPr>
-                <w:rFonts w:ascii="FangSong_GB2312" w:hAnsi="FangSong_GB2312" w:eastAsia="FangSong_GB2312" w:cs="FangSong_GB2312"/>
+                <w:rFonts w:ascii="Songti SC" w:hAnsi="Songti SC" w:eastAsia="Songti SC" w:cs="Songti SC"/>
                 <w:b w:val="0"/>
                 <w:sz w:val="18"/>
               </w:rPr>
@@ -2736,7 +2931,7 @@
             </w:r>
             <w:r>
               <w:rPr>
-                <w:rFonts w:ascii="FangSong_GB2312" w:hAnsi="FangSong_GB2312" w:eastAsia="FangSong_GB2312" w:cs="FangSong_GB2312"/>
+                <w:rFonts w:ascii="Songti SC" w:hAnsi="Songti SC" w:eastAsia="Songti SC" w:cs="Songti SC"/>
                 <w:b w:val="0"/>
                 <w:sz w:val="18"/>
               </w:rPr>
@@ -2762,7 +2957,7 @@
             <w:r/>
             <w:r>
               <w:rPr>
-                <w:rFonts w:ascii="FangSong_GB2312" w:hAnsi="FangSong_GB2312" w:eastAsia="FangSong_GB2312" w:cs="FangSong_GB2312"/>
+                <w:rFonts w:ascii="Songti SC" w:hAnsi="Songti SC" w:eastAsia="Songti SC" w:cs="Songti SC"/>
                 <w:b w:val="0"/>
                 <w:sz w:val="18"/>
               </w:rPr>
@@ -2788,7 +2983,7 @@
             <w:r/>
             <w:r>
               <w:rPr>
-                <w:rFonts w:ascii="FangSong_GB2312" w:hAnsi="FangSong_GB2312" w:eastAsia="FangSong_GB2312" w:cs="FangSong_GB2312"/>
+                <w:rFonts w:ascii="Songti SC" w:hAnsi="Songti SC" w:eastAsia="Songti SC" w:cs="Songti SC"/>
                 <w:b w:val="0"/>
                 <w:sz w:val="18"/>
               </w:rPr>
@@ -2816,7 +3011,7 @@
             <w:r/>
             <w:r>
               <w:rPr>
-                <w:rFonts w:ascii="FangSong_GB2312" w:hAnsi="FangSong_GB2312" w:eastAsia="FangSong_GB2312" w:cs="FangSong_GB2312"/>
+                <w:rFonts w:ascii="Songti SC" w:hAnsi="Songti SC" w:eastAsia="Songti SC" w:cs="Songti SC"/>
                 <w:b w:val="0"/>
                 <w:sz w:val="18"/>
               </w:rPr>
@@ -2842,7 +3037,7 @@
             <w:r/>
             <w:r>
               <w:rPr>
-                <w:rFonts w:ascii="FangSong_GB2312" w:hAnsi="FangSong_GB2312" w:eastAsia="FangSong_GB2312" w:cs="FangSong_GB2312"/>
+                <w:rFonts w:ascii="Songti SC" w:hAnsi="Songti SC" w:eastAsia="Songti SC" w:cs="Songti SC"/>
                 <w:b w:val="0"/>
                 <w:sz w:val="18"/>
               </w:rPr>
@@ -2859,7 +3054,7 @@
             </w:r>
             <w:r>
               <w:rPr>
-                <w:rFonts w:ascii="FangSong_GB2312" w:hAnsi="FangSong_GB2312" w:eastAsia="FangSong_GB2312" w:cs="FangSong_GB2312"/>
+                <w:rFonts w:ascii="Songti SC" w:hAnsi="Songti SC" w:eastAsia="Songti SC" w:cs="Songti SC"/>
                 <w:b w:val="0"/>
                 <w:sz w:val="18"/>
               </w:rPr>
@@ -2876,7 +3071,7 @@
             </w:r>
             <w:r>
               <w:rPr>
-                <w:rFonts w:ascii="FangSong_GB2312" w:hAnsi="FangSong_GB2312" w:eastAsia="FangSong_GB2312" w:cs="FangSong_GB2312"/>
+                <w:rFonts w:ascii="Songti SC" w:hAnsi="Songti SC" w:eastAsia="Songti SC" w:cs="Songti SC"/>
                 <w:b w:val="0"/>
                 <w:sz w:val="18"/>
               </w:rPr>
@@ -2902,7 +3097,7 @@
             <w:r/>
             <w:r>
               <w:rPr>
-                <w:rFonts w:ascii="FangSong_GB2312" w:hAnsi="FangSong_GB2312" w:eastAsia="FangSong_GB2312" w:cs="FangSong_GB2312"/>
+                <w:rFonts w:ascii="Songti SC" w:hAnsi="Songti SC" w:eastAsia="Songti SC" w:cs="Songti SC"/>
                 <w:b w:val="0"/>
                 <w:sz w:val="18"/>
               </w:rPr>
@@ -2928,7 +3123,7 @@
             <w:r/>
             <w:r>
               <w:rPr>
-                <w:rFonts w:ascii="FangSong_GB2312" w:hAnsi="FangSong_GB2312" w:eastAsia="FangSong_GB2312" w:cs="FangSong_GB2312"/>
+                <w:rFonts w:ascii="Songti SC" w:hAnsi="Songti SC" w:eastAsia="Songti SC" w:cs="Songti SC"/>
                 <w:b w:val="0"/>
                 <w:sz w:val="18"/>
               </w:rPr>
@@ -2956,7 +3151,7 @@
             <w:r/>
             <w:r>
               <w:rPr>
-                <w:rFonts w:ascii="FangSong_GB2312" w:hAnsi="FangSong_GB2312" w:eastAsia="FangSong_GB2312" w:cs="FangSong_GB2312"/>
+                <w:rFonts w:ascii="Songti SC" w:hAnsi="Songti SC" w:eastAsia="Songti SC" w:cs="Songti SC"/>
                 <w:b w:val="0"/>
                 <w:sz w:val="18"/>
               </w:rPr>
@@ -2982,7 +3177,7 @@
             <w:r/>
             <w:r>
               <w:rPr>
-                <w:rFonts w:ascii="FangSong_GB2312" w:hAnsi="FangSong_GB2312" w:eastAsia="FangSong_GB2312" w:cs="FangSong_GB2312"/>
+                <w:rFonts w:ascii="Songti SC" w:hAnsi="Songti SC" w:eastAsia="Songti SC" w:cs="Songti SC"/>
                 <w:b w:val="0"/>
                 <w:sz w:val="18"/>
               </w:rPr>
@@ -2999,7 +3194,7 @@
             </w:r>
             <w:r>
               <w:rPr>
-                <w:rFonts w:ascii="FangSong_GB2312" w:hAnsi="FangSong_GB2312" w:eastAsia="FangSong_GB2312" w:cs="FangSong_GB2312"/>
+                <w:rFonts w:ascii="Songti SC" w:hAnsi="Songti SC" w:eastAsia="Songti SC" w:cs="Songti SC"/>
                 <w:b w:val="0"/>
                 <w:sz w:val="18"/>
               </w:rPr>
@@ -3025,7 +3220,7 @@
             <w:r/>
             <w:r>
               <w:rPr>
-                <w:rFonts w:ascii="FangSong_GB2312" w:hAnsi="FangSong_GB2312" w:eastAsia="FangSong_GB2312" w:cs="FangSong_GB2312"/>
+                <w:rFonts w:ascii="Songti SC" w:hAnsi="Songti SC" w:eastAsia="Songti SC" w:cs="Songti SC"/>
                 <w:b w:val="0"/>
                 <w:sz w:val="18"/>
               </w:rPr>
@@ -3051,7 +3246,7 @@
             <w:r/>
             <w:r>
               <w:rPr>
-                <w:rFonts w:ascii="FangSong_GB2312" w:hAnsi="FangSong_GB2312" w:eastAsia="FangSong_GB2312" w:cs="FangSong_GB2312"/>
+                <w:rFonts w:ascii="Songti SC" w:hAnsi="Songti SC" w:eastAsia="Songti SC" w:cs="Songti SC"/>
                 <w:b w:val="0"/>
                 <w:sz w:val="18"/>
               </w:rPr>
@@ -3079,7 +3274,7 @@
             <w:r/>
             <w:r>
               <w:rPr>
-                <w:rFonts w:ascii="FangSong_GB2312" w:hAnsi="FangSong_GB2312" w:eastAsia="FangSong_GB2312" w:cs="FangSong_GB2312"/>
+                <w:rFonts w:ascii="Songti SC" w:hAnsi="Songti SC" w:eastAsia="Songti SC" w:cs="Songti SC"/>
                 <w:b w:val="0"/>
                 <w:sz w:val="18"/>
               </w:rPr>
@@ -3105,7 +3300,7 @@
             <w:r/>
             <w:r>
               <w:rPr>
-                <w:rFonts w:ascii="FangSong_GB2312" w:hAnsi="FangSong_GB2312" w:eastAsia="FangSong_GB2312" w:cs="FangSong_GB2312"/>
+                <w:rFonts w:ascii="Songti SC" w:hAnsi="Songti SC" w:eastAsia="Songti SC" w:cs="Songti SC"/>
                 <w:b w:val="0"/>
                 <w:sz w:val="18"/>
               </w:rPr>
@@ -3122,7 +3317,7 @@
             </w:r>
             <w:r>
               <w:rPr>
-                <w:rFonts w:ascii="FangSong_GB2312" w:hAnsi="FangSong_GB2312" w:eastAsia="FangSong_GB2312" w:cs="FangSong_GB2312"/>
+                <w:rFonts w:ascii="Songti SC" w:hAnsi="Songti SC" w:eastAsia="Songti SC" w:cs="Songti SC"/>
                 <w:b w:val="0"/>
                 <w:sz w:val="18"/>
               </w:rPr>
@@ -3148,7 +3343,7 @@
             <w:r/>
             <w:r>
               <w:rPr>
-                <w:rFonts w:ascii="FangSong_GB2312" w:hAnsi="FangSong_GB2312" w:eastAsia="FangSong_GB2312" w:cs="FangSong_GB2312"/>
+                <w:rFonts w:ascii="Songti SC" w:hAnsi="Songti SC" w:eastAsia="Songti SC" w:cs="Songti SC"/>
                 <w:b w:val="0"/>
                 <w:sz w:val="18"/>
               </w:rPr>
@@ -3174,7 +3369,7 @@
             <w:r/>
             <w:r>
               <w:rPr>
-                <w:rFonts w:ascii="FangSong_GB2312" w:hAnsi="FangSong_GB2312" w:eastAsia="FangSong_GB2312" w:cs="FangSong_GB2312"/>
+                <w:rFonts w:ascii="Songti SC" w:hAnsi="Songti SC" w:eastAsia="Songti SC" w:cs="Songti SC"/>
                 <w:b w:val="0"/>
                 <w:sz w:val="18"/>
               </w:rPr>
@@ -3202,7 +3397,7 @@
             <w:r/>
             <w:r>
               <w:rPr>
-                <w:rFonts w:ascii="FangSong_GB2312" w:hAnsi="FangSong_GB2312" w:eastAsia="FangSong_GB2312" w:cs="FangSong_GB2312"/>
+                <w:rFonts w:ascii="Songti SC" w:hAnsi="Songti SC" w:eastAsia="Songti SC" w:cs="Songti SC"/>
                 <w:b w:val="0"/>
                 <w:sz w:val="18"/>
               </w:rPr>
@@ -3228,7 +3423,7 @@
             <w:r/>
             <w:r>
               <w:rPr>
-                <w:rFonts w:ascii="FangSong_GB2312" w:hAnsi="FangSong_GB2312" w:eastAsia="FangSong_GB2312" w:cs="FangSong_GB2312"/>
+                <w:rFonts w:ascii="Songti SC" w:hAnsi="Songti SC" w:eastAsia="Songti SC" w:cs="Songti SC"/>
                 <w:b w:val="0"/>
                 <w:sz w:val="18"/>
               </w:rPr>
@@ -3254,7 +3449,7 @@
             <w:r/>
             <w:r>
               <w:rPr>
-                <w:rFonts w:ascii="FangSong_GB2312" w:hAnsi="FangSong_GB2312" w:eastAsia="FangSong_GB2312" w:cs="FangSong_GB2312"/>
+                <w:rFonts w:ascii="Songti SC" w:hAnsi="Songti SC" w:eastAsia="Songti SC" w:cs="Songti SC"/>
                 <w:b w:val="0"/>
                 <w:sz w:val="18"/>
               </w:rPr>
@@ -3280,7 +3475,7 @@
             <w:r/>
             <w:r>
               <w:rPr>
-                <w:rFonts w:ascii="FangSong_GB2312" w:hAnsi="FangSong_GB2312" w:eastAsia="FangSong_GB2312" w:cs="FangSong_GB2312"/>
+                <w:rFonts w:ascii="Songti SC" w:hAnsi="Songti SC" w:eastAsia="Songti SC" w:cs="Songti SC"/>
                 <w:b w:val="0"/>
                 <w:sz w:val="18"/>
               </w:rPr>
@@ -3308,7 +3503,7 @@
             <w:r/>
             <w:r>
               <w:rPr>
-                <w:rFonts w:ascii="FangSong_GB2312" w:hAnsi="FangSong_GB2312" w:eastAsia="FangSong_GB2312" w:cs="FangSong_GB2312"/>
+                <w:rFonts w:ascii="Songti SC" w:hAnsi="Songti SC" w:eastAsia="Songti SC" w:cs="Songti SC"/>
                 <w:b w:val="0"/>
                 <w:sz w:val="18"/>
               </w:rPr>
@@ -3334,7 +3529,7 @@
             <w:r/>
             <w:r>
               <w:rPr>
-                <w:rFonts w:ascii="FangSong_GB2312" w:hAnsi="FangSong_GB2312" w:eastAsia="FangSong_GB2312" w:cs="FangSong_GB2312"/>
+                <w:rFonts w:ascii="Songti SC" w:hAnsi="Songti SC" w:eastAsia="Songti SC" w:cs="Songti SC"/>
                 <w:b w:val="0"/>
                 <w:sz w:val="18"/>
               </w:rPr>
@@ -3351,7 +3546,7 @@
             </w:r>
             <w:r>
               <w:rPr>
-                <w:rFonts w:ascii="FangSong_GB2312" w:hAnsi="FangSong_GB2312" w:eastAsia="FangSong_GB2312" w:cs="FangSong_GB2312"/>
+                <w:rFonts w:ascii="Songti SC" w:hAnsi="Songti SC" w:eastAsia="Songti SC" w:cs="Songti SC"/>
                 <w:b w:val="0"/>
                 <w:sz w:val="18"/>
               </w:rPr>
@@ -3368,7 +3563,7 @@
             </w:r>
             <w:r>
               <w:rPr>
-                <w:rFonts w:ascii="FangSong_GB2312" w:hAnsi="FangSong_GB2312" w:eastAsia="FangSong_GB2312" w:cs="FangSong_GB2312"/>
+                <w:rFonts w:ascii="Songti SC" w:hAnsi="Songti SC" w:eastAsia="Songti SC" w:cs="Songti SC"/>
                 <w:b w:val="0"/>
                 <w:sz w:val="18"/>
               </w:rPr>
@@ -3385,7 +3580,7 @@
             </w:r>
             <w:r>
               <w:rPr>
-                <w:rFonts w:ascii="FangSong_GB2312" w:hAnsi="FangSong_GB2312" w:eastAsia="FangSong_GB2312" w:cs="FangSong_GB2312"/>
+                <w:rFonts w:ascii="Songti SC" w:hAnsi="Songti SC" w:eastAsia="Songti SC" w:cs="Songti SC"/>
                 <w:b w:val="0"/>
                 <w:sz w:val="18"/>
               </w:rPr>
@@ -3402,7 +3597,7 @@
             </w:r>
             <w:r>
               <w:rPr>
-                <w:rFonts w:ascii="FangSong_GB2312" w:hAnsi="FangSong_GB2312" w:eastAsia="FangSong_GB2312" w:cs="FangSong_GB2312"/>
+                <w:rFonts w:ascii="Songti SC" w:hAnsi="Songti SC" w:eastAsia="Songti SC" w:cs="Songti SC"/>
                 <w:b w:val="0"/>
                 <w:sz w:val="18"/>
               </w:rPr>
@@ -3428,7 +3623,7 @@
             <w:r/>
             <w:r>
               <w:rPr>
-                <w:rFonts w:ascii="FangSong_GB2312" w:hAnsi="FangSong_GB2312" w:eastAsia="FangSong_GB2312" w:cs="FangSong_GB2312"/>
+                <w:rFonts w:ascii="Songti SC" w:hAnsi="Songti SC" w:eastAsia="Songti SC" w:cs="Songti SC"/>
                 <w:b w:val="0"/>
                 <w:sz w:val="18"/>
               </w:rPr>
@@ -3454,7 +3649,7 @@
             <w:r/>
             <w:r>
               <w:rPr>
-                <w:rFonts w:ascii="FangSong_GB2312" w:hAnsi="FangSong_GB2312" w:eastAsia="FangSong_GB2312" w:cs="FangSong_GB2312"/>
+                <w:rFonts w:ascii="Songti SC" w:hAnsi="Songti SC" w:eastAsia="Songti SC" w:cs="Songti SC"/>
                 <w:b w:val="0"/>
                 <w:sz w:val="18"/>
               </w:rPr>
@@ -3482,7 +3677,7 @@
             <w:r/>
             <w:r>
               <w:rPr>
-                <w:rFonts w:ascii="FangSong_GB2312" w:hAnsi="FangSong_GB2312" w:eastAsia="FangSong_GB2312" w:cs="FangSong_GB2312"/>
+                <w:rFonts w:ascii="Songti SC" w:hAnsi="Songti SC" w:eastAsia="Songti SC" w:cs="Songti SC"/>
                 <w:b w:val="0"/>
                 <w:sz w:val="18"/>
               </w:rPr>
@@ -3508,7 +3703,7 @@
             <w:r/>
             <w:r>
               <w:rPr>
-                <w:rFonts w:ascii="FangSong_GB2312" w:hAnsi="FangSong_GB2312" w:eastAsia="FangSong_GB2312" w:cs="FangSong_GB2312"/>
+                <w:rFonts w:ascii="Songti SC" w:hAnsi="Songti SC" w:eastAsia="Songti SC" w:cs="Songti SC"/>
                 <w:b w:val="0"/>
                 <w:sz w:val="18"/>
               </w:rPr>
@@ -3534,7 +3729,7 @@
             <w:r/>
             <w:r>
               <w:rPr>
-                <w:rFonts w:ascii="FangSong_GB2312" w:hAnsi="FangSong_GB2312" w:eastAsia="FangSong_GB2312" w:cs="FangSong_GB2312"/>
+                <w:rFonts w:ascii="Songti SC" w:hAnsi="Songti SC" w:eastAsia="Songti SC" w:cs="Songti SC"/>
                 <w:b w:val="0"/>
                 <w:sz w:val="18"/>
               </w:rPr>
@@ -3560,7 +3755,7 @@
             <w:r/>
             <w:r>
               <w:rPr>
-                <w:rFonts w:ascii="FangSong_GB2312" w:hAnsi="FangSong_GB2312" w:eastAsia="FangSong_GB2312" w:cs="FangSong_GB2312"/>
+                <w:rFonts w:ascii="Songti SC" w:hAnsi="Songti SC" w:eastAsia="Songti SC" w:cs="Songti SC"/>
                 <w:b w:val="0"/>
                 <w:sz w:val="18"/>
               </w:rPr>
@@ -3588,7 +3783,7 @@
             <w:r/>
             <w:r>
               <w:rPr>
-                <w:rFonts w:ascii="FangSong_GB2312" w:hAnsi="FangSong_GB2312" w:eastAsia="FangSong_GB2312" w:cs="FangSong_GB2312"/>
+                <w:rFonts w:ascii="Songti SC" w:hAnsi="Songti SC" w:eastAsia="Songti SC" w:cs="Songti SC"/>
                 <w:b w:val="0"/>
                 <w:sz w:val="18"/>
               </w:rPr>
@@ -3614,7 +3809,7 @@
             <w:r/>
             <w:r>
               <w:rPr>
-                <w:rFonts w:ascii="FangSong_GB2312" w:hAnsi="FangSong_GB2312" w:eastAsia="FangSong_GB2312" w:cs="FangSong_GB2312"/>
+                <w:rFonts w:ascii="Songti SC" w:hAnsi="Songti SC" w:eastAsia="Songti SC" w:cs="Songti SC"/>
                 <w:b w:val="0"/>
                 <w:sz w:val="18"/>
               </w:rPr>
@@ -3640,7 +3835,7 @@
             <w:r/>
             <w:r>
               <w:rPr>
-                <w:rFonts w:ascii="FangSong_GB2312" w:hAnsi="FangSong_GB2312" w:eastAsia="FangSong_GB2312" w:cs="FangSong_GB2312"/>
+                <w:rFonts w:ascii="Songti SC" w:hAnsi="Songti SC" w:eastAsia="Songti SC" w:cs="Songti SC"/>
                 <w:b w:val="0"/>
                 <w:sz w:val="18"/>
               </w:rPr>
@@ -3666,7 +3861,7 @@
             <w:r/>
             <w:r>
               <w:rPr>
-                <w:rFonts w:ascii="FangSong_GB2312" w:hAnsi="FangSong_GB2312" w:eastAsia="FangSong_GB2312" w:cs="FangSong_GB2312"/>
+                <w:rFonts w:ascii="Songti SC" w:hAnsi="Songti SC" w:eastAsia="Songti SC" w:cs="Songti SC"/>
                 <w:b w:val="0"/>
                 <w:sz w:val="18"/>
               </w:rPr>
@@ -3694,7 +3889,7 @@
             <w:r/>
             <w:r>
               <w:rPr>
-                <w:rFonts w:ascii="FangSong_GB2312" w:hAnsi="FangSong_GB2312" w:eastAsia="FangSong_GB2312" w:cs="FangSong_GB2312"/>
+                <w:rFonts w:ascii="Songti SC" w:hAnsi="Songti SC" w:eastAsia="Songti SC" w:cs="Songti SC"/>
                 <w:b w:val="0"/>
                 <w:sz w:val="18"/>
               </w:rPr>
@@ -3720,7 +3915,7 @@
             <w:r/>
             <w:r>
               <w:rPr>
-                <w:rFonts w:ascii="FangSong_GB2312" w:hAnsi="FangSong_GB2312" w:eastAsia="FangSong_GB2312" w:cs="FangSong_GB2312"/>
+                <w:rFonts w:ascii="Songti SC" w:hAnsi="Songti SC" w:eastAsia="Songti SC" w:cs="Songti SC"/>
                 <w:b w:val="0"/>
                 <w:sz w:val="18"/>
               </w:rPr>
@@ -3737,7 +3932,7 @@
             </w:r>
             <w:r>
               <w:rPr>
-                <w:rFonts w:ascii="FangSong_GB2312" w:hAnsi="FangSong_GB2312" w:eastAsia="FangSong_GB2312" w:cs="FangSong_GB2312"/>
+                <w:rFonts w:ascii="Songti SC" w:hAnsi="Songti SC" w:eastAsia="Songti SC" w:cs="Songti SC"/>
                 <w:b w:val="0"/>
                 <w:sz w:val="18"/>
               </w:rPr>
@@ -3763,7 +3958,7 @@
             <w:r/>
             <w:r>
               <w:rPr>
-                <w:rFonts w:ascii="FangSong_GB2312" w:hAnsi="FangSong_GB2312" w:eastAsia="FangSong_GB2312" w:cs="FangSong_GB2312"/>
+                <w:rFonts w:ascii="Songti SC" w:hAnsi="Songti SC" w:eastAsia="Songti SC" w:cs="Songti SC"/>
                 <w:b w:val="0"/>
                 <w:sz w:val="18"/>
               </w:rPr>
@@ -3789,7 +3984,7 @@
             <w:r/>
             <w:r>
               <w:rPr>
-                <w:rFonts w:ascii="FangSong_GB2312" w:hAnsi="FangSong_GB2312" w:eastAsia="FangSong_GB2312" w:cs="FangSong_GB2312"/>
+                <w:rFonts w:ascii="Songti SC" w:hAnsi="Songti SC" w:eastAsia="Songti SC" w:cs="Songti SC"/>
                 <w:b w:val="0"/>
                 <w:sz w:val="18"/>
               </w:rPr>
@@ -3849,7 +4044,7 @@
             <w:r/>
             <w:r>
               <w:rPr>
-                <w:rFonts w:ascii="FangSong_GB2312" w:hAnsi="FangSong_GB2312" w:eastAsia="FangSong_GB2312" w:cs="FangSong_GB2312"/>
+                <w:rFonts w:ascii="Songti SC" w:hAnsi="Songti SC" w:eastAsia="Songti SC" w:cs="Songti SC"/>
                 <w:b/>
                 <w:sz w:val="18"/>
               </w:rPr>
@@ -3876,7 +4071,7 @@
             <w:r/>
             <w:r>
               <w:rPr>
-                <w:rFonts w:ascii="FangSong_GB2312" w:hAnsi="FangSong_GB2312" w:eastAsia="FangSong_GB2312" w:cs="FangSong_GB2312"/>
+                <w:rFonts w:ascii="Songti SC" w:hAnsi="Songti SC" w:eastAsia="Songti SC" w:cs="Songti SC"/>
                 <w:b/>
                 <w:sz w:val="18"/>
               </w:rPr>
@@ -3903,7 +4098,7 @@
             <w:r/>
             <w:r>
               <w:rPr>
-                <w:rFonts w:ascii="FangSong_GB2312" w:hAnsi="FangSong_GB2312" w:eastAsia="FangSong_GB2312" w:cs="FangSong_GB2312"/>
+                <w:rFonts w:ascii="Songti SC" w:hAnsi="Songti SC" w:eastAsia="Songti SC" w:cs="Songti SC"/>
                 <w:b/>
                 <w:sz w:val="18"/>
               </w:rPr>
@@ -3930,7 +4125,7 @@
             <w:r/>
             <w:r>
               <w:rPr>
-                <w:rFonts w:ascii="FangSong_GB2312" w:hAnsi="FangSong_GB2312" w:eastAsia="FangSong_GB2312" w:cs="FangSong_GB2312"/>
+                <w:rFonts w:ascii="Songti SC" w:hAnsi="Songti SC" w:eastAsia="Songti SC" w:cs="Songti SC"/>
                 <w:b/>
                 <w:sz w:val="18"/>
               </w:rPr>
@@ -3958,7 +4153,7 @@
             <w:r/>
             <w:r>
               <w:rPr>
-                <w:rFonts w:ascii="FangSong_GB2312" w:hAnsi="FangSong_GB2312" w:eastAsia="FangSong_GB2312" w:cs="FangSong_GB2312"/>
+                <w:rFonts w:ascii="Songti SC" w:hAnsi="Songti SC" w:eastAsia="Songti SC" w:cs="Songti SC"/>
                 <w:b w:val="0"/>
                 <w:sz w:val="18"/>
               </w:rPr>
@@ -3984,7 +4179,7 @@
             <w:r/>
             <w:r>
               <w:rPr>
-                <w:rFonts w:ascii="FangSong_GB2312" w:hAnsi="FangSong_GB2312" w:eastAsia="FangSong_GB2312" w:cs="FangSong_GB2312"/>
+                <w:rFonts w:ascii="Songti SC" w:hAnsi="Songti SC" w:eastAsia="Songti SC" w:cs="Songti SC"/>
                 <w:b w:val="0"/>
                 <w:sz w:val="18"/>
               </w:rPr>
@@ -4001,7 +4196,7 @@
             </w:r>
             <w:r>
               <w:rPr>
-                <w:rFonts w:ascii="FangSong_GB2312" w:hAnsi="FangSong_GB2312" w:eastAsia="FangSong_GB2312" w:cs="FangSong_GB2312"/>
+                <w:rFonts w:ascii="Songti SC" w:hAnsi="Songti SC" w:eastAsia="Songti SC" w:cs="Songti SC"/>
                 <w:b w:val="0"/>
                 <w:sz w:val="18"/>
               </w:rPr>
@@ -4018,7 +4213,7 @@
             </w:r>
             <w:r>
               <w:rPr>
-                <w:rFonts w:ascii="FangSong_GB2312" w:hAnsi="FangSong_GB2312" w:eastAsia="FangSong_GB2312" w:cs="FangSong_GB2312"/>
+                <w:rFonts w:ascii="Songti SC" w:hAnsi="Songti SC" w:eastAsia="Songti SC" w:cs="Songti SC"/>
                 <w:b w:val="0"/>
                 <w:sz w:val="18"/>
               </w:rPr>
@@ -4044,7 +4239,7 @@
             <w:r/>
             <w:r>
               <w:rPr>
-                <w:rFonts w:ascii="FangSong_GB2312" w:hAnsi="FangSong_GB2312" w:eastAsia="FangSong_GB2312" w:cs="FangSong_GB2312"/>
+                <w:rFonts w:ascii="Songti SC" w:hAnsi="Songti SC" w:eastAsia="Songti SC" w:cs="Songti SC"/>
                 <w:b w:val="0"/>
                 <w:sz w:val="18"/>
               </w:rPr>
@@ -4070,7 +4265,7 @@
             <w:r/>
             <w:r>
               <w:rPr>
-                <w:rFonts w:ascii="FangSong_GB2312" w:hAnsi="FangSong_GB2312" w:eastAsia="FangSong_GB2312" w:cs="FangSong_GB2312"/>
+                <w:rFonts w:ascii="Songti SC" w:hAnsi="Songti SC" w:eastAsia="Songti SC" w:cs="Songti SC"/>
                 <w:b w:val="0"/>
                 <w:sz w:val="18"/>
               </w:rPr>
@@ -4098,7 +4293,7 @@
             <w:r/>
             <w:r>
               <w:rPr>
-                <w:rFonts w:ascii="FangSong_GB2312" w:hAnsi="FangSong_GB2312" w:eastAsia="FangSong_GB2312" w:cs="FangSong_GB2312"/>
+                <w:rFonts w:ascii="Songti SC" w:hAnsi="Songti SC" w:eastAsia="Songti SC" w:cs="Songti SC"/>
                 <w:b w:val="0"/>
                 <w:sz w:val="18"/>
               </w:rPr>
@@ -4124,11 +4319,11 @@
             <w:r/>
             <w:r>
               <w:rPr>
-                <w:rFonts w:ascii="FangSong_GB2312" w:hAnsi="FangSong_GB2312" w:eastAsia="FangSong_GB2312" w:cs="FangSong_GB2312"/>
-                <w:b w:val="0"/>
-                <w:sz w:val="18"/>
-              </w:rPr>
-              <w:t xml:space="preserve">每个发送位保持 10416 个 </w:t>
+                <w:rFonts w:ascii="Songti SC" w:hAnsi="Songti SC" w:eastAsia="Songti SC" w:cs="Songti SC"/>
+                <w:b w:val="0"/>
+                <w:sz w:val="18"/>
+              </w:rPr>
+              <w:t xml:space="preserve">每个发送位保持 </w:t>
             </w:r>
             <w:r>
               <w:rPr>
@@ -4137,15 +4332,49 @@
                 <w:color w:val="1F3A5F"/>
                 <w:sz w:val="17"/>
               </w:rPr>
+              <w:t>CLKS_PER_BIT</w:t>
+            </w:r>
+            <w:r>
+              <w:rPr>
+                <w:rFonts w:ascii="Songti SC" w:hAnsi="Songti SC" w:eastAsia="Songti SC" w:cs="Songti SC"/>
+                <w:b w:val="0"/>
+                <w:sz w:val="18"/>
+              </w:rPr>
+              <w:t xml:space="preserve"> 个 </w:t>
+            </w:r>
+            <w:r>
+              <w:rPr>
+                <w:rFonts w:ascii="Courier New" w:hAnsi="Courier New" w:eastAsia="Courier New" w:cs="Courier New"/>
+                <w:b w:val="0"/>
+                <w:color w:val="1F3A5F"/>
+                <w:sz w:val="17"/>
+              </w:rPr>
               <w:t>clk</w:t>
             </w:r>
             <w:r>
               <w:rPr>
-                <w:rFonts w:ascii="FangSong_GB2312" w:hAnsi="FangSong_GB2312" w:eastAsia="FangSong_GB2312" w:cs="FangSong_GB2312"/>
-                <w:b w:val="0"/>
-                <w:sz w:val="18"/>
-              </w:rPr>
-              <w:t>；相邻连续帧起始沿间隔不大于 1,041,666 ns。</w:t>
+                <w:rFonts w:ascii="Songti SC" w:hAnsi="Songti SC" w:eastAsia="Songti SC" w:cs="Songti SC"/>
+                <w:b w:val="0"/>
+                <w:sz w:val="18"/>
+              </w:rPr>
+              <w:t xml:space="preserve">；连续帧起始沿间隔不大于 </w:t>
+            </w:r>
+            <w:r>
+              <w:rPr>
+                <w:rFonts w:ascii="Courier New" w:hAnsi="Courier New" w:eastAsia="Courier New" w:cs="Courier New"/>
+                <w:b w:val="0"/>
+                <w:color w:val="1F3A5F"/>
+                <w:sz w:val="17"/>
+              </w:rPr>
+              <w:t>10×CLKS_PER_BIT+2</w:t>
+            </w:r>
+            <w:r>
+              <w:rPr>
+                <w:rFonts w:ascii="Songti SC" w:hAnsi="Songti SC" w:eastAsia="Songti SC" w:cs="Songti SC"/>
+                <w:b w:val="0"/>
+                <w:sz w:val="18"/>
+              </w:rPr>
+              <w:t xml:space="preserve"> 个 100 MHz 时钟周期。</w:t>
             </w:r>
           </w:p>
         </w:tc>
@@ -4167,7 +4396,7 @@
             <w:r/>
             <w:r>
               <w:rPr>
-                <w:rFonts w:ascii="FangSong_GB2312" w:hAnsi="FangSong_GB2312" w:eastAsia="FangSong_GB2312" w:cs="FangSong_GB2312"/>
+                <w:rFonts w:ascii="Songti SC" w:hAnsi="Songti SC" w:eastAsia="Songti SC" w:cs="Songti SC"/>
                 <w:b w:val="0"/>
                 <w:sz w:val="18"/>
               </w:rPr>
@@ -4193,7 +4422,7 @@
             <w:r/>
             <w:r>
               <w:rPr>
-                <w:rFonts w:ascii="FangSong_GB2312" w:hAnsi="FangSong_GB2312" w:eastAsia="FangSong_GB2312" w:cs="FangSong_GB2312"/>
+                <w:rFonts w:ascii="Songti SC" w:hAnsi="Songti SC" w:eastAsia="Songti SC" w:cs="Songti SC"/>
                 <w:b w:val="0"/>
                 <w:sz w:val="18"/>
               </w:rPr>
@@ -4221,7 +4450,7 @@
             <w:r/>
             <w:r>
               <w:rPr>
-                <w:rFonts w:ascii="FangSong_GB2312" w:hAnsi="FangSong_GB2312" w:eastAsia="FangSong_GB2312" w:cs="FangSong_GB2312"/>
+                <w:rFonts w:ascii="Songti SC" w:hAnsi="Songti SC" w:eastAsia="Songti SC" w:cs="Songti SC"/>
                 <w:b w:val="0"/>
                 <w:sz w:val="18"/>
               </w:rPr>
@@ -4247,7 +4476,7 @@
             <w:r/>
             <w:r>
               <w:rPr>
-                <w:rFonts w:ascii="FangSong_GB2312" w:hAnsi="FangSong_GB2312" w:eastAsia="FangSong_GB2312" w:cs="FangSong_GB2312"/>
+                <w:rFonts w:ascii="Songti SC" w:hAnsi="Songti SC" w:eastAsia="Songti SC" w:cs="Songti SC"/>
                 <w:b w:val="0"/>
                 <w:sz w:val="18"/>
               </w:rPr>
@@ -4273,7 +4502,7 @@
             <w:r/>
             <w:r>
               <w:rPr>
-                <w:rFonts w:ascii="FangSong_GB2312" w:hAnsi="FangSong_GB2312" w:eastAsia="FangSong_GB2312" w:cs="FangSong_GB2312"/>
+                <w:rFonts w:ascii="Songti SC" w:hAnsi="Songti SC" w:eastAsia="Songti SC" w:cs="Songti SC"/>
                 <w:b w:val="0"/>
                 <w:sz w:val="18"/>
               </w:rPr>
@@ -4299,7 +4528,7 @@
             <w:r/>
             <w:r>
               <w:rPr>
-                <w:rFonts w:ascii="FangSong_GB2312" w:hAnsi="FangSong_GB2312" w:eastAsia="FangSong_GB2312" w:cs="FangSong_GB2312"/>
+                <w:rFonts w:ascii="Songti SC" w:hAnsi="Songti SC" w:eastAsia="Songti SC" w:cs="Songti SC"/>
                 <w:b w:val="0"/>
                 <w:sz w:val="18"/>
               </w:rPr>
@@ -4327,7 +4556,7 @@
             <w:r/>
             <w:r>
               <w:rPr>
-                <w:rFonts w:ascii="FangSong_GB2312" w:hAnsi="FangSong_GB2312" w:eastAsia="FangSong_GB2312" w:cs="FangSong_GB2312"/>
+                <w:rFonts w:ascii="Songti SC" w:hAnsi="Songti SC" w:eastAsia="Songti SC" w:cs="Songti SC"/>
                 <w:b w:val="0"/>
                 <w:sz w:val="18"/>
               </w:rPr>
@@ -4353,11 +4582,28 @@
             <w:r/>
             <w:r>
               <w:rPr>
-                <w:rFonts w:ascii="FangSong_GB2312" w:hAnsi="FangSong_GB2312" w:eastAsia="FangSong_GB2312" w:cs="FangSong_GB2312"/>
-                <w:b w:val="0"/>
-                <w:sz w:val="18"/>
-              </w:rPr>
-              <w:t>在经 Connector/Vivado 确认的精确 XC7VX690T part 上，100 MHz 内部同步路径应无负裕量；正式结论要求完整受控约束。候选 part 未确认前不得提交综合或实现。</w:t>
+                <w:rFonts w:ascii="Songti SC" w:hAnsi="Songti SC" w:eastAsia="Songti SC" w:cs="Songti SC"/>
+                <w:b w:val="0"/>
+                <w:sz w:val="18"/>
+              </w:rPr>
+              <w:t xml:space="preserve">在 </w:t>
+            </w:r>
+            <w:r>
+              <w:rPr>
+                <w:rFonts w:ascii="Courier New" w:hAnsi="Courier New" w:eastAsia="Courier New" w:cs="Courier New"/>
+                <w:b w:val="0"/>
+                <w:color w:val="1F3A5F"/>
+                <w:sz w:val="17"/>
+              </w:rPr>
+              <w:t>xc7vx690tffg1761-2</w:t>
+            </w:r>
+            <w:r>
+              <w:rPr>
+                <w:rFonts w:ascii="Songti SC" w:hAnsi="Songti SC" w:eastAsia="Songti SC" w:cs="Songti SC"/>
+                <w:b w:val="0"/>
+                <w:sz w:val="18"/>
+              </w:rPr>
+              <w:t xml:space="preserve"> 上，100 MHz 内部同步路径应无负裕量；候选预码流结果 WNS/WHS 应均非负，正式结论仍要求受控输入和授权批准。</w:t>
             </w:r>
           </w:p>
         </w:tc>
@@ -4379,7 +4625,7 @@
             <w:r/>
             <w:r>
               <w:rPr>
-                <w:rFonts w:ascii="FangSong_GB2312" w:hAnsi="FangSong_GB2312" w:eastAsia="FangSong_GB2312" w:cs="FangSong_GB2312"/>
+                <w:rFonts w:ascii="Songti SC" w:hAnsi="Songti SC" w:eastAsia="Songti SC" w:cs="Songti SC"/>
                 <w:b w:val="0"/>
                 <w:sz w:val="18"/>
               </w:rPr>
@@ -4405,7 +4651,7 @@
             <w:r/>
             <w:r>
               <w:rPr>
-                <w:rFonts w:ascii="FangSong_GB2312" w:hAnsi="FangSong_GB2312" w:eastAsia="FangSong_GB2312" w:cs="FangSong_GB2312"/>
+                <w:rFonts w:ascii="Songti SC" w:hAnsi="Songti SC" w:eastAsia="Songti SC" w:cs="Songti SC"/>
                 <w:b w:val="0"/>
                 <w:sz w:val="18"/>
               </w:rPr>
@@ -4434,7 +4680,7 @@
       </w:pPr>
       <w:r>
         <w:rPr>
-          <w:rFonts w:ascii="FangSong_GB2312" w:hAnsi="FangSong_GB2312" w:eastAsia="FangSong_GB2312" w:cs="FangSong_GB2312"/>
+          <w:rFonts w:ascii="Songti SC" w:hAnsi="Songti SC" w:eastAsia="Songti SC" w:cs="Songti SC"/>
           <w:b w:val="0"/>
           <w:sz w:val="22"/>
         </w:rPr>
@@ -4451,7 +4697,7 @@
       </w:r>
       <w:r>
         <w:rPr>
-          <w:rFonts w:ascii="FangSong_GB2312" w:hAnsi="FangSong_GB2312" w:eastAsia="FangSong_GB2312" w:cs="FangSong_GB2312"/>
+          <w:rFonts w:ascii="Songti SC" w:hAnsi="Songti SC" w:eastAsia="Songti SC" w:cs="Songti SC"/>
           <w:b w:val="0"/>
           <w:sz w:val="22"/>
         </w:rPr>
@@ -4468,7 +4714,7 @@
       </w:r>
       <w:r>
         <w:rPr>
-          <w:rFonts w:ascii="FangSong_GB2312" w:hAnsi="FangSong_GB2312" w:eastAsia="FangSong_GB2312" w:cs="FangSong_GB2312"/>
+          <w:rFonts w:ascii="Songti SC" w:hAnsi="Songti SC" w:eastAsia="Songti SC" w:cs="Songti SC"/>
           <w:b w:val="0"/>
           <w:sz w:val="22"/>
         </w:rPr>
@@ -4498,7 +4744,7 @@
       </w:pPr>
       <w:r>
         <w:rPr>
-          <w:rFonts w:ascii="FangSong_GB2312" w:hAnsi="FangSong_GB2312" w:eastAsia="FangSong_GB2312" w:cs="FangSong_GB2312"/>
+          <w:rFonts w:ascii="Songti SC" w:hAnsi="Songti SC" w:eastAsia="Songti SC" w:cs="Songti SC"/>
           <w:color w:val="1F3A5F"/>
           <w:sz w:val="17"/>
         </w:rPr>
@@ -4557,7 +4803,7 @@
             <w:r/>
             <w:r>
               <w:rPr>
-                <w:rFonts w:ascii="FangSong_GB2312" w:hAnsi="FangSong_GB2312" w:eastAsia="FangSong_GB2312" w:cs="FangSong_GB2312"/>
+                <w:rFonts w:ascii="Songti SC" w:hAnsi="Songti SC" w:eastAsia="Songti SC" w:cs="Songti SC"/>
                 <w:b/>
                 <w:sz w:val="18"/>
               </w:rPr>
@@ -4584,7 +4830,7 @@
             <w:r/>
             <w:r>
               <w:rPr>
-                <w:rFonts w:ascii="FangSong_GB2312" w:hAnsi="FangSong_GB2312" w:eastAsia="FangSong_GB2312" w:cs="FangSong_GB2312"/>
+                <w:rFonts w:ascii="Songti SC" w:hAnsi="Songti SC" w:eastAsia="Songti SC" w:cs="Songti SC"/>
                 <w:b/>
                 <w:sz w:val="18"/>
               </w:rPr>
@@ -4611,7 +4857,7 @@
             <w:r/>
             <w:r>
               <w:rPr>
-                <w:rFonts w:ascii="FangSong_GB2312" w:hAnsi="FangSong_GB2312" w:eastAsia="FangSong_GB2312" w:cs="FangSong_GB2312"/>
+                <w:rFonts w:ascii="Songti SC" w:hAnsi="Songti SC" w:eastAsia="Songti SC" w:cs="Songti SC"/>
                 <w:b/>
                 <w:sz w:val="18"/>
               </w:rPr>
@@ -4638,7 +4884,7 @@
             <w:r/>
             <w:r>
               <w:rPr>
-                <w:rFonts w:ascii="FangSong_GB2312" w:hAnsi="FangSong_GB2312" w:eastAsia="FangSong_GB2312" w:cs="FangSong_GB2312"/>
+                <w:rFonts w:ascii="Songti SC" w:hAnsi="Songti SC" w:eastAsia="Songti SC" w:cs="Songti SC"/>
                 <w:b/>
                 <w:sz w:val="18"/>
               </w:rPr>
@@ -4665,7 +4911,7 @@
             <w:r/>
             <w:r>
               <w:rPr>
-                <w:rFonts w:ascii="FangSong_GB2312" w:hAnsi="FangSong_GB2312" w:eastAsia="FangSong_GB2312" w:cs="FangSong_GB2312"/>
+                <w:rFonts w:ascii="Songti SC" w:hAnsi="Songti SC" w:eastAsia="Songti SC" w:cs="Songti SC"/>
                 <w:b/>
                 <w:sz w:val="18"/>
               </w:rPr>
@@ -4720,7 +4966,7 @@
             <w:r/>
             <w:r>
               <w:rPr>
-                <w:rFonts w:ascii="FangSong_GB2312" w:hAnsi="FangSong_GB2312" w:eastAsia="FangSong_GB2312" w:cs="FangSong_GB2312"/>
+                <w:rFonts w:ascii="Songti SC" w:hAnsi="Songti SC" w:eastAsia="Songti SC" w:cs="Songti SC"/>
                 <w:b w:val="0"/>
                 <w:sz w:val="18"/>
               </w:rPr>
@@ -4746,7 +4992,7 @@
             <w:r/>
             <w:r>
               <w:rPr>
-                <w:rFonts w:ascii="FangSong_GB2312" w:hAnsi="FangSong_GB2312" w:eastAsia="FangSong_GB2312" w:cs="FangSong_GB2312"/>
+                <w:rFonts w:ascii="Songti SC" w:hAnsi="Songti SC" w:eastAsia="Songti SC" w:cs="Songti SC"/>
                 <w:b w:val="0"/>
                 <w:sz w:val="18"/>
               </w:rPr>
@@ -4772,7 +5018,7 @@
             <w:r/>
             <w:r>
               <w:rPr>
-                <w:rFonts w:ascii="FangSong_GB2312" w:hAnsi="FangSong_GB2312" w:eastAsia="FangSong_GB2312" w:cs="FangSong_GB2312"/>
+                <w:rFonts w:ascii="Songti SC" w:hAnsi="Songti SC" w:eastAsia="Songti SC" w:cs="Songti SC"/>
                 <w:b w:val="0"/>
                 <w:sz w:val="18"/>
               </w:rPr>
@@ -4798,7 +5044,7 @@
             <w:r/>
             <w:r>
               <w:rPr>
-                <w:rFonts w:ascii="FangSong_GB2312" w:hAnsi="FangSong_GB2312" w:eastAsia="FangSong_GB2312" w:cs="FangSong_GB2312"/>
+                <w:rFonts w:ascii="Songti SC" w:hAnsi="Songti SC" w:eastAsia="Songti SC" w:cs="Songti SC"/>
                 <w:b w:val="0"/>
                 <w:sz w:val="18"/>
               </w:rPr>
@@ -4853,7 +5099,7 @@
             <w:r/>
             <w:r>
               <w:rPr>
-                <w:rFonts w:ascii="FangSong_GB2312" w:hAnsi="FangSong_GB2312" w:eastAsia="FangSong_GB2312" w:cs="FangSong_GB2312"/>
+                <w:rFonts w:ascii="Songti SC" w:hAnsi="Songti SC" w:eastAsia="Songti SC" w:cs="Songti SC"/>
                 <w:b w:val="0"/>
                 <w:sz w:val="18"/>
               </w:rPr>
@@ -4879,7 +5125,7 @@
             <w:r/>
             <w:r>
               <w:rPr>
-                <w:rFonts w:ascii="FangSong_GB2312" w:hAnsi="FangSong_GB2312" w:eastAsia="FangSong_GB2312" w:cs="FangSong_GB2312"/>
+                <w:rFonts w:ascii="Songti SC" w:hAnsi="Songti SC" w:eastAsia="Songti SC" w:cs="Songti SC"/>
                 <w:b w:val="0"/>
                 <w:sz w:val="18"/>
               </w:rPr>
@@ -4905,7 +5151,7 @@
             <w:r/>
             <w:r>
               <w:rPr>
-                <w:rFonts w:ascii="FangSong_GB2312" w:hAnsi="FangSong_GB2312" w:eastAsia="FangSong_GB2312" w:cs="FangSong_GB2312"/>
+                <w:rFonts w:ascii="Songti SC" w:hAnsi="Songti SC" w:eastAsia="Songti SC" w:cs="Songti SC"/>
                 <w:b w:val="0"/>
                 <w:sz w:val="18"/>
               </w:rPr>
@@ -4931,7 +5177,7 @@
             <w:r/>
             <w:r>
               <w:rPr>
-                <w:rFonts w:ascii="FangSong_GB2312" w:hAnsi="FangSong_GB2312" w:eastAsia="FangSong_GB2312" w:cs="FangSong_GB2312"/>
+                <w:rFonts w:ascii="Songti SC" w:hAnsi="Songti SC" w:eastAsia="Songti SC" w:cs="Songti SC"/>
                 <w:b w:val="0"/>
                 <w:sz w:val="18"/>
               </w:rPr>
@@ -4992,7 +5238,7 @@
             <w:r/>
             <w:r>
               <w:rPr>
-                <w:rFonts w:ascii="FangSong_GB2312" w:hAnsi="FangSong_GB2312" w:eastAsia="FangSong_GB2312" w:cs="FangSong_GB2312"/>
+                <w:rFonts w:ascii="Songti SC" w:hAnsi="Songti SC" w:eastAsia="Songti SC" w:cs="Songti SC"/>
                 <w:b/>
                 <w:sz w:val="18"/>
               </w:rPr>
@@ -5019,7 +5265,7 @@
             <w:r/>
             <w:r>
               <w:rPr>
-                <w:rFonts w:ascii="FangSong_GB2312" w:hAnsi="FangSong_GB2312" w:eastAsia="FangSong_GB2312" w:cs="FangSong_GB2312"/>
+                <w:rFonts w:ascii="Songti SC" w:hAnsi="Songti SC" w:eastAsia="Songti SC" w:cs="Songti SC"/>
                 <w:b/>
                 <w:sz w:val="18"/>
               </w:rPr>
@@ -5046,7 +5292,7 @@
             <w:r/>
             <w:r>
               <w:rPr>
-                <w:rFonts w:ascii="FangSong_GB2312" w:hAnsi="FangSong_GB2312" w:eastAsia="FangSong_GB2312" w:cs="FangSong_GB2312"/>
+                <w:rFonts w:ascii="Songti SC" w:hAnsi="Songti SC" w:eastAsia="Songti SC" w:cs="Songti SC"/>
                 <w:b/>
                 <w:sz w:val="18"/>
               </w:rPr>
@@ -5073,7 +5319,7 @@
             <w:r/>
             <w:r>
               <w:rPr>
-                <w:rFonts w:ascii="FangSong_GB2312" w:hAnsi="FangSong_GB2312" w:eastAsia="FangSong_GB2312" w:cs="FangSong_GB2312"/>
+                <w:rFonts w:ascii="Songti SC" w:hAnsi="Songti SC" w:eastAsia="Songti SC" w:cs="Songti SC"/>
                 <w:b/>
                 <w:sz w:val="18"/>
               </w:rPr>
@@ -5100,7 +5346,7 @@
             <w:r/>
             <w:r>
               <w:rPr>
-                <w:rFonts w:ascii="FangSong_GB2312" w:hAnsi="FangSong_GB2312" w:eastAsia="FangSong_GB2312" w:cs="FangSong_GB2312"/>
+                <w:rFonts w:ascii="Songti SC" w:hAnsi="Songti SC" w:eastAsia="Songti SC" w:cs="Songti SC"/>
                 <w:b/>
                 <w:sz w:val="18"/>
               </w:rPr>
@@ -5155,7 +5401,7 @@
             <w:r/>
             <w:r>
               <w:rPr>
-                <w:rFonts w:ascii="FangSong_GB2312" w:hAnsi="FangSong_GB2312" w:eastAsia="FangSong_GB2312" w:cs="FangSong_GB2312"/>
+                <w:rFonts w:ascii="Songti SC" w:hAnsi="Songti SC" w:eastAsia="Songti SC" w:cs="Songti SC"/>
                 <w:b w:val="0"/>
                 <w:sz w:val="18"/>
               </w:rPr>
@@ -5181,7 +5427,7 @@
             <w:r/>
             <w:r>
               <w:rPr>
-                <w:rFonts w:ascii="FangSong_GB2312" w:hAnsi="FangSong_GB2312" w:eastAsia="FangSong_GB2312" w:cs="FangSong_GB2312"/>
+                <w:rFonts w:ascii="Songti SC" w:hAnsi="Songti SC" w:eastAsia="Songti SC" w:cs="Songti SC"/>
                 <w:b w:val="0"/>
                 <w:sz w:val="18"/>
               </w:rPr>
@@ -5207,7 +5453,7 @@
             <w:r/>
             <w:r>
               <w:rPr>
-                <w:rFonts w:ascii="FangSong_GB2312" w:hAnsi="FangSong_GB2312" w:eastAsia="FangSong_GB2312" w:cs="FangSong_GB2312"/>
+                <w:rFonts w:ascii="Songti SC" w:hAnsi="Songti SC" w:eastAsia="Songti SC" w:cs="Songti SC"/>
                 <w:b w:val="0"/>
                 <w:sz w:val="18"/>
               </w:rPr>
@@ -5233,7 +5479,7 @@
             <w:r/>
             <w:r>
               <w:rPr>
-                <w:rFonts w:ascii="FangSong_GB2312" w:hAnsi="FangSong_GB2312" w:eastAsia="FangSong_GB2312" w:cs="FangSong_GB2312"/>
+                <w:rFonts w:ascii="Songti SC" w:hAnsi="Songti SC" w:eastAsia="Songti SC" w:cs="Songti SC"/>
                 <w:b w:val="0"/>
                 <w:sz w:val="18"/>
               </w:rPr>
@@ -5250,7 +5496,7 @@
             </w:r>
             <w:r>
               <w:rPr>
-                <w:rFonts w:ascii="FangSong_GB2312" w:hAnsi="FangSong_GB2312" w:eastAsia="FangSong_GB2312" w:cs="FangSong_GB2312"/>
+                <w:rFonts w:ascii="Songti SC" w:hAnsi="Songti SC" w:eastAsia="Songti SC" w:cs="Songti SC"/>
                 <w:b w:val="0"/>
                 <w:sz w:val="18"/>
               </w:rPr>
@@ -5305,7 +5551,7 @@
             <w:r/>
             <w:r>
               <w:rPr>
-                <w:rFonts w:ascii="FangSong_GB2312" w:hAnsi="FangSong_GB2312" w:eastAsia="FangSong_GB2312" w:cs="FangSong_GB2312"/>
+                <w:rFonts w:ascii="Songti SC" w:hAnsi="Songti SC" w:eastAsia="Songti SC" w:cs="Songti SC"/>
                 <w:b w:val="0"/>
                 <w:sz w:val="18"/>
               </w:rPr>
@@ -5331,7 +5577,7 @@
             <w:r/>
             <w:r>
               <w:rPr>
-                <w:rFonts w:ascii="FangSong_GB2312" w:hAnsi="FangSong_GB2312" w:eastAsia="FangSong_GB2312" w:cs="FangSong_GB2312"/>
+                <w:rFonts w:ascii="Songti SC" w:hAnsi="Songti SC" w:eastAsia="Songti SC" w:cs="Songti SC"/>
                 <w:b w:val="0"/>
                 <w:sz w:val="18"/>
               </w:rPr>
@@ -5357,7 +5603,7 @@
             <w:r/>
             <w:r>
               <w:rPr>
-                <w:rFonts w:ascii="FangSong_GB2312" w:hAnsi="FangSong_GB2312" w:eastAsia="FangSong_GB2312" w:cs="FangSong_GB2312"/>
+                <w:rFonts w:ascii="Songti SC" w:hAnsi="Songti SC" w:eastAsia="Songti SC" w:cs="Songti SC"/>
                 <w:b w:val="0"/>
                 <w:sz w:val="18"/>
               </w:rPr>
@@ -5392,7 +5638,7 @@
             </w:r>
             <w:r>
               <w:rPr>
-                <w:rFonts w:ascii="FangSong_GB2312" w:hAnsi="FangSong_GB2312" w:eastAsia="FangSong_GB2312" w:cs="FangSong_GB2312"/>
+                <w:rFonts w:ascii="Songti SC" w:hAnsi="Songti SC" w:eastAsia="Songti SC" w:cs="Songti SC"/>
                 <w:b w:val="0"/>
                 <w:sz w:val="18"/>
               </w:rPr>
@@ -5447,7 +5693,7 @@
             <w:r/>
             <w:r>
               <w:rPr>
-                <w:rFonts w:ascii="FangSong_GB2312" w:hAnsi="FangSong_GB2312" w:eastAsia="FangSong_GB2312" w:cs="FangSong_GB2312"/>
+                <w:rFonts w:ascii="Songti SC" w:hAnsi="Songti SC" w:eastAsia="Songti SC" w:cs="Songti SC"/>
                 <w:b w:val="0"/>
                 <w:sz w:val="18"/>
               </w:rPr>
@@ -5473,7 +5719,7 @@
             <w:r/>
             <w:r>
               <w:rPr>
-                <w:rFonts w:ascii="FangSong_GB2312" w:hAnsi="FangSong_GB2312" w:eastAsia="FangSong_GB2312" w:cs="FangSong_GB2312"/>
+                <w:rFonts w:ascii="Songti SC" w:hAnsi="Songti SC" w:eastAsia="Songti SC" w:cs="Songti SC"/>
                 <w:b w:val="0"/>
                 <w:sz w:val="18"/>
               </w:rPr>
@@ -5499,7 +5745,7 @@
             <w:r/>
             <w:r>
               <w:rPr>
-                <w:rFonts w:ascii="FangSong_GB2312" w:hAnsi="FangSong_GB2312" w:eastAsia="FangSong_GB2312" w:cs="FangSong_GB2312"/>
+                <w:rFonts w:ascii="Songti SC" w:hAnsi="Songti SC" w:eastAsia="Songti SC" w:cs="Songti SC"/>
                 <w:b w:val="0"/>
                 <w:sz w:val="18"/>
               </w:rPr>
@@ -5525,7 +5771,7 @@
             <w:r/>
             <w:r>
               <w:rPr>
-                <w:rFonts w:ascii="FangSong_GB2312" w:hAnsi="FangSong_GB2312" w:eastAsia="FangSong_GB2312" w:cs="FangSong_GB2312"/>
+                <w:rFonts w:ascii="Songti SC" w:hAnsi="Songti SC" w:eastAsia="Songti SC" w:cs="Songti SC"/>
                 <w:b w:val="0"/>
                 <w:sz w:val="18"/>
               </w:rPr>
@@ -5580,7 +5826,7 @@
             <w:r/>
             <w:r>
               <w:rPr>
-                <w:rFonts w:ascii="FangSong_GB2312" w:hAnsi="FangSong_GB2312" w:eastAsia="FangSong_GB2312" w:cs="FangSong_GB2312"/>
+                <w:rFonts w:ascii="Songti SC" w:hAnsi="Songti SC" w:eastAsia="Songti SC" w:cs="Songti SC"/>
                 <w:b w:val="0"/>
                 <w:sz w:val="18"/>
               </w:rPr>
@@ -5606,7 +5852,7 @@
             <w:r/>
             <w:r>
               <w:rPr>
-                <w:rFonts w:ascii="FangSong_GB2312" w:hAnsi="FangSong_GB2312" w:eastAsia="FangSong_GB2312" w:cs="FangSong_GB2312"/>
+                <w:rFonts w:ascii="Songti SC" w:hAnsi="Songti SC" w:eastAsia="Songti SC" w:cs="Songti SC"/>
                 <w:b w:val="0"/>
                 <w:sz w:val="18"/>
               </w:rPr>
@@ -5632,7 +5878,7 @@
             <w:r/>
             <w:r>
               <w:rPr>
-                <w:rFonts w:ascii="FangSong_GB2312" w:hAnsi="FangSong_GB2312" w:eastAsia="FangSong_GB2312" w:cs="FangSong_GB2312"/>
+                <w:rFonts w:ascii="Songti SC" w:hAnsi="Songti SC" w:eastAsia="Songti SC" w:cs="Songti SC"/>
                 <w:b w:val="0"/>
                 <w:sz w:val="18"/>
               </w:rPr>
@@ -5658,7 +5904,7 @@
             <w:r/>
             <w:r>
               <w:rPr>
-                <w:rFonts w:ascii="FangSong_GB2312" w:hAnsi="FangSong_GB2312" w:eastAsia="FangSong_GB2312" w:cs="FangSong_GB2312"/>
+                <w:rFonts w:ascii="Songti SC" w:hAnsi="Songti SC" w:eastAsia="Songti SC" w:cs="Songti SC"/>
                 <w:b w:val="0"/>
                 <w:sz w:val="18"/>
               </w:rPr>
@@ -5713,7 +5959,7 @@
             <w:r/>
             <w:r>
               <w:rPr>
-                <w:rFonts w:ascii="FangSong_GB2312" w:hAnsi="FangSong_GB2312" w:eastAsia="FangSong_GB2312" w:cs="FangSong_GB2312"/>
+                <w:rFonts w:ascii="Songti SC" w:hAnsi="Songti SC" w:eastAsia="Songti SC" w:cs="Songti SC"/>
                 <w:b w:val="0"/>
                 <w:sz w:val="18"/>
               </w:rPr>
@@ -5739,7 +5985,7 @@
             <w:r/>
             <w:r>
               <w:rPr>
-                <w:rFonts w:ascii="FangSong_GB2312" w:hAnsi="FangSong_GB2312" w:eastAsia="FangSong_GB2312" w:cs="FangSong_GB2312"/>
+                <w:rFonts w:ascii="Songti SC" w:hAnsi="Songti SC" w:eastAsia="Songti SC" w:cs="Songti SC"/>
                 <w:b w:val="0"/>
                 <w:sz w:val="18"/>
               </w:rPr>
@@ -5765,7 +6011,7 @@
             <w:r/>
             <w:r>
               <w:rPr>
-                <w:rFonts w:ascii="FangSong_GB2312" w:hAnsi="FangSong_GB2312" w:eastAsia="FangSong_GB2312" w:cs="FangSong_GB2312"/>
+                <w:rFonts w:ascii="Songti SC" w:hAnsi="Songti SC" w:eastAsia="Songti SC" w:cs="Songti SC"/>
                 <w:b w:val="0"/>
                 <w:sz w:val="18"/>
               </w:rPr>
@@ -5791,7 +6037,7 @@
             <w:r/>
             <w:r>
               <w:rPr>
-                <w:rFonts w:ascii="FangSong_GB2312" w:hAnsi="FangSong_GB2312" w:eastAsia="FangSong_GB2312" w:cs="FangSong_GB2312"/>
+                <w:rFonts w:ascii="Songti SC" w:hAnsi="Songti SC" w:eastAsia="Songti SC" w:cs="Songti SC"/>
                 <w:b w:val="0"/>
                 <w:sz w:val="18"/>
               </w:rPr>
@@ -5846,7 +6092,7 @@
             <w:r/>
             <w:r>
               <w:rPr>
-                <w:rFonts w:ascii="FangSong_GB2312" w:hAnsi="FangSong_GB2312" w:eastAsia="FangSong_GB2312" w:cs="FangSong_GB2312"/>
+                <w:rFonts w:ascii="Songti SC" w:hAnsi="Songti SC" w:eastAsia="Songti SC" w:cs="Songti SC"/>
                 <w:b w:val="0"/>
                 <w:sz w:val="18"/>
               </w:rPr>
@@ -5872,7 +6118,7 @@
             <w:r/>
             <w:r>
               <w:rPr>
-                <w:rFonts w:ascii="FangSong_GB2312" w:hAnsi="FangSong_GB2312" w:eastAsia="FangSong_GB2312" w:cs="FangSong_GB2312"/>
+                <w:rFonts w:ascii="Songti SC" w:hAnsi="Songti SC" w:eastAsia="Songti SC" w:cs="Songti SC"/>
                 <w:b w:val="0"/>
                 <w:sz w:val="18"/>
               </w:rPr>
@@ -5898,7 +6144,7 @@
             <w:r/>
             <w:r>
               <w:rPr>
-                <w:rFonts w:ascii="FangSong_GB2312" w:hAnsi="FangSong_GB2312" w:eastAsia="FangSong_GB2312" w:cs="FangSong_GB2312"/>
+                <w:rFonts w:ascii="Songti SC" w:hAnsi="Songti SC" w:eastAsia="Songti SC" w:cs="Songti SC"/>
                 <w:b w:val="0"/>
                 <w:sz w:val="18"/>
               </w:rPr>
@@ -5924,7 +6170,7 @@
             <w:r/>
             <w:r>
               <w:rPr>
-                <w:rFonts w:ascii="FangSong_GB2312" w:hAnsi="FangSong_GB2312" w:eastAsia="FangSong_GB2312" w:cs="FangSong_GB2312"/>
+                <w:rFonts w:ascii="Songti SC" w:hAnsi="Songti SC" w:eastAsia="Songti SC" w:cs="Songti SC"/>
                 <w:b w:val="0"/>
                 <w:sz w:val="18"/>
               </w:rPr>
@@ -5979,7 +6225,7 @@
             <w:r/>
             <w:r>
               <w:rPr>
-                <w:rFonts w:ascii="FangSong_GB2312" w:hAnsi="FangSong_GB2312" w:eastAsia="FangSong_GB2312" w:cs="FangSong_GB2312"/>
+                <w:rFonts w:ascii="Songti SC" w:hAnsi="Songti SC" w:eastAsia="Songti SC" w:cs="Songti SC"/>
                 <w:b w:val="0"/>
                 <w:sz w:val="18"/>
               </w:rPr>
@@ -6005,7 +6251,7 @@
             <w:r/>
             <w:r>
               <w:rPr>
-                <w:rFonts w:ascii="FangSong_GB2312" w:hAnsi="FangSong_GB2312" w:eastAsia="FangSong_GB2312" w:cs="FangSong_GB2312"/>
+                <w:rFonts w:ascii="Songti SC" w:hAnsi="Songti SC" w:eastAsia="Songti SC" w:cs="Songti SC"/>
                 <w:b w:val="0"/>
                 <w:sz w:val="18"/>
               </w:rPr>
@@ -6058,7 +6304,7 @@
             <w:r/>
             <w:r>
               <w:rPr>
-                <w:rFonts w:ascii="FangSong_GB2312" w:hAnsi="FangSong_GB2312" w:eastAsia="FangSong_GB2312" w:cs="FangSong_GB2312"/>
+                <w:rFonts w:ascii="Songti SC" w:hAnsi="Songti SC" w:eastAsia="Songti SC" w:cs="Songti SC"/>
                 <w:b w:val="0"/>
                 <w:sz w:val="18"/>
               </w:rPr>
@@ -6113,7 +6359,7 @@
             <w:r/>
             <w:r>
               <w:rPr>
-                <w:rFonts w:ascii="FangSong_GB2312" w:hAnsi="FangSong_GB2312" w:eastAsia="FangSong_GB2312" w:cs="FangSong_GB2312"/>
+                <w:rFonts w:ascii="Songti SC" w:hAnsi="Songti SC" w:eastAsia="Songti SC" w:cs="Songti SC"/>
                 <w:b w:val="0"/>
                 <w:sz w:val="18"/>
               </w:rPr>
@@ -6139,7 +6385,7 @@
             <w:r/>
             <w:r>
               <w:rPr>
-                <w:rFonts w:ascii="FangSong_GB2312" w:hAnsi="FangSong_GB2312" w:eastAsia="FangSong_GB2312" w:cs="FangSong_GB2312"/>
+                <w:rFonts w:ascii="Songti SC" w:hAnsi="Songti SC" w:eastAsia="Songti SC" w:cs="Songti SC"/>
                 <w:b w:val="0"/>
                 <w:sz w:val="18"/>
               </w:rPr>
@@ -6165,7 +6411,7 @@
             <w:r/>
             <w:r>
               <w:rPr>
-                <w:rFonts w:ascii="FangSong_GB2312" w:hAnsi="FangSong_GB2312" w:eastAsia="FangSong_GB2312" w:cs="FangSong_GB2312"/>
+                <w:rFonts w:ascii="Songti SC" w:hAnsi="Songti SC" w:eastAsia="Songti SC" w:cs="Songti SC"/>
                 <w:b w:val="0"/>
                 <w:sz w:val="18"/>
               </w:rPr>
@@ -6191,7 +6437,7 @@
             <w:r/>
             <w:r>
               <w:rPr>
-                <w:rFonts w:ascii="FangSong_GB2312" w:hAnsi="FangSong_GB2312" w:eastAsia="FangSong_GB2312" w:cs="FangSong_GB2312"/>
+                <w:rFonts w:ascii="Songti SC" w:hAnsi="Songti SC" w:eastAsia="Songti SC" w:cs="Songti SC"/>
                 <w:b w:val="0"/>
                 <w:sz w:val="18"/>
               </w:rPr>
@@ -6246,7 +6492,7 @@
             <w:r/>
             <w:r>
               <w:rPr>
-                <w:rFonts w:ascii="FangSong_GB2312" w:hAnsi="FangSong_GB2312" w:eastAsia="FangSong_GB2312" w:cs="FangSong_GB2312"/>
+                <w:rFonts w:ascii="Songti SC" w:hAnsi="Songti SC" w:eastAsia="Songti SC" w:cs="Songti SC"/>
                 <w:b w:val="0"/>
                 <w:sz w:val="18"/>
               </w:rPr>
@@ -6272,7 +6518,7 @@
             <w:r/>
             <w:r>
               <w:rPr>
-                <w:rFonts w:ascii="FangSong_GB2312" w:hAnsi="FangSong_GB2312" w:eastAsia="FangSong_GB2312" w:cs="FangSong_GB2312"/>
+                <w:rFonts w:ascii="Songti SC" w:hAnsi="Songti SC" w:eastAsia="Songti SC" w:cs="Songti SC"/>
                 <w:b w:val="0"/>
                 <w:sz w:val="18"/>
               </w:rPr>
@@ -6298,7 +6544,7 @@
             <w:r/>
             <w:r>
               <w:rPr>
-                <w:rFonts w:ascii="FangSong_GB2312" w:hAnsi="FangSong_GB2312" w:eastAsia="FangSong_GB2312" w:cs="FangSong_GB2312"/>
+                <w:rFonts w:ascii="Songti SC" w:hAnsi="Songti SC" w:eastAsia="Songti SC" w:cs="Songti SC"/>
                 <w:b w:val="0"/>
                 <w:sz w:val="18"/>
               </w:rPr>
@@ -6324,7 +6570,7 @@
             <w:r/>
             <w:r>
               <w:rPr>
-                <w:rFonts w:ascii="FangSong_GB2312" w:hAnsi="FangSong_GB2312" w:eastAsia="FangSong_GB2312" w:cs="FangSong_GB2312"/>
+                <w:rFonts w:ascii="Songti SC" w:hAnsi="Songti SC" w:eastAsia="Songti SC" w:cs="Songti SC"/>
                 <w:b w:val="0"/>
                 <w:sz w:val="18"/>
               </w:rPr>
@@ -6341,7 +6587,7 @@
             </w:r>
             <w:r>
               <w:rPr>
-                <w:rFonts w:ascii="FangSong_GB2312" w:hAnsi="FangSong_GB2312" w:eastAsia="FangSong_GB2312" w:cs="FangSong_GB2312"/>
+                <w:rFonts w:ascii="Songti SC" w:hAnsi="Songti SC" w:eastAsia="Songti SC" w:cs="Songti SC"/>
                 <w:b w:val="0"/>
                 <w:sz w:val="18"/>
               </w:rPr>
@@ -6362,28 +6608,11 @@
       </w:pPr>
       <w:r>
         <w:rPr>
-          <w:rFonts w:ascii="FangSong_GB2312" w:hAnsi="FangSong_GB2312" w:eastAsia="FangSong_GB2312" w:cs="FangSong_GB2312"/>
+          <w:rFonts w:ascii="Songti SC" w:hAnsi="Songti SC" w:eastAsia="Songti SC" w:cs="Songti SC"/>
           <w:b w:val="0"/>
           <w:sz w:val="22"/>
         </w:rPr>
-        <w:t xml:space="preserve">精确板卡制造商/型号/修订、原理图、官方管脚表或 Master XDC、USB-UART 连接、晶振/复位电路、Bank VCCO/IOSTANDARD 及外部建立/保持预算未提供；不得猜测这些值。该缺口阻断 </w:t>
-      </w:r>
-      <w:r>
-        <w:rPr>
-          <w:rFonts w:ascii="Courier New" w:hAnsi="Courier New" w:eastAsia="Courier New" w:cs="Courier New"/>
-          <w:b w:val="0"/>
-          <w:color w:val="1F3A5F"/>
-          <w:sz w:val="21"/>
-        </w:rPr>
-        <w:t>uart_board_top</w:t>
-      </w:r>
-      <w:r>
-        <w:rPr>
-          <w:rFonts w:ascii="FangSong_GB2312" w:hAnsi="FangSong_GB2312" w:eastAsia="FangSong_GB2312" w:cs="FangSong_GB2312"/>
-          <w:b w:val="0"/>
-          <w:sz w:val="22"/>
-        </w:rPr>
-        <w:t>、正式 XDC、码流和确认测试。</w:t>
+        <w:t>VC709 候选物理接口已由 AMD UG887 v1.6、已入库 XTP213 Rev 1.0 原理图和官方 Master XDC 交叉核对：SYSCLK H19/G18、DIFF_SSTL15、200 MHz；CPU_RESET AV40、LVCMOS18、高有效；UART TX/RX AU36/AU33、LVCMOS18；CFGBVS=GND、CONFIG_VOLTAGE=1.8。UART/按键为异步接口，不编造同步 I/O delay。码流、实物板卡修订和板测确认保持阻塞。</w:t>
       </w:r>
     </w:p>
     <w:p>
@@ -6432,7 +6661,7 @@
             <w:r/>
             <w:r>
               <w:rPr>
-                <w:rFonts w:ascii="FangSong_GB2312" w:hAnsi="FangSong_GB2312" w:eastAsia="FangSong_GB2312" w:cs="FangSong_GB2312"/>
+                <w:rFonts w:ascii="Songti SC" w:hAnsi="Songti SC" w:eastAsia="Songti SC" w:cs="Songti SC"/>
                 <w:b/>
                 <w:sz w:val="18"/>
               </w:rPr>
@@ -6459,7 +6688,7 @@
             <w:r/>
             <w:r>
               <w:rPr>
-                <w:rFonts w:ascii="FangSong_GB2312" w:hAnsi="FangSong_GB2312" w:eastAsia="FangSong_GB2312" w:cs="FangSong_GB2312"/>
+                <w:rFonts w:ascii="Songti SC" w:hAnsi="Songti SC" w:eastAsia="Songti SC" w:cs="Songti SC"/>
                 <w:b/>
                 <w:sz w:val="18"/>
               </w:rPr>
@@ -6486,7 +6715,7 @@
             <w:r/>
             <w:r>
               <w:rPr>
-                <w:rFonts w:ascii="FangSong_GB2312" w:hAnsi="FangSong_GB2312" w:eastAsia="FangSong_GB2312" w:cs="FangSong_GB2312"/>
+                <w:rFonts w:ascii="Songti SC" w:hAnsi="Songti SC" w:eastAsia="Songti SC" w:cs="Songti SC"/>
                 <w:b/>
                 <w:sz w:val="18"/>
               </w:rPr>
@@ -6513,7 +6742,7 @@
             <w:r/>
             <w:r>
               <w:rPr>
-                <w:rFonts w:ascii="FangSong_GB2312" w:hAnsi="FangSong_GB2312" w:eastAsia="FangSong_GB2312" w:cs="FangSong_GB2312"/>
+                <w:rFonts w:ascii="Songti SC" w:hAnsi="Songti SC" w:eastAsia="Songti SC" w:cs="Songti SC"/>
                 <w:b/>
                 <w:sz w:val="18"/>
               </w:rPr>
@@ -6540,7 +6769,7 @@
             <w:r/>
             <w:r>
               <w:rPr>
-                <w:rFonts w:ascii="FangSong_GB2312" w:hAnsi="FangSong_GB2312" w:eastAsia="FangSong_GB2312" w:cs="FangSong_GB2312"/>
+                <w:rFonts w:ascii="Songti SC" w:hAnsi="Songti SC" w:eastAsia="Songti SC" w:cs="Songti SC"/>
                 <w:b/>
                 <w:sz w:val="18"/>
               </w:rPr>
@@ -6568,7 +6797,7 @@
             <w:r/>
             <w:r>
               <w:rPr>
-                <w:rFonts w:ascii="FangSong_GB2312" w:hAnsi="FangSong_GB2312" w:eastAsia="FangSong_GB2312" w:cs="FangSong_GB2312"/>
+                <w:rFonts w:ascii="Songti SC" w:hAnsi="Songti SC" w:eastAsia="Songti SC" w:cs="Songti SC"/>
                 <w:b w:val="0"/>
                 <w:sz w:val="18"/>
               </w:rPr>
@@ -6630,7 +6859,7 @@
             </w:r>
             <w:r>
               <w:rPr>
-                <w:rFonts w:ascii="FangSong_GB2312" w:hAnsi="FangSong_GB2312" w:eastAsia="FangSong_GB2312" w:cs="FangSong_GB2312"/>
+                <w:rFonts w:ascii="Songti SC" w:hAnsi="Songti SC" w:eastAsia="Songti SC" w:cs="Songti SC"/>
                 <w:b w:val="0"/>
                 <w:sz w:val="18"/>
               </w:rPr>
@@ -6665,7 +6894,7 @@
             <w:r/>
             <w:r>
               <w:rPr>
-                <w:rFonts w:ascii="FangSong_GB2312" w:hAnsi="FangSong_GB2312" w:eastAsia="FangSong_GB2312" w:cs="FangSong_GB2312"/>
+                <w:rFonts w:ascii="Songti SC" w:hAnsi="Songti SC" w:eastAsia="Songti SC" w:cs="Songti SC"/>
                 <w:b w:val="0"/>
                 <w:sz w:val="18"/>
               </w:rPr>
@@ -6691,7 +6920,7 @@
             <w:r/>
             <w:r>
               <w:rPr>
-                <w:rFonts w:ascii="FangSong_GB2312" w:hAnsi="FangSong_GB2312" w:eastAsia="FangSong_GB2312" w:cs="FangSong_GB2312"/>
+                <w:rFonts w:ascii="Songti SC" w:hAnsi="Songti SC" w:eastAsia="Songti SC" w:cs="Songti SC"/>
                 <w:b w:val="0"/>
                 <w:sz w:val="18"/>
               </w:rPr>
@@ -6719,7 +6948,7 @@
             <w:r/>
             <w:r>
               <w:rPr>
-                <w:rFonts w:ascii="FangSong_GB2312" w:hAnsi="FangSong_GB2312" w:eastAsia="FangSong_GB2312" w:cs="FangSong_GB2312"/>
+                <w:rFonts w:ascii="Songti SC" w:hAnsi="Songti SC" w:eastAsia="Songti SC" w:cs="Songti SC"/>
                 <w:b w:val="0"/>
                 <w:sz w:val="18"/>
               </w:rPr>
@@ -6772,7 +7001,7 @@
             <w:r/>
             <w:r>
               <w:rPr>
-                <w:rFonts w:ascii="FangSong_GB2312" w:hAnsi="FangSong_GB2312" w:eastAsia="FangSong_GB2312" w:cs="FangSong_GB2312"/>
+                <w:rFonts w:ascii="Songti SC" w:hAnsi="Songti SC" w:eastAsia="Songti SC" w:cs="Songti SC"/>
                 <w:b w:val="0"/>
                 <w:sz w:val="18"/>
               </w:rPr>
@@ -6798,7 +7027,7 @@
             <w:r/>
             <w:r>
               <w:rPr>
-                <w:rFonts w:ascii="FangSong_GB2312" w:hAnsi="FangSong_GB2312" w:eastAsia="FangSong_GB2312" w:cs="FangSong_GB2312"/>
+                <w:rFonts w:ascii="Songti SC" w:hAnsi="Songti SC" w:eastAsia="Songti SC" w:cs="Songti SC"/>
                 <w:b w:val="0"/>
                 <w:sz w:val="18"/>
               </w:rPr>
@@ -6824,7 +7053,7 @@
             <w:r/>
             <w:r>
               <w:rPr>
-                <w:rFonts w:ascii="FangSong_GB2312" w:hAnsi="FangSong_GB2312" w:eastAsia="FangSong_GB2312" w:cs="FangSong_GB2312"/>
+                <w:rFonts w:ascii="Songti SC" w:hAnsi="Songti SC" w:eastAsia="Songti SC" w:cs="Songti SC"/>
                 <w:b w:val="0"/>
                 <w:sz w:val="18"/>
               </w:rPr>
@@ -6852,7 +7081,7 @@
             <w:r/>
             <w:r>
               <w:rPr>
-                <w:rFonts w:ascii="FangSong_GB2312" w:hAnsi="FangSong_GB2312" w:eastAsia="FangSong_GB2312" w:cs="FangSong_GB2312"/>
+                <w:rFonts w:ascii="Songti SC" w:hAnsi="Songti SC" w:eastAsia="Songti SC" w:cs="Songti SC"/>
                 <w:b w:val="0"/>
                 <w:sz w:val="18"/>
               </w:rPr>
@@ -6905,7 +7134,7 @@
             <w:r/>
             <w:r>
               <w:rPr>
-                <w:rFonts w:ascii="FangSong_GB2312" w:hAnsi="FangSong_GB2312" w:eastAsia="FangSong_GB2312" w:cs="FangSong_GB2312"/>
+                <w:rFonts w:ascii="Songti SC" w:hAnsi="Songti SC" w:eastAsia="Songti SC" w:cs="Songti SC"/>
                 <w:b w:val="0"/>
                 <w:sz w:val="18"/>
               </w:rPr>
@@ -6931,7 +7160,7 @@
             <w:r/>
             <w:r>
               <w:rPr>
-                <w:rFonts w:ascii="FangSong_GB2312" w:hAnsi="FangSong_GB2312" w:eastAsia="FangSong_GB2312" w:cs="FangSong_GB2312"/>
+                <w:rFonts w:ascii="Songti SC" w:hAnsi="Songti SC" w:eastAsia="Songti SC" w:cs="Songti SC"/>
                 <w:b w:val="0"/>
                 <w:sz w:val="18"/>
               </w:rPr>
@@ -6957,7 +7186,7 @@
             <w:r/>
             <w:r>
               <w:rPr>
-                <w:rFonts w:ascii="FangSong_GB2312" w:hAnsi="FangSong_GB2312" w:eastAsia="FangSong_GB2312" w:cs="FangSong_GB2312"/>
+                <w:rFonts w:ascii="Songti SC" w:hAnsi="Songti SC" w:eastAsia="Songti SC" w:cs="Songti SC"/>
                 <w:b w:val="0"/>
                 <w:sz w:val="18"/>
               </w:rPr>
@@ -6985,7 +7214,7 @@
             <w:r/>
             <w:r>
               <w:rPr>
-                <w:rFonts w:ascii="FangSong_GB2312" w:hAnsi="FangSong_GB2312" w:eastAsia="FangSong_GB2312" w:cs="FangSong_GB2312"/>
+                <w:rFonts w:ascii="Songti SC" w:hAnsi="Songti SC" w:eastAsia="Songti SC" w:cs="Songti SC"/>
                 <w:b w:val="0"/>
                 <w:sz w:val="18"/>
               </w:rPr>
@@ -7038,7 +7267,7 @@
             <w:r/>
             <w:r>
               <w:rPr>
-                <w:rFonts w:ascii="FangSong_GB2312" w:hAnsi="FangSong_GB2312" w:eastAsia="FangSong_GB2312" w:cs="FangSong_GB2312"/>
+                <w:rFonts w:ascii="Songti SC" w:hAnsi="Songti SC" w:eastAsia="Songti SC" w:cs="Songti SC"/>
                 <w:b w:val="0"/>
                 <w:sz w:val="18"/>
               </w:rPr>
@@ -7064,7 +7293,7 @@
             <w:r/>
             <w:r>
               <w:rPr>
-                <w:rFonts w:ascii="FangSong_GB2312" w:hAnsi="FangSong_GB2312" w:eastAsia="FangSong_GB2312" w:cs="FangSong_GB2312"/>
+                <w:rFonts w:ascii="Songti SC" w:hAnsi="Songti SC" w:eastAsia="Songti SC" w:cs="Songti SC"/>
                 <w:b w:val="0"/>
                 <w:sz w:val="18"/>
               </w:rPr>
@@ -7090,7 +7319,7 @@
             <w:r/>
             <w:r>
               <w:rPr>
-                <w:rFonts w:ascii="FangSong_GB2312" w:hAnsi="FangSong_GB2312" w:eastAsia="FangSong_GB2312" w:cs="FangSong_GB2312"/>
+                <w:rFonts w:ascii="Songti SC" w:hAnsi="Songti SC" w:eastAsia="Songti SC" w:cs="Songti SC"/>
                 <w:b w:val="0"/>
                 <w:sz w:val="18"/>
               </w:rPr>
@@ -7142,7 +7371,7 @@
             <w:r/>
             <w:r>
               <w:rPr>
-                <w:rFonts w:ascii="FangSong_GB2312" w:hAnsi="FangSong_GB2312" w:eastAsia="FangSong_GB2312" w:cs="FangSong_GB2312"/>
+                <w:rFonts w:ascii="Songti SC" w:hAnsi="Songti SC" w:eastAsia="Songti SC" w:cs="Songti SC"/>
                 <w:b/>
                 <w:sz w:val="18"/>
               </w:rPr>
@@ -7169,7 +7398,7 @@
             <w:r/>
             <w:r>
               <w:rPr>
-                <w:rFonts w:ascii="FangSong_GB2312" w:hAnsi="FangSong_GB2312" w:eastAsia="FangSong_GB2312" w:cs="FangSong_GB2312"/>
+                <w:rFonts w:ascii="Songti SC" w:hAnsi="Songti SC" w:eastAsia="Songti SC" w:cs="Songti SC"/>
                 <w:b/>
                 <w:sz w:val="18"/>
               </w:rPr>
@@ -7196,7 +7425,7 @@
             <w:r/>
             <w:r>
               <w:rPr>
-                <w:rFonts w:ascii="FangSong_GB2312" w:hAnsi="FangSong_GB2312" w:eastAsia="FangSong_GB2312" w:cs="FangSong_GB2312"/>
+                <w:rFonts w:ascii="Songti SC" w:hAnsi="Songti SC" w:eastAsia="Songti SC" w:cs="Songti SC"/>
                 <w:b/>
                 <w:sz w:val="18"/>
               </w:rPr>
@@ -7223,7 +7452,7 @@
             <w:r/>
             <w:r>
               <w:rPr>
-                <w:rFonts w:ascii="FangSong_GB2312" w:hAnsi="FangSong_GB2312" w:eastAsia="FangSong_GB2312" w:cs="FangSong_GB2312"/>
+                <w:rFonts w:ascii="Songti SC" w:hAnsi="Songti SC" w:eastAsia="Songti SC" w:cs="Songti SC"/>
                 <w:b/>
                 <w:sz w:val="18"/>
               </w:rPr>
@@ -7251,7 +7480,7 @@
             <w:r/>
             <w:r>
               <w:rPr>
-                <w:rFonts w:ascii="FangSong_GB2312" w:hAnsi="FangSong_GB2312" w:eastAsia="FangSong_GB2312" w:cs="FangSong_GB2312"/>
+                <w:rFonts w:ascii="Songti SC" w:hAnsi="Songti SC" w:eastAsia="Songti SC" w:cs="Songti SC"/>
                 <w:b w:val="0"/>
                 <w:sz w:val="18"/>
               </w:rPr>
@@ -7277,7 +7506,7 @@
             <w:r/>
             <w:r>
               <w:rPr>
-                <w:rFonts w:ascii="FangSong_GB2312" w:hAnsi="FangSong_GB2312" w:eastAsia="FangSong_GB2312" w:cs="FangSong_GB2312"/>
+                <w:rFonts w:ascii="Songti SC" w:hAnsi="Songti SC" w:eastAsia="Songti SC" w:cs="Songti SC"/>
                 <w:b w:val="0"/>
                 <w:sz w:val="18"/>
               </w:rPr>
@@ -7303,7 +7532,7 @@
             <w:r/>
             <w:r>
               <w:rPr>
-                <w:rFonts w:ascii="FangSong_GB2312" w:hAnsi="FangSong_GB2312" w:eastAsia="FangSong_GB2312" w:cs="FangSong_GB2312"/>
+                <w:rFonts w:ascii="Songti SC" w:hAnsi="Songti SC" w:eastAsia="Songti SC" w:cs="Songti SC"/>
                 <w:b w:val="0"/>
                 <w:sz w:val="18"/>
               </w:rPr>
@@ -7329,7 +7558,7 @@
             <w:r/>
             <w:r>
               <w:rPr>
-                <w:rFonts w:ascii="FangSong_GB2312" w:hAnsi="FangSong_GB2312" w:eastAsia="FangSong_GB2312" w:cs="FangSong_GB2312"/>
+                <w:rFonts w:ascii="Songti SC" w:hAnsi="Songti SC" w:eastAsia="Songti SC" w:cs="Songti SC"/>
                 <w:b w:val="0"/>
                 <w:sz w:val="18"/>
               </w:rPr>
@@ -7357,7 +7586,7 @@
             <w:r/>
             <w:r>
               <w:rPr>
-                <w:rFonts w:ascii="FangSong_GB2312" w:hAnsi="FangSong_GB2312" w:eastAsia="FangSong_GB2312" w:cs="FangSong_GB2312"/>
+                <w:rFonts w:ascii="Songti SC" w:hAnsi="Songti SC" w:eastAsia="Songti SC" w:cs="Songti SC"/>
                 <w:b w:val="0"/>
                 <w:sz w:val="18"/>
               </w:rPr>
@@ -7392,7 +7621,7 @@
             </w:r>
             <w:r>
               <w:rPr>
-                <w:rFonts w:ascii="FangSong_GB2312" w:hAnsi="FangSong_GB2312" w:eastAsia="FangSong_GB2312" w:cs="FangSong_GB2312"/>
+                <w:rFonts w:ascii="Songti SC" w:hAnsi="Songti SC" w:eastAsia="Songti SC" w:cs="Songti SC"/>
                 <w:b w:val="0"/>
                 <w:sz w:val="18"/>
               </w:rPr>
@@ -7409,7 +7638,7 @@
             </w:r>
             <w:r>
               <w:rPr>
-                <w:rFonts w:ascii="FangSong_GB2312" w:hAnsi="FangSong_GB2312" w:eastAsia="FangSong_GB2312" w:cs="FangSong_GB2312"/>
+                <w:rFonts w:ascii="Songti SC" w:hAnsi="Songti SC" w:eastAsia="Songti SC" w:cs="Songti SC"/>
                 <w:b w:val="0"/>
                 <w:sz w:val="18"/>
               </w:rPr>
@@ -7435,7 +7664,7 @@
             <w:r/>
             <w:r>
               <w:rPr>
-                <w:rFonts w:ascii="FangSong_GB2312" w:hAnsi="FangSong_GB2312" w:eastAsia="FangSong_GB2312" w:cs="FangSong_GB2312"/>
+                <w:rFonts w:ascii="Songti SC" w:hAnsi="Songti SC" w:eastAsia="Songti SC" w:cs="Songti SC"/>
                 <w:b w:val="0"/>
                 <w:sz w:val="18"/>
               </w:rPr>
@@ -7461,7 +7690,7 @@
             <w:r/>
             <w:r>
               <w:rPr>
-                <w:rFonts w:ascii="FangSong_GB2312" w:hAnsi="FangSong_GB2312" w:eastAsia="FangSong_GB2312" w:cs="FangSong_GB2312"/>
+                <w:rFonts w:ascii="Songti SC" w:hAnsi="Songti SC" w:eastAsia="Songti SC" w:cs="Songti SC"/>
                 <w:b w:val="0"/>
                 <w:sz w:val="18"/>
               </w:rPr>
@@ -7489,7 +7718,7 @@
             <w:r/>
             <w:r>
               <w:rPr>
-                <w:rFonts w:ascii="FangSong_GB2312" w:hAnsi="FangSong_GB2312" w:eastAsia="FangSong_GB2312" w:cs="FangSong_GB2312"/>
+                <w:rFonts w:ascii="Songti SC" w:hAnsi="Songti SC" w:eastAsia="Songti SC" w:cs="Songti SC"/>
                 <w:b w:val="0"/>
                 <w:sz w:val="18"/>
               </w:rPr>
@@ -7515,7 +7744,7 @@
             <w:r/>
             <w:r>
               <w:rPr>
-                <w:rFonts w:ascii="FangSong_GB2312" w:hAnsi="FangSong_GB2312" w:eastAsia="FangSong_GB2312" w:cs="FangSong_GB2312"/>
+                <w:rFonts w:ascii="Songti SC" w:hAnsi="Songti SC" w:eastAsia="Songti SC" w:cs="Songti SC"/>
                 <w:b w:val="0"/>
                 <w:sz w:val="18"/>
               </w:rPr>
@@ -7541,7 +7770,7 @@
             <w:r/>
             <w:r>
               <w:rPr>
-                <w:rFonts w:ascii="FangSong_GB2312" w:hAnsi="FangSong_GB2312" w:eastAsia="FangSong_GB2312" w:cs="FangSong_GB2312"/>
+                <w:rFonts w:ascii="Songti SC" w:hAnsi="Songti SC" w:eastAsia="Songti SC" w:cs="Songti SC"/>
                 <w:b w:val="0"/>
                 <w:sz w:val="18"/>
               </w:rPr>
@@ -7567,7 +7796,7 @@
             <w:r/>
             <w:r>
               <w:rPr>
-                <w:rFonts w:ascii="FangSong_GB2312" w:hAnsi="FangSong_GB2312" w:eastAsia="FangSong_GB2312" w:cs="FangSong_GB2312"/>
+                <w:rFonts w:ascii="Songti SC" w:hAnsi="Songti SC" w:eastAsia="Songti SC" w:cs="Songti SC"/>
                 <w:b w:val="0"/>
                 <w:sz w:val="18"/>
               </w:rPr>
@@ -7596,7 +7825,7 @@
       </w:pPr>
       <w:r>
         <w:rPr>
-          <w:rFonts w:ascii="FangSong_GB2312" w:hAnsi="FangSong_GB2312" w:eastAsia="FangSong_GB2312" w:cs="FangSong_GB2312"/>
+          <w:rFonts w:ascii="Songti SC" w:hAnsi="Songti SC" w:eastAsia="Songti SC" w:cs="Songti SC"/>
           <w:b w:val="0"/>
           <w:sz w:val="22"/>
         </w:rPr>
@@ -7613,7 +7842,7 @@
       </w:r>
       <w:r>
         <w:rPr>
-          <w:rFonts w:ascii="FangSong_GB2312" w:hAnsi="FangSong_GB2312" w:eastAsia="FangSong_GB2312" w:cs="FangSong_GB2312"/>
+          <w:rFonts w:ascii="Songti SC" w:hAnsi="Songti SC" w:eastAsia="Songti SC" w:cs="Songti SC"/>
           <w:b w:val="0"/>
           <w:sz w:val="22"/>
         </w:rPr>
@@ -7630,7 +7859,7 @@
       </w:r>
       <w:r>
         <w:rPr>
-          <w:rFonts w:ascii="FangSong_GB2312" w:hAnsi="FangSong_GB2312" w:eastAsia="FangSong_GB2312" w:cs="FangSong_GB2312"/>
+          <w:rFonts w:ascii="Songti SC" w:hAnsi="Songti SC" w:eastAsia="Songti SC" w:cs="Songti SC"/>
           <w:b w:val="0"/>
           <w:sz w:val="22"/>
         </w:rPr>
@@ -7651,7 +7880,7 @@
       </w:pPr>
       <w:r>
         <w:rPr>
-          <w:rFonts w:ascii="FangSong_GB2312" w:hAnsi="FangSong_GB2312" w:eastAsia="FangSong_GB2312" w:cs="FangSong_GB2312"/>
+          <w:rFonts w:ascii="Songti SC" w:hAnsi="Songti SC" w:eastAsia="Songti SC" w:cs="Songti SC"/>
           <w:b w:val="0"/>
           <w:sz w:val="22"/>
         </w:rPr>
@@ -7703,7 +7932,7 @@
             <w:r/>
             <w:r>
               <w:rPr>
-                <w:rFonts w:ascii="FangSong_GB2312" w:hAnsi="FangSong_GB2312" w:eastAsia="FangSong_GB2312" w:cs="FangSong_GB2312"/>
+                <w:rFonts w:ascii="Songti SC" w:hAnsi="Songti SC" w:eastAsia="Songti SC" w:cs="Songti SC"/>
                 <w:b/>
                 <w:sz w:val="18"/>
               </w:rPr>
@@ -7730,7 +7959,7 @@
             <w:r/>
             <w:r>
               <w:rPr>
-                <w:rFonts w:ascii="FangSong_GB2312" w:hAnsi="FangSong_GB2312" w:eastAsia="FangSong_GB2312" w:cs="FangSong_GB2312"/>
+                <w:rFonts w:ascii="Songti SC" w:hAnsi="Songti SC" w:eastAsia="Songti SC" w:cs="Songti SC"/>
                 <w:b/>
                 <w:sz w:val="18"/>
               </w:rPr>
@@ -7757,7 +7986,7 @@
             <w:r/>
             <w:r>
               <w:rPr>
-                <w:rFonts w:ascii="FangSong_GB2312" w:hAnsi="FangSong_GB2312" w:eastAsia="FangSong_GB2312" w:cs="FangSong_GB2312"/>
+                <w:rFonts w:ascii="Songti SC" w:hAnsi="Songti SC" w:eastAsia="Songti SC" w:cs="Songti SC"/>
                 <w:b/>
                 <w:sz w:val="18"/>
               </w:rPr>
@@ -7784,7 +8013,7 @@
             <w:r/>
             <w:r>
               <w:rPr>
-                <w:rFonts w:ascii="FangSong_GB2312" w:hAnsi="FangSong_GB2312" w:eastAsia="FangSong_GB2312" w:cs="FangSong_GB2312"/>
+                <w:rFonts w:ascii="Songti SC" w:hAnsi="Songti SC" w:eastAsia="Songti SC" w:cs="Songti SC"/>
                 <w:b/>
                 <w:sz w:val="18"/>
               </w:rPr>
@@ -7812,7 +8041,7 @@
             <w:r/>
             <w:r>
               <w:rPr>
-                <w:rFonts w:ascii="FangSong_GB2312" w:hAnsi="FangSong_GB2312" w:eastAsia="FangSong_GB2312" w:cs="FangSong_GB2312"/>
+                <w:rFonts w:ascii="Songti SC" w:hAnsi="Songti SC" w:eastAsia="Songti SC" w:cs="Songti SC"/>
                 <w:b w:val="0"/>
                 <w:sz w:val="18"/>
               </w:rPr>
@@ -7838,7 +8067,7 @@
             <w:r/>
             <w:r>
               <w:rPr>
-                <w:rFonts w:ascii="FangSong_GB2312" w:hAnsi="FangSong_GB2312" w:eastAsia="FangSong_GB2312" w:cs="FangSong_GB2312"/>
+                <w:rFonts w:ascii="Songti SC" w:hAnsi="Songti SC" w:eastAsia="Songti SC" w:cs="Songti SC"/>
                 <w:b w:val="0"/>
                 <w:sz w:val="18"/>
               </w:rPr>
@@ -7864,7 +8093,7 @@
             <w:r/>
             <w:r>
               <w:rPr>
-                <w:rFonts w:ascii="FangSong_GB2312" w:hAnsi="FangSong_GB2312" w:eastAsia="FangSong_GB2312" w:cs="FangSong_GB2312"/>
+                <w:rFonts w:ascii="Songti SC" w:hAnsi="Songti SC" w:eastAsia="Songti SC" w:cs="Songti SC"/>
                 <w:b w:val="0"/>
                 <w:sz w:val="18"/>
               </w:rPr>
@@ -7890,7 +8119,7 @@
             <w:r/>
             <w:r>
               <w:rPr>
-                <w:rFonts w:ascii="FangSong_GB2312" w:hAnsi="FangSong_GB2312" w:eastAsia="FangSong_GB2312" w:cs="FangSong_GB2312"/>
+                <w:rFonts w:ascii="Songti SC" w:hAnsi="Songti SC" w:eastAsia="Songti SC" w:cs="Songti SC"/>
                 <w:b w:val="0"/>
                 <w:sz w:val="18"/>
               </w:rPr>
@@ -7911,7 +8140,7 @@
       </w:pPr>
       <w:r>
         <w:rPr>
-          <w:rFonts w:ascii="FangSong_GB2312" w:hAnsi="FangSong_GB2312" w:eastAsia="FangSong_GB2312" w:cs="FangSong_GB2312"/>
+          <w:rFonts w:ascii="Songti SC" w:hAnsi="Songti SC" w:eastAsia="Songti SC" w:cs="Songti SC"/>
           <w:b w:val="0"/>
           <w:sz w:val="22"/>
         </w:rPr>
@@ -7932,7 +8161,7 @@
       </w:pPr>
       <w:r>
         <w:rPr>
-          <w:rFonts w:ascii="FangSong_GB2312" w:hAnsi="FangSong_GB2312" w:eastAsia="FangSong_GB2312" w:cs="FangSong_GB2312"/>
+          <w:rFonts w:ascii="Songti SC" w:hAnsi="Songti SC" w:eastAsia="Songti SC" w:cs="Songti SC"/>
           <w:b w:val="0"/>
           <w:sz w:val="22"/>
         </w:rPr>
@@ -7953,7 +8182,7 @@
       </w:pPr>
       <w:r>
         <w:rPr>
-          <w:rFonts w:ascii="FangSong_GB2312" w:hAnsi="FangSong_GB2312" w:eastAsia="FangSong_GB2312" w:cs="FangSong_GB2312"/>
+          <w:rFonts w:ascii="Songti SC" w:hAnsi="Songti SC" w:eastAsia="Songti SC" w:cs="Songti SC"/>
           <w:b w:val="0"/>
           <w:sz w:val="22"/>
         </w:rPr>
@@ -8005,7 +8234,7 @@
             <w:r/>
             <w:r>
               <w:rPr>
-                <w:rFonts w:ascii="FangSong_GB2312" w:hAnsi="FangSong_GB2312" w:eastAsia="FangSong_GB2312" w:cs="FangSong_GB2312"/>
+                <w:rFonts w:ascii="Songti SC" w:hAnsi="Songti SC" w:eastAsia="Songti SC" w:cs="Songti SC"/>
                 <w:b/>
                 <w:sz w:val="18"/>
               </w:rPr>
@@ -8032,7 +8261,7 @@
             <w:r/>
             <w:r>
               <w:rPr>
-                <w:rFonts w:ascii="FangSong_GB2312" w:hAnsi="FangSong_GB2312" w:eastAsia="FangSong_GB2312" w:cs="FangSong_GB2312"/>
+                <w:rFonts w:ascii="Songti SC" w:hAnsi="Songti SC" w:eastAsia="Songti SC" w:cs="Songti SC"/>
                 <w:b/>
                 <w:sz w:val="18"/>
               </w:rPr>
@@ -8059,7 +8288,7 @@
             <w:r/>
             <w:r>
               <w:rPr>
-                <w:rFonts w:ascii="FangSong_GB2312" w:hAnsi="FangSong_GB2312" w:eastAsia="FangSong_GB2312" w:cs="FangSong_GB2312"/>
+                <w:rFonts w:ascii="Songti SC" w:hAnsi="Songti SC" w:eastAsia="Songti SC" w:cs="Songti SC"/>
                 <w:b/>
                 <w:sz w:val="18"/>
               </w:rPr>
@@ -8086,7 +8315,7 @@
             <w:r/>
             <w:r>
               <w:rPr>
-                <w:rFonts w:ascii="FangSong_GB2312" w:hAnsi="FangSong_GB2312" w:eastAsia="FangSong_GB2312" w:cs="FangSong_GB2312"/>
+                <w:rFonts w:ascii="Songti SC" w:hAnsi="Songti SC" w:eastAsia="Songti SC" w:cs="Songti SC"/>
                 <w:b/>
                 <w:sz w:val="18"/>
               </w:rPr>
@@ -8114,7 +8343,7 @@
             <w:r/>
             <w:r>
               <w:rPr>
-                <w:rFonts w:ascii="FangSong_GB2312" w:hAnsi="FangSong_GB2312" w:eastAsia="FangSong_GB2312" w:cs="FangSong_GB2312"/>
+                <w:rFonts w:ascii="Songti SC" w:hAnsi="Songti SC" w:eastAsia="Songti SC" w:cs="Songti SC"/>
                 <w:b w:val="0"/>
                 <w:sz w:val="18"/>
               </w:rPr>
@@ -8140,7 +8369,7 @@
             <w:r/>
             <w:r>
               <w:rPr>
-                <w:rFonts w:ascii="FangSong_GB2312" w:hAnsi="FangSong_GB2312" w:eastAsia="FangSong_GB2312" w:cs="FangSong_GB2312"/>
+                <w:rFonts w:ascii="Songti SC" w:hAnsi="Songti SC" w:eastAsia="Songti SC" w:cs="Songti SC"/>
                 <w:b w:val="0"/>
                 <w:sz w:val="18"/>
               </w:rPr>
@@ -8157,7 +8386,7 @@
             </w:r>
             <w:r>
               <w:rPr>
-                <w:rFonts w:ascii="FangSong_GB2312" w:hAnsi="FangSong_GB2312" w:eastAsia="FangSong_GB2312" w:cs="FangSong_GB2312"/>
+                <w:rFonts w:ascii="Songti SC" w:hAnsi="Songti SC" w:eastAsia="Songti SC" w:cs="Songti SC"/>
                 <w:b w:val="0"/>
                 <w:sz w:val="18"/>
               </w:rPr>
@@ -8183,7 +8412,7 @@
             <w:r/>
             <w:r>
               <w:rPr>
-                <w:rFonts w:ascii="FangSong_GB2312" w:hAnsi="FangSong_GB2312" w:eastAsia="FangSong_GB2312" w:cs="FangSong_GB2312"/>
+                <w:rFonts w:ascii="Songti SC" w:hAnsi="Songti SC" w:eastAsia="Songti SC" w:cs="Songti SC"/>
                 <w:b w:val="0"/>
                 <w:sz w:val="18"/>
               </w:rPr>
@@ -8209,7 +8438,7 @@
             <w:r/>
             <w:r>
               <w:rPr>
-                <w:rFonts w:ascii="FangSong_GB2312" w:hAnsi="FangSong_GB2312" w:eastAsia="FangSong_GB2312" w:cs="FangSong_GB2312"/>
+                <w:rFonts w:ascii="Songti SC" w:hAnsi="Songti SC" w:eastAsia="Songti SC" w:cs="Songti SC"/>
                 <w:b w:val="0"/>
                 <w:sz w:val="18"/>
               </w:rPr>
@@ -8237,7 +8466,7 @@
             <w:r/>
             <w:r>
               <w:rPr>
-                <w:rFonts w:ascii="FangSong_GB2312" w:hAnsi="FangSong_GB2312" w:eastAsia="FangSong_GB2312" w:cs="FangSong_GB2312"/>
+                <w:rFonts w:ascii="Songti SC" w:hAnsi="Songti SC" w:eastAsia="Songti SC" w:cs="Songti SC"/>
                 <w:b w:val="0"/>
                 <w:sz w:val="18"/>
               </w:rPr>
@@ -8263,7 +8492,7 @@
             <w:r/>
             <w:r>
               <w:rPr>
-                <w:rFonts w:ascii="FangSong_GB2312" w:hAnsi="FangSong_GB2312" w:eastAsia="FangSong_GB2312" w:cs="FangSong_GB2312"/>
+                <w:rFonts w:ascii="Songti SC" w:hAnsi="Songti SC" w:eastAsia="Songti SC" w:cs="Songti SC"/>
                 <w:b w:val="0"/>
                 <w:sz w:val="18"/>
               </w:rPr>
@@ -8289,7 +8518,7 @@
             <w:r/>
             <w:r>
               <w:rPr>
-                <w:rFonts w:ascii="FangSong_GB2312" w:hAnsi="FangSong_GB2312" w:eastAsia="FangSong_GB2312" w:cs="FangSong_GB2312"/>
+                <w:rFonts w:ascii="Songti SC" w:hAnsi="Songti SC" w:eastAsia="Songti SC" w:cs="Songti SC"/>
                 <w:b w:val="0"/>
                 <w:sz w:val="18"/>
               </w:rPr>
@@ -8315,7 +8544,7 @@
             <w:r/>
             <w:r>
               <w:rPr>
-                <w:rFonts w:ascii="FangSong_GB2312" w:hAnsi="FangSong_GB2312" w:eastAsia="FangSong_GB2312" w:cs="FangSong_GB2312"/>
+                <w:rFonts w:ascii="Songti SC" w:hAnsi="Songti SC" w:eastAsia="Songti SC" w:cs="Songti SC"/>
                 <w:b w:val="0"/>
                 <w:sz w:val="18"/>
               </w:rPr>
@@ -8343,7 +8572,7 @@
             <w:r/>
             <w:r>
               <w:rPr>
-                <w:rFonts w:ascii="FangSong_GB2312" w:hAnsi="FangSong_GB2312" w:eastAsia="FangSong_GB2312" w:cs="FangSong_GB2312"/>
+                <w:rFonts w:ascii="Songti SC" w:hAnsi="Songti SC" w:eastAsia="Songti SC" w:cs="Songti SC"/>
                 <w:b w:val="0"/>
                 <w:sz w:val="18"/>
               </w:rPr>
@@ -8378,7 +8607,7 @@
             </w:r>
             <w:r>
               <w:rPr>
-                <w:rFonts w:ascii="FangSong_GB2312" w:hAnsi="FangSong_GB2312" w:eastAsia="FangSong_GB2312" w:cs="FangSong_GB2312"/>
+                <w:rFonts w:ascii="Songti SC" w:hAnsi="Songti SC" w:eastAsia="Songti SC" w:cs="Songti SC"/>
                 <w:b w:val="0"/>
                 <w:sz w:val="18"/>
               </w:rPr>
@@ -8395,7 +8624,7 @@
             </w:r>
             <w:r>
               <w:rPr>
-                <w:rFonts w:ascii="FangSong_GB2312" w:hAnsi="FangSong_GB2312" w:eastAsia="FangSong_GB2312" w:cs="FangSong_GB2312"/>
+                <w:rFonts w:ascii="Songti SC" w:hAnsi="Songti SC" w:eastAsia="Songti SC" w:cs="Songti SC"/>
                 <w:b w:val="0"/>
                 <w:sz w:val="18"/>
               </w:rPr>
@@ -8412,7 +8641,7 @@
             </w:r>
             <w:r>
               <w:rPr>
-                <w:rFonts w:ascii="FangSong_GB2312" w:hAnsi="FangSong_GB2312" w:eastAsia="FangSong_GB2312" w:cs="FangSong_GB2312"/>
+                <w:rFonts w:ascii="Songti SC" w:hAnsi="Songti SC" w:eastAsia="Songti SC" w:cs="Songti SC"/>
                 <w:b w:val="0"/>
                 <w:sz w:val="18"/>
               </w:rPr>
@@ -8429,7 +8658,7 @@
             </w:r>
             <w:r>
               <w:rPr>
-                <w:rFonts w:ascii="FangSong_GB2312" w:hAnsi="FangSong_GB2312" w:eastAsia="FangSong_GB2312" w:cs="FangSong_GB2312"/>
+                <w:rFonts w:ascii="Songti SC" w:hAnsi="Songti SC" w:eastAsia="Songti SC" w:cs="Songti SC"/>
                 <w:b w:val="0"/>
                 <w:sz w:val="18"/>
               </w:rPr>
@@ -8455,7 +8684,7 @@
             <w:r/>
             <w:r>
               <w:rPr>
-                <w:rFonts w:ascii="FangSong_GB2312" w:hAnsi="FangSong_GB2312" w:eastAsia="FangSong_GB2312" w:cs="FangSong_GB2312"/>
+                <w:rFonts w:ascii="Songti SC" w:hAnsi="Songti SC" w:eastAsia="Songti SC" w:cs="Songti SC"/>
                 <w:b w:val="0"/>
                 <w:sz w:val="18"/>
               </w:rPr>
@@ -8481,7 +8710,7 @@
             <w:r/>
             <w:r>
               <w:rPr>
-                <w:rFonts w:ascii="FangSong_GB2312" w:hAnsi="FangSong_GB2312" w:eastAsia="FangSong_GB2312" w:cs="FangSong_GB2312"/>
+                <w:rFonts w:ascii="Songti SC" w:hAnsi="Songti SC" w:eastAsia="Songti SC" w:cs="Songti SC"/>
                 <w:b w:val="0"/>
                 <w:sz w:val="18"/>
               </w:rPr>
@@ -8509,7 +8738,7 @@
             <w:r/>
             <w:r>
               <w:rPr>
-                <w:rFonts w:ascii="FangSong_GB2312" w:hAnsi="FangSong_GB2312" w:eastAsia="FangSong_GB2312" w:cs="FangSong_GB2312"/>
+                <w:rFonts w:ascii="Songti SC" w:hAnsi="Songti SC" w:eastAsia="Songti SC" w:cs="Songti SC"/>
                 <w:b w:val="0"/>
                 <w:sz w:val="18"/>
               </w:rPr>
@@ -8535,7 +8764,7 @@
             <w:r/>
             <w:r>
               <w:rPr>
-                <w:rFonts w:ascii="FangSong_GB2312" w:hAnsi="FangSong_GB2312" w:eastAsia="FangSong_GB2312" w:cs="FangSong_GB2312"/>
+                <w:rFonts w:ascii="Songti SC" w:hAnsi="Songti SC" w:eastAsia="Songti SC" w:cs="Songti SC"/>
                 <w:b w:val="0"/>
                 <w:sz w:val="18"/>
               </w:rPr>
@@ -8561,7 +8790,7 @@
             <w:r/>
             <w:r>
               <w:rPr>
-                <w:rFonts w:ascii="FangSong_GB2312" w:hAnsi="FangSong_GB2312" w:eastAsia="FangSong_GB2312" w:cs="FangSong_GB2312"/>
+                <w:rFonts w:ascii="Songti SC" w:hAnsi="Songti SC" w:eastAsia="Songti SC" w:cs="Songti SC"/>
                 <w:b w:val="0"/>
                 <w:sz w:val="18"/>
               </w:rPr>
@@ -8587,7 +8816,7 @@
             <w:r/>
             <w:r>
               <w:rPr>
-                <w:rFonts w:ascii="FangSong_GB2312" w:hAnsi="FangSong_GB2312" w:eastAsia="FangSong_GB2312" w:cs="FangSong_GB2312"/>
+                <w:rFonts w:ascii="Songti SC" w:hAnsi="Songti SC" w:eastAsia="Songti SC" w:cs="Songti SC"/>
                 <w:b w:val="0"/>
                 <w:sz w:val="18"/>
               </w:rPr>
@@ -8615,7 +8844,7 @@
             <w:r/>
             <w:r>
               <w:rPr>
-                <w:rFonts w:ascii="FangSong_GB2312" w:hAnsi="FangSong_GB2312" w:eastAsia="FangSong_GB2312" w:cs="FangSong_GB2312"/>
+                <w:rFonts w:ascii="Songti SC" w:hAnsi="Songti SC" w:eastAsia="Songti SC" w:cs="Songti SC"/>
                 <w:b w:val="0"/>
                 <w:sz w:val="18"/>
               </w:rPr>
@@ -8641,7 +8870,7 @@
             <w:r/>
             <w:r>
               <w:rPr>
-                <w:rFonts w:ascii="FangSong_GB2312" w:hAnsi="FangSong_GB2312" w:eastAsia="FangSong_GB2312" w:cs="FangSong_GB2312"/>
+                <w:rFonts w:ascii="Songti SC" w:hAnsi="Songti SC" w:eastAsia="Songti SC" w:cs="Songti SC"/>
                 <w:b w:val="0"/>
                 <w:sz w:val="18"/>
               </w:rPr>
@@ -8658,7 +8887,7 @@
             </w:r>
             <w:r>
               <w:rPr>
-                <w:rFonts w:ascii="FangSong_GB2312" w:hAnsi="FangSong_GB2312" w:eastAsia="FangSong_GB2312" w:cs="FangSong_GB2312"/>
+                <w:rFonts w:ascii="Songti SC" w:hAnsi="Songti SC" w:eastAsia="Songti SC" w:cs="Songti SC"/>
                 <w:b w:val="0"/>
                 <w:sz w:val="18"/>
               </w:rPr>
@@ -8684,7 +8913,7 @@
             <w:r/>
             <w:r>
               <w:rPr>
-                <w:rFonts w:ascii="FangSong_GB2312" w:hAnsi="FangSong_GB2312" w:eastAsia="FangSong_GB2312" w:cs="FangSong_GB2312"/>
+                <w:rFonts w:ascii="Songti SC" w:hAnsi="Songti SC" w:eastAsia="Songti SC" w:cs="Songti SC"/>
                 <w:b w:val="0"/>
                 <w:sz w:val="18"/>
               </w:rPr>
@@ -8710,7 +8939,7 @@
             <w:r/>
             <w:r>
               <w:rPr>
-                <w:rFonts w:ascii="FangSong_GB2312" w:hAnsi="FangSong_GB2312" w:eastAsia="FangSong_GB2312" w:cs="FangSong_GB2312"/>
+                <w:rFonts w:ascii="Songti SC" w:hAnsi="Songti SC" w:eastAsia="Songti SC" w:cs="Songti SC"/>
                 <w:b w:val="0"/>
                 <w:sz w:val="18"/>
               </w:rPr>
@@ -8738,7 +8967,7 @@
             <w:r/>
             <w:r>
               <w:rPr>
-                <w:rFonts w:ascii="FangSong_GB2312" w:hAnsi="FangSong_GB2312" w:eastAsia="FangSong_GB2312" w:cs="FangSong_GB2312"/>
+                <w:rFonts w:ascii="Songti SC" w:hAnsi="Songti SC" w:eastAsia="Songti SC" w:cs="Songti SC"/>
                 <w:b w:val="0"/>
                 <w:sz w:val="18"/>
               </w:rPr>
@@ -8764,7 +8993,7 @@
             <w:r/>
             <w:r>
               <w:rPr>
-                <w:rFonts w:ascii="FangSong_GB2312" w:hAnsi="FangSong_GB2312" w:eastAsia="FangSong_GB2312" w:cs="FangSong_GB2312"/>
+                <w:rFonts w:ascii="Songti SC" w:hAnsi="Songti SC" w:eastAsia="Songti SC" w:cs="Songti SC"/>
                 <w:b w:val="0"/>
                 <w:sz w:val="18"/>
               </w:rPr>
@@ -8790,7 +9019,7 @@
             <w:r/>
             <w:r>
               <w:rPr>
-                <w:rFonts w:ascii="FangSong_GB2312" w:hAnsi="FangSong_GB2312" w:eastAsia="FangSong_GB2312" w:cs="FangSong_GB2312"/>
+                <w:rFonts w:ascii="Songti SC" w:hAnsi="Songti SC" w:eastAsia="Songti SC" w:cs="Songti SC"/>
                 <w:b w:val="0"/>
                 <w:sz w:val="18"/>
               </w:rPr>
@@ -8816,7 +9045,7 @@
             <w:r/>
             <w:r>
               <w:rPr>
-                <w:rFonts w:ascii="FangSong_GB2312" w:hAnsi="FangSong_GB2312" w:eastAsia="FangSong_GB2312" w:cs="FangSong_GB2312"/>
+                <w:rFonts w:ascii="Songti SC" w:hAnsi="Songti SC" w:eastAsia="Songti SC" w:cs="Songti SC"/>
                 <w:b w:val="0"/>
                 <w:sz w:val="18"/>
               </w:rPr>
@@ -8844,7 +9073,7 @@
             <w:r/>
             <w:r>
               <w:rPr>
-                <w:rFonts w:ascii="FangSong_GB2312" w:hAnsi="FangSong_GB2312" w:eastAsia="FangSong_GB2312" w:cs="FangSong_GB2312"/>
+                <w:rFonts w:ascii="Songti SC" w:hAnsi="Songti SC" w:eastAsia="Songti SC" w:cs="Songti SC"/>
                 <w:b w:val="0"/>
                 <w:sz w:val="18"/>
               </w:rPr>
@@ -8870,7 +9099,7 @@
             <w:r/>
             <w:r>
               <w:rPr>
-                <w:rFonts w:ascii="FangSong_GB2312" w:hAnsi="FangSong_GB2312" w:eastAsia="FangSong_GB2312" w:cs="FangSong_GB2312"/>
+                <w:rFonts w:ascii="Songti SC" w:hAnsi="Songti SC" w:eastAsia="Songti SC" w:cs="Songti SC"/>
                 <w:b w:val="0"/>
                 <w:sz w:val="18"/>
               </w:rPr>
@@ -8887,7 +9116,7 @@
             </w:r>
             <w:r>
               <w:rPr>
-                <w:rFonts w:ascii="FangSong_GB2312" w:hAnsi="FangSong_GB2312" w:eastAsia="FangSong_GB2312" w:cs="FangSong_GB2312"/>
+                <w:rFonts w:ascii="Songti SC" w:hAnsi="Songti SC" w:eastAsia="Songti SC" w:cs="Songti SC"/>
                 <w:b w:val="0"/>
                 <w:sz w:val="18"/>
               </w:rPr>
@@ -8904,7 +9133,7 @@
             </w:r>
             <w:r>
               <w:rPr>
-                <w:rFonts w:ascii="FangSong_GB2312" w:hAnsi="FangSong_GB2312" w:eastAsia="FangSong_GB2312" w:cs="FangSong_GB2312"/>
+                <w:rFonts w:ascii="Songti SC" w:hAnsi="Songti SC" w:eastAsia="Songti SC" w:cs="Songti SC"/>
                 <w:b w:val="0"/>
                 <w:sz w:val="18"/>
               </w:rPr>
@@ -8930,7 +9159,7 @@
             <w:r/>
             <w:r>
               <w:rPr>
-                <w:rFonts w:ascii="FangSong_GB2312" w:hAnsi="FangSong_GB2312" w:eastAsia="FangSong_GB2312" w:cs="FangSong_GB2312"/>
+                <w:rFonts w:ascii="Songti SC" w:hAnsi="Songti SC" w:eastAsia="Songti SC" w:cs="Songti SC"/>
                 <w:b w:val="0"/>
                 <w:sz w:val="18"/>
               </w:rPr>
@@ -8956,7 +9185,7 @@
             <w:r/>
             <w:r>
               <w:rPr>
-                <w:rFonts w:ascii="FangSong_GB2312" w:hAnsi="FangSong_GB2312" w:eastAsia="FangSong_GB2312" w:cs="FangSong_GB2312"/>
+                <w:rFonts w:ascii="Songti SC" w:hAnsi="Songti SC" w:eastAsia="Songti SC" w:cs="Songti SC"/>
                 <w:b w:val="0"/>
                 <w:sz w:val="18"/>
               </w:rPr>
@@ -8984,7 +9213,7 @@
             <w:r/>
             <w:r>
               <w:rPr>
-                <w:rFonts w:ascii="FangSong_GB2312" w:hAnsi="FangSong_GB2312" w:eastAsia="FangSong_GB2312" w:cs="FangSong_GB2312"/>
+                <w:rFonts w:ascii="Songti SC" w:hAnsi="Songti SC" w:eastAsia="Songti SC" w:cs="Songti SC"/>
                 <w:b w:val="0"/>
                 <w:sz w:val="18"/>
               </w:rPr>
@@ -9019,7 +9248,7 @@
             </w:r>
             <w:r>
               <w:rPr>
-                <w:rFonts w:ascii="FangSong_GB2312" w:hAnsi="FangSong_GB2312" w:eastAsia="FangSong_GB2312" w:cs="FangSong_GB2312"/>
+                <w:rFonts w:ascii="Songti SC" w:hAnsi="Songti SC" w:eastAsia="Songti SC" w:cs="Songti SC"/>
                 <w:b w:val="0"/>
                 <w:sz w:val="18"/>
               </w:rPr>
@@ -9045,7 +9274,7 @@
             <w:r/>
             <w:r>
               <w:rPr>
-                <w:rFonts w:ascii="FangSong_GB2312" w:hAnsi="FangSong_GB2312" w:eastAsia="FangSong_GB2312" w:cs="FangSong_GB2312"/>
+                <w:rFonts w:ascii="Songti SC" w:hAnsi="Songti SC" w:eastAsia="Songti SC" w:cs="Songti SC"/>
                 <w:b w:val="0"/>
                 <w:sz w:val="18"/>
               </w:rPr>
@@ -9071,7 +9300,7 @@
             <w:r/>
             <w:r>
               <w:rPr>
-                <w:rFonts w:ascii="FangSong_GB2312" w:hAnsi="FangSong_GB2312" w:eastAsia="FangSong_GB2312" w:cs="FangSong_GB2312"/>
+                <w:rFonts w:ascii="Songti SC" w:hAnsi="Songti SC" w:eastAsia="Songti SC" w:cs="Songti SC"/>
                 <w:b w:val="0"/>
                 <w:sz w:val="18"/>
               </w:rPr>
@@ -9100,11 +9329,11 @@
       </w:pPr>
       <w:r>
         <w:rPr>
-          <w:rFonts w:ascii="FangSong_GB2312" w:hAnsi="FangSong_GB2312" w:eastAsia="FangSong_GB2312" w:cs="FangSong_GB2312"/>
+          <w:rFonts w:ascii="Songti SC" w:hAnsi="Songti SC" w:eastAsia="Songti SC" w:cs="Songti SC"/>
           <w:b w:val="0"/>
           <w:sz w:val="22"/>
         </w:rPr>
-        <w:t>目标器件、候选 part 的验证门禁、工具版本、HDL 子集、无 IP/硬核资源、同步复位、显式 FSM 恢复和正式/探索 XDC 隔离均以 UART-DOC-001 §3、§7 为准。当前无批准管脚分配；正式 XDC 缺板级事实时必须 fail-closed；旧 K70T XDC/工具结果仅是历史 exploratory 证据，不得继承为 690T 结论。</w:t>
+        <w:t>目标器件、精确 part 的验证门禁、工具版本、HDL 子集、同步复位、显式 FSM 恢复和正式/探索 XDC 隔离均以 UART-DOC-001 §3、§7 为准。UG887 来源的 VC709 候选管脚/电气约束已用归档 XTP213/Master XDC 复核，但尚无授权批准的管脚分配和实物板卡修订确认；正式放行前必须重跑修订后约束的 DRC/STA。旧 K70T XDC/工具结果仅是历史 exploratory 证据，不得继承为 690T 结论。</w:t>
       </w:r>
     </w:p>
     <w:p>
@@ -9121,7 +9350,7 @@
       </w:pPr>
       <w:r>
         <w:rPr>
-          <w:rFonts w:ascii="FangSong_GB2312" w:hAnsi="FangSong_GB2312" w:eastAsia="FangSong_GB2312" w:cs="FangSong_GB2312"/>
+          <w:rFonts w:ascii="Songti SC" w:hAnsi="Songti SC" w:eastAsia="Songti SC" w:cs="Songti SC"/>
           <w:b w:val="0"/>
           <w:sz w:val="22"/>
         </w:rPr>
@@ -9175,7 +9404,7 @@
             <w:r/>
             <w:r>
               <w:rPr>
-                <w:rFonts w:ascii="FangSong_GB2312" w:hAnsi="FangSong_GB2312" w:eastAsia="FangSong_GB2312" w:cs="FangSong_GB2312"/>
+                <w:rFonts w:ascii="Songti SC" w:hAnsi="Songti SC" w:eastAsia="Songti SC" w:cs="Songti SC"/>
                 <w:b/>
                 <w:sz w:val="18"/>
               </w:rPr>
@@ -9202,7 +9431,7 @@
             <w:r/>
             <w:r>
               <w:rPr>
-                <w:rFonts w:ascii="FangSong_GB2312" w:hAnsi="FangSong_GB2312" w:eastAsia="FangSong_GB2312" w:cs="FangSong_GB2312"/>
+                <w:rFonts w:ascii="Songti SC" w:hAnsi="Songti SC" w:eastAsia="Songti SC" w:cs="Songti SC"/>
                 <w:b/>
                 <w:sz w:val="18"/>
               </w:rPr>
@@ -9229,7 +9458,7 @@
             <w:r/>
             <w:r>
               <w:rPr>
-                <w:rFonts w:ascii="FangSong_GB2312" w:hAnsi="FangSong_GB2312" w:eastAsia="FangSong_GB2312" w:cs="FangSong_GB2312"/>
+                <w:rFonts w:ascii="Songti SC" w:hAnsi="Songti SC" w:eastAsia="Songti SC" w:cs="Songti SC"/>
                 <w:b/>
                 <w:sz w:val="18"/>
               </w:rPr>
@@ -9256,7 +9485,7 @@
             <w:r/>
             <w:r>
               <w:rPr>
-                <w:rFonts w:ascii="FangSong_GB2312" w:hAnsi="FangSong_GB2312" w:eastAsia="FangSong_GB2312" w:cs="FangSong_GB2312"/>
+                <w:rFonts w:ascii="Songti SC" w:hAnsi="Songti SC" w:eastAsia="Songti SC" w:cs="Songti SC"/>
                 <w:b/>
                 <w:sz w:val="18"/>
               </w:rPr>
@@ -9283,7 +9512,7 @@
             <w:r/>
             <w:r>
               <w:rPr>
-                <w:rFonts w:ascii="FangSong_GB2312" w:hAnsi="FangSong_GB2312" w:eastAsia="FangSong_GB2312" w:cs="FangSong_GB2312"/>
+                <w:rFonts w:ascii="Songti SC" w:hAnsi="Songti SC" w:eastAsia="Songti SC" w:cs="Songti SC"/>
                 <w:b/>
                 <w:sz w:val="18"/>
               </w:rPr>
@@ -9310,7 +9539,7 @@
             <w:r/>
             <w:r>
               <w:rPr>
-                <w:rFonts w:ascii="FangSong_GB2312" w:hAnsi="FangSong_GB2312" w:eastAsia="FangSong_GB2312" w:cs="FangSong_GB2312"/>
+                <w:rFonts w:ascii="Songti SC" w:hAnsi="Songti SC" w:eastAsia="Songti SC" w:cs="Songti SC"/>
                 <w:b/>
                 <w:sz w:val="18"/>
               </w:rPr>
@@ -9338,7 +9567,7 @@
             <w:r/>
             <w:r>
               <w:rPr>
-                <w:rFonts w:ascii="FangSong_GB2312" w:hAnsi="FangSong_GB2312" w:eastAsia="FangSong_GB2312" w:cs="FangSong_GB2312"/>
+                <w:rFonts w:ascii="Songti SC" w:hAnsi="Songti SC" w:eastAsia="Songti SC" w:cs="Songti SC"/>
                 <w:b w:val="0"/>
                 <w:sz w:val="18"/>
               </w:rPr>
@@ -9364,7 +9593,7 @@
             <w:r/>
             <w:r>
               <w:rPr>
-                <w:rFonts w:ascii="FangSong_GB2312" w:hAnsi="FangSong_GB2312" w:eastAsia="FangSong_GB2312" w:cs="FangSong_GB2312"/>
+                <w:rFonts w:ascii="Songti SC" w:hAnsi="Songti SC" w:eastAsia="Songti SC" w:cs="Songti SC"/>
                 <w:b w:val="0"/>
                 <w:sz w:val="18"/>
               </w:rPr>
@@ -9390,7 +9619,7 @@
             <w:r/>
             <w:r>
               <w:rPr>
-                <w:rFonts w:ascii="FangSong_GB2312" w:hAnsi="FangSong_GB2312" w:eastAsia="FangSong_GB2312" w:cs="FangSong_GB2312"/>
+                <w:rFonts w:ascii="Songti SC" w:hAnsi="Songti SC" w:eastAsia="Songti SC" w:cs="Songti SC"/>
                 <w:b w:val="0"/>
                 <w:sz w:val="18"/>
               </w:rPr>
@@ -9416,7 +9645,7 @@
             <w:r/>
             <w:r>
               <w:rPr>
-                <w:rFonts w:ascii="FangSong_GB2312" w:hAnsi="FangSong_GB2312" w:eastAsia="FangSong_GB2312" w:cs="FangSong_GB2312"/>
+                <w:rFonts w:ascii="Songti SC" w:hAnsi="Songti SC" w:eastAsia="Songti SC" w:cs="Songti SC"/>
                 <w:b w:val="0"/>
                 <w:sz w:val="18"/>
               </w:rPr>
@@ -9442,7 +9671,7 @@
             <w:r/>
             <w:r>
               <w:rPr>
-                <w:rFonts w:ascii="FangSong_GB2312" w:hAnsi="FangSong_GB2312" w:eastAsia="FangSong_GB2312" w:cs="FangSong_GB2312"/>
+                <w:rFonts w:ascii="Songti SC" w:hAnsi="Songti SC" w:eastAsia="Songti SC" w:cs="Songti SC"/>
                 <w:b w:val="0"/>
                 <w:sz w:val="18"/>
               </w:rPr>
@@ -9468,7 +9697,7 @@
             <w:r/>
             <w:r>
               <w:rPr>
-                <w:rFonts w:ascii="FangSong_GB2312" w:hAnsi="FangSong_GB2312" w:eastAsia="FangSong_GB2312" w:cs="FangSong_GB2312"/>
+                <w:rFonts w:ascii="Songti SC" w:hAnsi="Songti SC" w:eastAsia="Songti SC" w:cs="Songti SC"/>
                 <w:b w:val="0"/>
                 <w:sz w:val="18"/>
               </w:rPr>
@@ -9496,7 +9725,7 @@
             <w:r/>
             <w:r>
               <w:rPr>
-                <w:rFonts w:ascii="FangSong_GB2312" w:hAnsi="FangSong_GB2312" w:eastAsia="FangSong_GB2312" w:cs="FangSong_GB2312"/>
+                <w:rFonts w:ascii="Songti SC" w:hAnsi="Songti SC" w:eastAsia="Songti SC" w:cs="Songti SC"/>
                 <w:b w:val="0"/>
                 <w:sz w:val="18"/>
               </w:rPr>
@@ -9522,7 +9751,7 @@
             <w:r/>
             <w:r>
               <w:rPr>
-                <w:rFonts w:ascii="FangSong_GB2312" w:hAnsi="FangSong_GB2312" w:eastAsia="FangSong_GB2312" w:cs="FangSong_GB2312"/>
+                <w:rFonts w:ascii="Songti SC" w:hAnsi="Songti SC" w:eastAsia="Songti SC" w:cs="Songti SC"/>
                 <w:b w:val="0"/>
                 <w:sz w:val="18"/>
               </w:rPr>
@@ -9548,7 +9777,7 @@
             <w:r/>
             <w:r>
               <w:rPr>
-                <w:rFonts w:ascii="FangSong_GB2312" w:hAnsi="FangSong_GB2312" w:eastAsia="FangSong_GB2312" w:cs="FangSong_GB2312"/>
+                <w:rFonts w:ascii="Songti SC" w:hAnsi="Songti SC" w:eastAsia="Songti SC" w:cs="Songti SC"/>
                 <w:b w:val="0"/>
                 <w:sz w:val="18"/>
               </w:rPr>
@@ -9574,7 +9803,7 @@
             <w:r/>
             <w:r>
               <w:rPr>
-                <w:rFonts w:ascii="FangSong_GB2312" w:hAnsi="FangSong_GB2312" w:eastAsia="FangSong_GB2312" w:cs="FangSong_GB2312"/>
+                <w:rFonts w:ascii="Songti SC" w:hAnsi="Songti SC" w:eastAsia="Songti SC" w:cs="Songti SC"/>
                 <w:b w:val="0"/>
                 <w:sz w:val="18"/>
               </w:rPr>
@@ -9600,7 +9829,7 @@
             <w:r/>
             <w:r>
               <w:rPr>
-                <w:rFonts w:ascii="FangSong_GB2312" w:hAnsi="FangSong_GB2312" w:eastAsia="FangSong_GB2312" w:cs="FangSong_GB2312"/>
+                <w:rFonts w:ascii="Songti SC" w:hAnsi="Songti SC" w:eastAsia="Songti SC" w:cs="Songti SC"/>
                 <w:b w:val="0"/>
                 <w:sz w:val="18"/>
               </w:rPr>
@@ -9626,7 +9855,7 @@
             <w:r/>
             <w:r>
               <w:rPr>
-                <w:rFonts w:ascii="FangSong_GB2312" w:hAnsi="FangSong_GB2312" w:eastAsia="FangSong_GB2312" w:cs="FangSong_GB2312"/>
+                <w:rFonts w:ascii="Songti SC" w:hAnsi="Songti SC" w:eastAsia="Songti SC" w:cs="Songti SC"/>
                 <w:b w:val="0"/>
                 <w:sz w:val="18"/>
               </w:rPr>
@@ -9654,7 +9883,7 @@
             <w:r/>
             <w:r>
               <w:rPr>
-                <w:rFonts w:ascii="FangSong_GB2312" w:hAnsi="FangSong_GB2312" w:eastAsia="FangSong_GB2312" w:cs="FangSong_GB2312"/>
+                <w:rFonts w:ascii="Songti SC" w:hAnsi="Songti SC" w:eastAsia="Songti SC" w:cs="Songti SC"/>
                 <w:b w:val="0"/>
                 <w:sz w:val="18"/>
               </w:rPr>
@@ -9680,7 +9909,7 @@
             <w:r/>
             <w:r>
               <w:rPr>
-                <w:rFonts w:ascii="FangSong_GB2312" w:hAnsi="FangSong_GB2312" w:eastAsia="FangSong_GB2312" w:cs="FangSong_GB2312"/>
+                <w:rFonts w:ascii="Songti SC" w:hAnsi="Songti SC" w:eastAsia="Songti SC" w:cs="Songti SC"/>
                 <w:b w:val="0"/>
                 <w:sz w:val="18"/>
               </w:rPr>
@@ -9706,7 +9935,7 @@
             <w:r/>
             <w:r>
               <w:rPr>
-                <w:rFonts w:ascii="FangSong_GB2312" w:hAnsi="FangSong_GB2312" w:eastAsia="FangSong_GB2312" w:cs="FangSong_GB2312"/>
+                <w:rFonts w:ascii="Songti SC" w:hAnsi="Songti SC" w:eastAsia="Songti SC" w:cs="Songti SC"/>
                 <w:b w:val="0"/>
                 <w:sz w:val="18"/>
               </w:rPr>
@@ -9732,7 +9961,7 @@
             <w:r/>
             <w:r>
               <w:rPr>
-                <w:rFonts w:ascii="FangSong_GB2312" w:hAnsi="FangSong_GB2312" w:eastAsia="FangSong_GB2312" w:cs="FangSong_GB2312"/>
+                <w:rFonts w:ascii="Songti SC" w:hAnsi="Songti SC" w:eastAsia="Songti SC" w:cs="Songti SC"/>
                 <w:b w:val="0"/>
                 <w:sz w:val="18"/>
               </w:rPr>
@@ -9758,7 +9987,7 @@
             <w:r/>
             <w:r>
               <w:rPr>
-                <w:rFonts w:ascii="FangSong_GB2312" w:hAnsi="FangSong_GB2312" w:eastAsia="FangSong_GB2312" w:cs="FangSong_GB2312"/>
+                <w:rFonts w:ascii="Songti SC" w:hAnsi="Songti SC" w:eastAsia="Songti SC" w:cs="Songti SC"/>
                 <w:b w:val="0"/>
                 <w:sz w:val="18"/>
               </w:rPr>
@@ -9784,7 +10013,7 @@
             <w:r/>
             <w:r>
               <w:rPr>
-                <w:rFonts w:ascii="FangSong_GB2312" w:hAnsi="FangSong_GB2312" w:eastAsia="FangSong_GB2312" w:cs="FangSong_GB2312"/>
+                <w:rFonts w:ascii="Songti SC" w:hAnsi="Songti SC" w:eastAsia="Songti SC" w:cs="Songti SC"/>
                 <w:b w:val="0"/>
                 <w:sz w:val="18"/>
               </w:rPr>
@@ -9812,7 +10041,7 @@
             <w:r/>
             <w:r>
               <w:rPr>
-                <w:rFonts w:ascii="FangSong_GB2312" w:hAnsi="FangSong_GB2312" w:eastAsia="FangSong_GB2312" w:cs="FangSong_GB2312"/>
+                <w:rFonts w:ascii="Songti SC" w:hAnsi="Songti SC" w:eastAsia="Songti SC" w:cs="Songti SC"/>
                 <w:b w:val="0"/>
                 <w:sz w:val="18"/>
               </w:rPr>
@@ -9838,7 +10067,7 @@
             <w:r/>
             <w:r>
               <w:rPr>
-                <w:rFonts w:ascii="FangSong_GB2312" w:hAnsi="FangSong_GB2312" w:eastAsia="FangSong_GB2312" w:cs="FangSong_GB2312"/>
+                <w:rFonts w:ascii="Songti SC" w:hAnsi="Songti SC" w:eastAsia="Songti SC" w:cs="Songti SC"/>
                 <w:b w:val="0"/>
                 <w:sz w:val="18"/>
               </w:rPr>
@@ -9864,7 +10093,7 @@
             <w:r/>
             <w:r>
               <w:rPr>
-                <w:rFonts w:ascii="FangSong_GB2312" w:hAnsi="FangSong_GB2312" w:eastAsia="FangSong_GB2312" w:cs="FangSong_GB2312"/>
+                <w:rFonts w:ascii="Songti SC" w:hAnsi="Songti SC" w:eastAsia="Songti SC" w:cs="Songti SC"/>
                 <w:b w:val="0"/>
                 <w:sz w:val="18"/>
               </w:rPr>
@@ -9890,7 +10119,7 @@
             <w:r/>
             <w:r>
               <w:rPr>
-                <w:rFonts w:ascii="FangSong_GB2312" w:hAnsi="FangSong_GB2312" w:eastAsia="FangSong_GB2312" w:cs="FangSong_GB2312"/>
+                <w:rFonts w:ascii="Songti SC" w:hAnsi="Songti SC" w:eastAsia="Songti SC" w:cs="Songti SC"/>
                 <w:b w:val="0"/>
                 <w:sz w:val="18"/>
               </w:rPr>
@@ -9916,7 +10145,7 @@
             <w:r/>
             <w:r>
               <w:rPr>
-                <w:rFonts w:ascii="FangSong_GB2312" w:hAnsi="FangSong_GB2312" w:eastAsia="FangSong_GB2312" w:cs="FangSong_GB2312"/>
+                <w:rFonts w:ascii="Songti SC" w:hAnsi="Songti SC" w:eastAsia="Songti SC" w:cs="Songti SC"/>
                 <w:b w:val="0"/>
                 <w:sz w:val="18"/>
               </w:rPr>
@@ -9942,7 +10171,7 @@
             <w:r/>
             <w:r>
               <w:rPr>
-                <w:rFonts w:ascii="FangSong_GB2312" w:hAnsi="FangSong_GB2312" w:eastAsia="FangSong_GB2312" w:cs="FangSong_GB2312"/>
+                <w:rFonts w:ascii="Songti SC" w:hAnsi="Songti SC" w:eastAsia="Songti SC" w:cs="Songti SC"/>
                 <w:b w:val="0"/>
                 <w:sz w:val="18"/>
               </w:rPr>
@@ -9970,7 +10199,7 @@
             <w:r/>
             <w:r>
               <w:rPr>
-                <w:rFonts w:ascii="FangSong_GB2312" w:hAnsi="FangSong_GB2312" w:eastAsia="FangSong_GB2312" w:cs="FangSong_GB2312"/>
+                <w:rFonts w:ascii="Songti SC" w:hAnsi="Songti SC" w:eastAsia="Songti SC" w:cs="Songti SC"/>
                 <w:b w:val="0"/>
                 <w:sz w:val="18"/>
               </w:rPr>
@@ -9996,7 +10225,7 @@
             <w:r/>
             <w:r>
               <w:rPr>
-                <w:rFonts w:ascii="FangSong_GB2312" w:hAnsi="FangSong_GB2312" w:eastAsia="FangSong_GB2312" w:cs="FangSong_GB2312"/>
+                <w:rFonts w:ascii="Songti SC" w:hAnsi="Songti SC" w:eastAsia="Songti SC" w:cs="Songti SC"/>
                 <w:b w:val="0"/>
                 <w:sz w:val="18"/>
               </w:rPr>
@@ -10022,7 +10251,7 @@
             <w:r/>
             <w:r>
               <w:rPr>
-                <w:rFonts w:ascii="FangSong_GB2312" w:hAnsi="FangSong_GB2312" w:eastAsia="FangSong_GB2312" w:cs="FangSong_GB2312"/>
+                <w:rFonts w:ascii="Songti SC" w:hAnsi="Songti SC" w:eastAsia="Songti SC" w:cs="Songti SC"/>
                 <w:b w:val="0"/>
                 <w:sz w:val="18"/>
               </w:rPr>
@@ -10048,7 +10277,7 @@
             <w:r/>
             <w:r>
               <w:rPr>
-                <w:rFonts w:ascii="FangSong_GB2312" w:hAnsi="FangSong_GB2312" w:eastAsia="FangSong_GB2312" w:cs="FangSong_GB2312"/>
+                <w:rFonts w:ascii="Songti SC" w:hAnsi="Songti SC" w:eastAsia="Songti SC" w:cs="Songti SC"/>
                 <w:b w:val="0"/>
                 <w:sz w:val="18"/>
               </w:rPr>
@@ -10074,7 +10303,7 @@
             <w:r/>
             <w:r>
               <w:rPr>
-                <w:rFonts w:ascii="FangSong_GB2312" w:hAnsi="FangSong_GB2312" w:eastAsia="FangSong_GB2312" w:cs="FangSong_GB2312"/>
+                <w:rFonts w:ascii="Songti SC" w:hAnsi="Songti SC" w:eastAsia="Songti SC" w:cs="Songti SC"/>
                 <w:b w:val="0"/>
                 <w:sz w:val="18"/>
               </w:rPr>
@@ -10100,7 +10329,7 @@
             <w:r/>
             <w:r>
               <w:rPr>
-                <w:rFonts w:ascii="FangSong_GB2312" w:hAnsi="FangSong_GB2312" w:eastAsia="FangSong_GB2312" w:cs="FangSong_GB2312"/>
+                <w:rFonts w:ascii="Songti SC" w:hAnsi="Songti SC" w:eastAsia="Songti SC" w:cs="Songti SC"/>
                 <w:b w:val="0"/>
                 <w:sz w:val="18"/>
               </w:rPr>
@@ -10128,7 +10357,7 @@
             <w:r/>
             <w:r>
               <w:rPr>
-                <w:rFonts w:ascii="FangSong_GB2312" w:hAnsi="FangSong_GB2312" w:eastAsia="FangSong_GB2312" w:cs="FangSong_GB2312"/>
+                <w:rFonts w:ascii="Songti SC" w:hAnsi="Songti SC" w:eastAsia="Songti SC" w:cs="Songti SC"/>
                 <w:b w:val="0"/>
                 <w:sz w:val="18"/>
               </w:rPr>
@@ -10154,7 +10383,7 @@
             <w:r/>
             <w:r>
               <w:rPr>
-                <w:rFonts w:ascii="FangSong_GB2312" w:hAnsi="FangSong_GB2312" w:eastAsia="FangSong_GB2312" w:cs="FangSong_GB2312"/>
+                <w:rFonts w:ascii="Songti SC" w:hAnsi="Songti SC" w:eastAsia="Songti SC" w:cs="Songti SC"/>
                 <w:b w:val="0"/>
                 <w:sz w:val="18"/>
               </w:rPr>
@@ -10180,7 +10409,7 @@
             <w:r/>
             <w:r>
               <w:rPr>
-                <w:rFonts w:ascii="FangSong_GB2312" w:hAnsi="FangSong_GB2312" w:eastAsia="FangSong_GB2312" w:cs="FangSong_GB2312"/>
+                <w:rFonts w:ascii="Songti SC" w:hAnsi="Songti SC" w:eastAsia="Songti SC" w:cs="Songti SC"/>
                 <w:b w:val="0"/>
                 <w:sz w:val="18"/>
               </w:rPr>
@@ -10206,7 +10435,7 @@
             <w:r/>
             <w:r>
               <w:rPr>
-                <w:rFonts w:ascii="FangSong_GB2312" w:hAnsi="FangSong_GB2312" w:eastAsia="FangSong_GB2312" w:cs="FangSong_GB2312"/>
+                <w:rFonts w:ascii="Songti SC" w:hAnsi="Songti SC" w:eastAsia="Songti SC" w:cs="Songti SC"/>
                 <w:b w:val="0"/>
                 <w:sz w:val="18"/>
               </w:rPr>
@@ -10232,7 +10461,7 @@
             <w:r/>
             <w:r>
               <w:rPr>
-                <w:rFonts w:ascii="FangSong_GB2312" w:hAnsi="FangSong_GB2312" w:eastAsia="FangSong_GB2312" w:cs="FangSong_GB2312"/>
+                <w:rFonts w:ascii="Songti SC" w:hAnsi="Songti SC" w:eastAsia="Songti SC" w:cs="Songti SC"/>
                 <w:b w:val="0"/>
                 <w:sz w:val="18"/>
               </w:rPr>
@@ -10258,7 +10487,7 @@
             <w:r/>
             <w:r>
               <w:rPr>
-                <w:rFonts w:ascii="FangSong_GB2312" w:hAnsi="FangSong_GB2312" w:eastAsia="FangSong_GB2312" w:cs="FangSong_GB2312"/>
+                <w:rFonts w:ascii="Songti SC" w:hAnsi="Songti SC" w:eastAsia="Songti SC" w:cs="Songti SC"/>
                 <w:b w:val="0"/>
                 <w:sz w:val="18"/>
               </w:rPr>
@@ -10286,7 +10515,7 @@
             <w:r/>
             <w:r>
               <w:rPr>
-                <w:rFonts w:ascii="FangSong_GB2312" w:hAnsi="FangSong_GB2312" w:eastAsia="FangSong_GB2312" w:cs="FangSong_GB2312"/>
+                <w:rFonts w:ascii="Songti SC" w:hAnsi="Songti SC" w:eastAsia="Songti SC" w:cs="Songti SC"/>
                 <w:b w:val="0"/>
                 <w:sz w:val="18"/>
               </w:rPr>
@@ -10312,7 +10541,7 @@
             <w:r/>
             <w:r>
               <w:rPr>
-                <w:rFonts w:ascii="FangSong_GB2312" w:hAnsi="FangSong_GB2312" w:eastAsia="FangSong_GB2312" w:cs="FangSong_GB2312"/>
+                <w:rFonts w:ascii="Songti SC" w:hAnsi="Songti SC" w:eastAsia="Songti SC" w:cs="Songti SC"/>
                 <w:b w:val="0"/>
                 <w:sz w:val="18"/>
               </w:rPr>
@@ -10338,7 +10567,7 @@
             <w:r/>
             <w:r>
               <w:rPr>
-                <w:rFonts w:ascii="FangSong_GB2312" w:hAnsi="FangSong_GB2312" w:eastAsia="FangSong_GB2312" w:cs="FangSong_GB2312"/>
+                <w:rFonts w:ascii="Songti SC" w:hAnsi="Songti SC" w:eastAsia="Songti SC" w:cs="Songti SC"/>
                 <w:b w:val="0"/>
                 <w:sz w:val="18"/>
               </w:rPr>
@@ -10364,7 +10593,7 @@
             <w:r/>
             <w:r>
               <w:rPr>
-                <w:rFonts w:ascii="FangSong_GB2312" w:hAnsi="FangSong_GB2312" w:eastAsia="FangSong_GB2312" w:cs="FangSong_GB2312"/>
+                <w:rFonts w:ascii="Songti SC" w:hAnsi="Songti SC" w:eastAsia="Songti SC" w:cs="Songti SC"/>
                 <w:b w:val="0"/>
                 <w:sz w:val="18"/>
               </w:rPr>
@@ -10390,7 +10619,7 @@
             <w:r/>
             <w:r>
               <w:rPr>
-                <w:rFonts w:ascii="FangSong_GB2312" w:hAnsi="FangSong_GB2312" w:eastAsia="FangSong_GB2312" w:cs="FangSong_GB2312"/>
+                <w:rFonts w:ascii="Songti SC" w:hAnsi="Songti SC" w:eastAsia="Songti SC" w:cs="Songti SC"/>
                 <w:b w:val="0"/>
                 <w:sz w:val="18"/>
               </w:rPr>
@@ -10416,7 +10645,7 @@
             <w:r/>
             <w:r>
               <w:rPr>
-                <w:rFonts w:ascii="FangSong_GB2312" w:hAnsi="FangSong_GB2312" w:eastAsia="FangSong_GB2312" w:cs="FangSong_GB2312"/>
+                <w:rFonts w:ascii="Songti SC" w:hAnsi="Songti SC" w:eastAsia="Songti SC" w:cs="Songti SC"/>
                 <w:b w:val="0"/>
                 <w:sz w:val="18"/>
               </w:rPr>
@@ -10437,7 +10666,7 @@
       </w:pPr>
       <w:r>
         <w:rPr>
-          <w:rFonts w:ascii="FangSong_GB2312" w:hAnsi="FangSong_GB2312" w:eastAsia="FangSong_GB2312" w:cs="FangSong_GB2312"/>
+          <w:rFonts w:ascii="Songti SC" w:hAnsi="Songti SC" w:eastAsia="Songti SC" w:cs="Songti SC"/>
           <w:b w:val="0"/>
           <w:sz w:val="22"/>
         </w:rPr>
@@ -10458,7 +10687,7 @@
       </w:pPr>
       <w:r>
         <w:rPr>
-          <w:rFonts w:ascii="FangSong_GB2312" w:hAnsi="FangSong_GB2312" w:eastAsia="FangSong_GB2312" w:cs="FangSong_GB2312"/>
+          <w:rFonts w:ascii="Songti SC" w:hAnsi="Songti SC" w:eastAsia="Songti SC" w:cs="Songti SC"/>
           <w:b w:val="0"/>
           <w:sz w:val="22"/>
         </w:rPr>
@@ -10475,7 +10704,7 @@
       </w:r>
       <w:r>
         <w:rPr>
-          <w:rFonts w:ascii="FangSong_GB2312" w:hAnsi="FangSong_GB2312" w:eastAsia="FangSong_GB2312" w:cs="FangSong_GB2312"/>
+          <w:rFonts w:ascii="Songti SC" w:hAnsi="Songti SC" w:eastAsia="Songti SC" w:cs="Songti SC"/>
           <w:b w:val="0"/>
           <w:sz w:val="22"/>
         </w:rPr>
@@ -10496,7 +10725,7 @@
       </w:pPr>
       <w:r>
         <w:rPr>
-          <w:rFonts w:ascii="FangSong_GB2312" w:hAnsi="FangSong_GB2312" w:eastAsia="FangSong_GB2312" w:cs="FangSong_GB2312"/>
+          <w:rFonts w:ascii="Songti SC" w:hAnsi="Songti SC" w:eastAsia="Songti SC" w:cs="Songti SC"/>
           <w:b w:val="0"/>
           <w:sz w:val="22"/>
         </w:rPr>
@@ -10524,7 +10753,7 @@
     </w:pPr>
     <w:r>
       <w:rPr>
-        <w:rFonts w:ascii="FangSong_GB2312" w:hAnsi="FangSong_GB2312" w:eastAsia="FangSong_GB2312" w:cs="FangSong_GB2312"/>
+        <w:rFonts w:ascii="Songti SC" w:hAnsi="Songti SC" w:eastAsia="Songti SC" w:cs="Songti SC"/>
         <w:color w:val="666666"/>
         <w:sz w:val="18"/>
       </w:rPr>
@@ -10535,7 +10764,7 @@
     </w:r>
     <w:r>
       <w:rPr>
-        <w:rFonts w:ascii="FangSong_GB2312" w:hAnsi="FangSong_GB2312" w:eastAsia="FangSong_GB2312" w:cs="FangSong_GB2312"/>
+        <w:rFonts w:ascii="Songti SC" w:hAnsi="Songti SC" w:eastAsia="Songti SC" w:cs="Songti SC"/>
         <w:color w:val="666666"/>
         <w:sz w:val="18"/>
       </w:rPr>
@@ -10554,7 +10783,7 @@
     </w:pPr>
     <w:r>
       <w:rPr>
-        <w:rFonts w:ascii="FangSong_GB2312" w:hAnsi="FangSong_GB2312" w:eastAsia="FangSong_GB2312" w:cs="FangSong_GB2312"/>
+        <w:rFonts w:ascii="Songti SC" w:hAnsi="Songti SC" w:eastAsia="Songti SC" w:cs="Songti SC"/>
         <w:color w:val="666666"/>
         <w:sz w:val="17"/>
       </w:rPr>
@@ -10969,7 +11198,7 @@
       <w:spacing w:before="0" w:after="120" w:line="300" w:lineRule="auto"/>
     </w:pPr>
     <w:rPr>
-      <w:rFonts w:ascii="FangSong_GB2312" w:hAnsi="FangSong_GB2312" w:eastAsia="FangSong_GB2312" w:cs="FangSong_GB2312"/>
+      <w:rFonts w:ascii="Songti SC" w:hAnsi="Songti SC" w:eastAsia="Songti SC" w:cs="Songti SC"/>
       <w:sz w:val="22"/>
     </w:rPr>
   </w:style>
@@ -11032,7 +11261,7 @@
       <w:outlineLvl w:val="0"/>
     </w:pPr>
     <w:rPr>
-      <w:rFonts w:asciiTheme="majorHAnsi" w:eastAsiaTheme="majorEastAsia" w:hAnsiTheme="majorHAnsi" w:cstheme="majorBidi" w:ascii="FangSong_GB2312" w:hAnsi="FangSong_GB2312" w:eastAsia="FangSong_GB2312" w:cs="FangSong_GB2312"/>
+      <w:rFonts w:asciiTheme="majorHAnsi" w:eastAsiaTheme="majorEastAsia" w:hAnsiTheme="majorHAnsi" w:cstheme="majorBidi" w:ascii="Songti SC" w:hAnsi="Songti SC" w:eastAsia="Songti SC" w:cs="Songti SC"/>
       <w:b/>
       <w:bCs/>
       <w:color w:val="2E74B5"/>
@@ -11056,7 +11285,7 @@
       <w:outlineLvl w:val="1"/>
     </w:pPr>
     <w:rPr>
-      <w:rFonts w:asciiTheme="majorHAnsi" w:eastAsiaTheme="majorEastAsia" w:hAnsiTheme="majorHAnsi" w:cstheme="majorBidi" w:ascii="FangSong_GB2312" w:hAnsi="FangSong_GB2312" w:eastAsia="FangSong_GB2312" w:cs="FangSong_GB2312"/>
+      <w:rFonts w:asciiTheme="majorHAnsi" w:eastAsiaTheme="majorEastAsia" w:hAnsiTheme="majorHAnsi" w:cstheme="majorBidi" w:ascii="Songti SC" w:hAnsi="Songti SC" w:eastAsia="Songti SC" w:cs="Songti SC"/>
       <w:b/>
       <w:bCs/>
       <w:color w:val="2E74B5"/>
@@ -11080,7 +11309,7 @@
       <w:outlineLvl w:val="2"/>
     </w:pPr>
     <w:rPr>
-      <w:rFonts w:asciiTheme="majorHAnsi" w:eastAsiaTheme="majorEastAsia" w:hAnsiTheme="majorHAnsi" w:cstheme="majorBidi" w:ascii="FangSong_GB2312" w:hAnsi="FangSong_GB2312" w:eastAsia="FangSong_GB2312" w:cs="FangSong_GB2312"/>
+      <w:rFonts w:asciiTheme="majorHAnsi" w:eastAsiaTheme="majorEastAsia" w:hAnsiTheme="majorHAnsi" w:cstheme="majorBidi" w:ascii="Songti SC" w:hAnsi="Songti SC" w:eastAsia="Songti SC" w:cs="Songti SC"/>
       <w:b/>
       <w:bCs/>
       <w:color w:val="1F4D78"/>
@@ -11324,7 +11553,7 @@
       <w:jc w:val="center"/>
     </w:pPr>
     <w:rPr>
-      <w:rFonts w:asciiTheme="majorHAnsi" w:eastAsiaTheme="majorEastAsia" w:hAnsiTheme="majorHAnsi" w:cstheme="majorBidi" w:ascii="FangSong_GB2312" w:hAnsi="FangSong_GB2312" w:eastAsia="FangSong_GB2312" w:cs="FangSong_GB2312"/>
+      <w:rFonts w:asciiTheme="majorHAnsi" w:eastAsiaTheme="majorEastAsia" w:hAnsiTheme="majorHAnsi" w:cstheme="majorBidi" w:ascii="Songti SC" w:hAnsi="Songti SC" w:eastAsia="Songti SC" w:cs="Songti SC"/>
       <w:b w:val="0"/>
       <w:color w:val="000000"/>
       <w:spacing w:val="5"/>
@@ -11508,7 +11737,7 @@
       <w:contextualSpacing/>
     </w:pPr>
     <w:rPr>
-      <w:rFonts w:ascii="FangSong_GB2312" w:hAnsi="FangSong_GB2312" w:eastAsia="FangSong_GB2312" w:cs="FangSong_GB2312"/>
+      <w:rFonts w:ascii="Songti SC" w:hAnsi="Songti SC" w:eastAsia="Songti SC" w:cs="Songti SC"/>
       <w:sz w:val="22"/>
     </w:rPr>
   </w:style>
@@ -11553,7 +11782,7 @@
       <w:contextualSpacing/>
     </w:pPr>
     <w:rPr>
-      <w:rFonts w:ascii="FangSong_GB2312" w:hAnsi="FangSong_GB2312" w:eastAsia="FangSong_GB2312" w:cs="FangSong_GB2312"/>
+      <w:rFonts w:ascii="Songti SC" w:hAnsi="Songti SC" w:eastAsia="Songti SC" w:cs="Songti SC"/>
       <w:sz w:val="22"/>
     </w:rPr>
   </w:style>
